--- a/RDS.docx
+++ b/RDS.docx
@@ -439,6 +439,14 @@
                 <w:szCs w:val="28"/>
               </w:rPr>
             </w:pPr>
+            <w:r>
+              <w:rPr>
+                <w:rFonts w:ascii="Times New Roman" w:hAnsi="Times New Roman" w:cs="Times New Roman"/>
+                <w:sz w:val="28"/>
+                <w:szCs w:val="28"/>
+              </w:rPr>
+              <w:t>DE190100</w:t>
+            </w:r>
           </w:p>
         </w:tc>
       </w:tr>
@@ -685,7 +693,7 @@
             </w:rPr>
             <w:fldChar w:fldCharType="separate"/>
           </w:r>
-          <w:hyperlink w:anchor="_Toc230540326" w:history="1">
+          <w:hyperlink w:anchor="_Toc231225484" w:history="1">
             <w:r>
               <w:rPr>
                 <w:rStyle w:val="Hyperlink"/>
@@ -713,7 +721,7 @@
                 <w:noProof/>
                 <w:webHidden/>
               </w:rPr>
-              <w:instrText xml:space="preserve"> PAGEREF _Toc230540326 \h </w:instrText>
+              <w:instrText xml:space="preserve"> PAGEREF _Toc231225484 \h </w:instrText>
             </w:r>
             <w:r>
               <w:rPr>
@@ -759,7 +767,7 @@
               <w14:ligatures w14:val="standardContextual"/>
             </w:rPr>
           </w:pPr>
-          <w:hyperlink w:anchor="_Toc230540327" w:history="1">
+          <w:hyperlink w:anchor="_Toc231225485" w:history="1">
             <w:r>
               <w:rPr>
                 <w:rStyle w:val="Hyperlink"/>
@@ -787,7 +795,7 @@
                 <w:noProof/>
                 <w:webHidden/>
               </w:rPr>
-              <w:instrText xml:space="preserve"> PAGEREF _Toc230540327 \h </w:instrText>
+              <w:instrText xml:space="preserve"> PAGEREF _Toc231225485 \h </w:instrText>
             </w:r>
             <w:r>
               <w:rPr>
@@ -833,7 +841,7 @@
               <w14:ligatures w14:val="standardContextual"/>
             </w:rPr>
           </w:pPr>
-          <w:hyperlink w:anchor="_Toc230540328" w:history="1">
+          <w:hyperlink w:anchor="_Toc231225486" w:history="1">
             <w:r>
               <w:rPr>
                 <w:rStyle w:val="Hyperlink"/>
@@ -861,7 +869,7 @@
                 <w:noProof/>
                 <w:webHidden/>
               </w:rPr>
-              <w:instrText xml:space="preserve"> PAGEREF _Toc230540328 \h </w:instrText>
+              <w:instrText xml:space="preserve"> PAGEREF _Toc231225486 \h </w:instrText>
             </w:r>
             <w:r>
               <w:rPr>
@@ -907,7 +915,7 @@
               <w14:ligatures w14:val="standardContextual"/>
             </w:rPr>
           </w:pPr>
-          <w:hyperlink w:anchor="_Toc230540329" w:history="1">
+          <w:hyperlink w:anchor="_Toc231225487" w:history="1">
             <w:r>
               <w:rPr>
                 <w:rStyle w:val="Hyperlink"/>
@@ -935,7 +943,7 @@
                 <w:noProof/>
                 <w:webHidden/>
               </w:rPr>
-              <w:instrText xml:space="preserve"> PAGEREF _Toc230540329 \h </w:instrText>
+              <w:instrText xml:space="preserve"> PAGEREF _Toc231225487 \h </w:instrText>
             </w:r>
             <w:r>
               <w:rPr>
@@ -981,7 +989,7 @@
               <w14:ligatures w14:val="standardContextual"/>
             </w:rPr>
           </w:pPr>
-          <w:hyperlink w:anchor="_Toc230540330" w:history="1">
+          <w:hyperlink w:anchor="_Toc231225488" w:history="1">
             <w:r>
               <w:rPr>
                 <w:rStyle w:val="Hyperlink"/>
@@ -1009,7 +1017,7 @@
                 <w:noProof/>
                 <w:webHidden/>
               </w:rPr>
-              <w:instrText xml:space="preserve"> PAGEREF _Toc230540330 \h </w:instrText>
+              <w:instrText xml:space="preserve"> PAGEREF _Toc231225488 \h </w:instrText>
             </w:r>
             <w:r>
               <w:rPr>
@@ -1055,7 +1063,7 @@
               <w14:ligatures w14:val="standardContextual"/>
             </w:rPr>
           </w:pPr>
-          <w:hyperlink w:anchor="_Toc230540331" w:history="1">
+          <w:hyperlink w:anchor="_Toc231225489" w:history="1">
             <w:r>
               <w:rPr>
                 <w:rStyle w:val="Hyperlink"/>
@@ -1083,7 +1091,7 @@
                 <w:noProof/>
                 <w:webHidden/>
               </w:rPr>
-              <w:instrText xml:space="preserve"> PAGEREF _Toc230540331 \h </w:instrText>
+              <w:instrText xml:space="preserve"> PAGEREF _Toc231225489 \h </w:instrText>
             </w:r>
             <w:r>
               <w:rPr>
@@ -1129,7 +1137,7 @@
               <w14:ligatures w14:val="standardContextual"/>
             </w:rPr>
           </w:pPr>
-          <w:hyperlink w:anchor="_Toc230540332" w:history="1">
+          <w:hyperlink w:anchor="_Toc231225490" w:history="1">
             <w:r>
               <w:rPr>
                 <w:rStyle w:val="Hyperlink"/>
@@ -1157,7 +1165,7 @@
                 <w:noProof/>
                 <w:webHidden/>
               </w:rPr>
-              <w:instrText xml:space="preserve"> PAGEREF _Toc230540332 \h </w:instrText>
+              <w:instrText xml:space="preserve"> PAGEREF _Toc231225490 \h </w:instrText>
             </w:r>
             <w:r>
               <w:rPr>
@@ -1203,7 +1211,7 @@
               <w14:ligatures w14:val="standardContextual"/>
             </w:rPr>
           </w:pPr>
-          <w:hyperlink w:anchor="_Toc230540333" w:history="1">
+          <w:hyperlink w:anchor="_Toc231225491" w:history="1">
             <w:r>
               <w:rPr>
                 <w:rStyle w:val="Hyperlink"/>
@@ -1231,7 +1239,7 @@
                 <w:noProof/>
                 <w:webHidden/>
               </w:rPr>
-              <w:instrText xml:space="preserve"> PAGEREF _Toc230540333 \h </w:instrText>
+              <w:instrText xml:space="preserve"> PAGEREF _Toc231225491 \h </w:instrText>
             </w:r>
             <w:r>
               <w:rPr>
@@ -1277,7 +1285,7 @@
               <w14:ligatures w14:val="standardContextual"/>
             </w:rPr>
           </w:pPr>
-          <w:hyperlink w:anchor="_Toc230540334" w:history="1">
+          <w:hyperlink w:anchor="_Toc231225492" w:history="1">
             <w:r>
               <w:rPr>
                 <w:rStyle w:val="Hyperlink"/>
@@ -1305,7 +1313,7 @@
                 <w:noProof/>
                 <w:webHidden/>
               </w:rPr>
-              <w:instrText xml:space="preserve"> PAGEREF _Toc230540334 \h </w:instrText>
+              <w:instrText xml:space="preserve"> PAGEREF _Toc231225492 \h </w:instrText>
             </w:r>
             <w:r>
               <w:rPr>
@@ -1351,7 +1359,7 @@
               <w14:ligatures w14:val="standardContextual"/>
             </w:rPr>
           </w:pPr>
-          <w:hyperlink w:anchor="_Toc230540335" w:history="1">
+          <w:hyperlink w:anchor="_Toc231225493" w:history="1">
             <w:r>
               <w:rPr>
                 <w:rStyle w:val="Hyperlink"/>
@@ -1379,7 +1387,7 @@
                 <w:noProof/>
                 <w:webHidden/>
               </w:rPr>
-              <w:instrText xml:space="preserve"> PAGEREF _Toc230540335 \h </w:instrText>
+              <w:instrText xml:space="preserve"> PAGEREF _Toc231225493 \h </w:instrText>
             </w:r>
             <w:r>
               <w:rPr>
@@ -1425,7 +1433,7 @@
               <w14:ligatures w14:val="standardContextual"/>
             </w:rPr>
           </w:pPr>
-          <w:hyperlink w:anchor="_Toc230540336" w:history="1">
+          <w:hyperlink w:anchor="_Toc231225494" w:history="1">
             <w:r>
               <w:rPr>
                 <w:rStyle w:val="Hyperlink"/>
@@ -1453,7 +1461,7 @@
                 <w:noProof/>
                 <w:webHidden/>
               </w:rPr>
-              <w:instrText xml:space="preserve"> PAGEREF _Toc230540336 \h </w:instrText>
+              <w:instrText xml:space="preserve"> PAGEREF _Toc231225494 \h </w:instrText>
             </w:r>
             <w:r>
               <w:rPr>
@@ -1499,7 +1507,7 @@
               <w14:ligatures w14:val="standardContextual"/>
             </w:rPr>
           </w:pPr>
-          <w:hyperlink w:anchor="_Toc230540337" w:history="1">
+          <w:hyperlink w:anchor="_Toc231225495" w:history="1">
             <w:r>
               <w:rPr>
                 <w:rStyle w:val="Hyperlink"/>
@@ -1527,7 +1535,7 @@
                 <w:noProof/>
                 <w:webHidden/>
               </w:rPr>
-              <w:instrText xml:space="preserve"> PAGEREF _Toc230540337 \h </w:instrText>
+              <w:instrText xml:space="preserve"> PAGEREF _Toc231225495 \h </w:instrText>
             </w:r>
             <w:r>
               <w:rPr>
@@ -1573,7 +1581,7 @@
               <w14:ligatures w14:val="standardContextual"/>
             </w:rPr>
           </w:pPr>
-          <w:hyperlink w:anchor="_Toc230540338" w:history="1">
+          <w:hyperlink w:anchor="_Toc231225496" w:history="1">
             <w:r>
               <w:rPr>
                 <w:rStyle w:val="Hyperlink"/>
@@ -1601,7 +1609,7 @@
                 <w:noProof/>
                 <w:webHidden/>
               </w:rPr>
-              <w:instrText xml:space="preserve"> PAGEREF _Toc230540338 \h </w:instrText>
+              <w:instrText xml:space="preserve"> PAGEREF _Toc231225496 \h </w:instrText>
             </w:r>
             <w:r>
               <w:rPr>
@@ -1647,7 +1655,7 @@
               <w14:ligatures w14:val="standardContextual"/>
             </w:rPr>
           </w:pPr>
-          <w:hyperlink w:anchor="_Toc230540339" w:history="1">
+          <w:hyperlink w:anchor="_Toc231225497" w:history="1">
             <w:r>
               <w:rPr>
                 <w:rStyle w:val="Hyperlink"/>
@@ -1675,7 +1683,7 @@
                 <w:noProof/>
                 <w:webHidden/>
               </w:rPr>
-              <w:instrText xml:space="preserve"> PAGEREF _Toc230540339 \h </w:instrText>
+              <w:instrText xml:space="preserve"> PAGEREF _Toc231225497 \h </w:instrText>
             </w:r>
             <w:r>
               <w:rPr>
@@ -1721,7 +1729,7 @@
               <w14:ligatures w14:val="standardContextual"/>
             </w:rPr>
           </w:pPr>
-          <w:hyperlink w:anchor="_Toc230540340" w:history="1">
+          <w:hyperlink w:anchor="_Toc231225498" w:history="1">
             <w:r>
               <w:rPr>
                 <w:rStyle w:val="Hyperlink"/>
@@ -1749,7 +1757,7 @@
                 <w:noProof/>
                 <w:webHidden/>
               </w:rPr>
-              <w:instrText xml:space="preserve"> PAGEREF _Toc230540340 \h </w:instrText>
+              <w:instrText xml:space="preserve"> PAGEREF _Toc231225498 \h </w:instrText>
             </w:r>
             <w:r>
               <w:rPr>
@@ -1795,7 +1803,7 @@
               <w14:ligatures w14:val="standardContextual"/>
             </w:rPr>
           </w:pPr>
-          <w:hyperlink w:anchor="_Toc230540341" w:history="1">
+          <w:hyperlink w:anchor="_Toc231225499" w:history="1">
             <w:r>
               <w:rPr>
                 <w:rStyle w:val="Hyperlink"/>
@@ -1823,7 +1831,7 @@
                 <w:noProof/>
                 <w:webHidden/>
               </w:rPr>
-              <w:instrText xml:space="preserve"> PAGEREF _Toc230540341 \h </w:instrText>
+              <w:instrText xml:space="preserve"> PAGEREF _Toc231225499 \h </w:instrText>
             </w:r>
             <w:r>
               <w:rPr>
@@ -1869,7 +1877,7 @@
               <w14:ligatures w14:val="standardContextual"/>
             </w:rPr>
           </w:pPr>
-          <w:hyperlink w:anchor="_Toc230540342" w:history="1">
+          <w:hyperlink w:anchor="_Toc231225500" w:history="1">
             <w:r>
               <w:rPr>
                 <w:rStyle w:val="Hyperlink"/>
@@ -1897,7 +1905,83 @@
                 <w:noProof/>
                 <w:webHidden/>
               </w:rPr>
-              <w:instrText xml:space="preserve"> PAGEREF _Toc230540342 \h </w:instrText>
+              <w:instrText xml:space="preserve"> PAGEREF _Toc231225500 \h </w:instrText>
+            </w:r>
+            <w:r>
+              <w:rPr>
+                <w:noProof/>
+                <w:webHidden/>
+              </w:rPr>
+            </w:r>
+            <w:r>
+              <w:rPr>
+                <w:noProof/>
+                <w:webHidden/>
+              </w:rPr>
+              <w:fldChar w:fldCharType="separate"/>
+            </w:r>
+            <w:r>
+              <w:rPr>
+                <w:noProof/>
+                <w:webHidden/>
+              </w:rPr>
+              <w:t>17</w:t>
+            </w:r>
+            <w:r>
+              <w:rPr>
+                <w:noProof/>
+                <w:webHidden/>
+              </w:rPr>
+              <w:fldChar w:fldCharType="end"/>
+            </w:r>
+          </w:hyperlink>
+        </w:p>
+        <w:p>
+          <w:pPr>
+            <w:pStyle w:val="TOC3"/>
+            <w:tabs>
+              <w:tab w:val="right" w:leader="dot" w:pos="9062"/>
+            </w:tabs>
+            <w:rPr>
+              <w:rFonts w:asciiTheme="minorHAnsi" w:eastAsiaTheme="minorEastAsia" w:hAnsiTheme="minorHAnsi" w:cstheme="minorBidi"/>
+              <w:noProof/>
+              <w:kern w:val="2"/>
+              <w:sz w:val="24"/>
+              <w:szCs w:val="24"/>
+              <w14:ligatures w14:val="standardContextual"/>
+            </w:rPr>
+          </w:pPr>
+          <w:hyperlink w:anchor="_Toc231225501" w:history="1">
+            <w:r>
+              <w:rPr>
+                <w:rStyle w:val="Hyperlink"/>
+                <w:rFonts w:ascii="Times New Roman" w:hAnsi="Times New Roman" w:cs="Times New Roman"/>
+                <w:b/>
+                <w:bCs/>
+                <w:noProof/>
+              </w:rPr>
+              <w:t>2.3.2 Activity Diagrams</w:t>
+            </w:r>
+            <w:r>
+              <w:rPr>
+                <w:noProof/>
+                <w:webHidden/>
+              </w:rPr>
+              <w:tab/>
+            </w:r>
+            <w:r>
+              <w:rPr>
+                <w:noProof/>
+                <w:webHidden/>
+              </w:rPr>
+              <w:fldChar w:fldCharType="begin"/>
+            </w:r>
+            <w:r>
+              <w:rPr>
+                <w:noProof/>
+                <w:webHidden/>
+              </w:rPr>
+              <w:instrText xml:space="preserve"> PAGEREF _Toc231225501 \h </w:instrText>
             </w:r>
             <w:r>
               <w:rPr>
@@ -1943,7 +2027,7 @@
               <w14:ligatures w14:val="standardContextual"/>
             </w:rPr>
           </w:pPr>
-          <w:hyperlink w:anchor="_Toc230540343" w:history="1">
+          <w:hyperlink w:anchor="_Toc231225502" w:history="1">
             <w:r>
               <w:rPr>
                 <w:rStyle w:val="Hyperlink"/>
@@ -1971,7 +2055,7 @@
                 <w:noProof/>
                 <w:webHidden/>
               </w:rPr>
-              <w:instrText xml:space="preserve"> PAGEREF _Toc230540343 \h </w:instrText>
+              <w:instrText xml:space="preserve"> PAGEREF _Toc231225502 \h </w:instrText>
             </w:r>
             <w:r>
               <w:rPr>
@@ -1991,7 +2075,7 @@
                 <w:noProof/>
                 <w:webHidden/>
               </w:rPr>
-              <w:t>17</w:t>
+              <w:t>21</w:t>
             </w:r>
             <w:r>
               <w:rPr>
@@ -2017,7 +2101,7 @@
               <w14:ligatures w14:val="standardContextual"/>
             </w:rPr>
           </w:pPr>
-          <w:hyperlink w:anchor="_Toc230540344" w:history="1">
+          <w:hyperlink w:anchor="_Toc231225503" w:history="1">
             <w:r>
               <w:rPr>
                 <w:rStyle w:val="Hyperlink"/>
@@ -2045,7 +2129,7 @@
                 <w:noProof/>
                 <w:webHidden/>
               </w:rPr>
-              <w:instrText xml:space="preserve"> PAGEREF _Toc230540344 \h </w:instrText>
+              <w:instrText xml:space="preserve"> PAGEREF _Toc231225503 \h </w:instrText>
             </w:r>
             <w:r>
               <w:rPr>
@@ -2065,7 +2149,7 @@
                 <w:noProof/>
                 <w:webHidden/>
               </w:rPr>
-              <w:t>17</w:t>
+              <w:t>21</w:t>
             </w:r>
             <w:r>
               <w:rPr>
@@ -2091,7 +2175,7 @@
               <w14:ligatures w14:val="standardContextual"/>
             </w:rPr>
           </w:pPr>
-          <w:hyperlink w:anchor="_Toc230540345" w:history="1">
+          <w:hyperlink w:anchor="_Toc231225504" w:history="1">
             <w:r>
               <w:rPr>
                 <w:rStyle w:val="Hyperlink"/>
@@ -2119,7 +2203,7 @@
                 <w:noProof/>
                 <w:webHidden/>
               </w:rPr>
-              <w:instrText xml:space="preserve"> PAGEREF _Toc230540345 \h </w:instrText>
+              <w:instrText xml:space="preserve"> PAGEREF _Toc231225504 \h </w:instrText>
             </w:r>
             <w:r>
               <w:rPr>
@@ -2139,7 +2223,7 @@
                 <w:noProof/>
                 <w:webHidden/>
               </w:rPr>
-              <w:t>18</w:t>
+              <w:t>22</w:t>
             </w:r>
             <w:r>
               <w:rPr>
@@ -2165,7 +2249,7 @@
               <w14:ligatures w14:val="standardContextual"/>
             </w:rPr>
           </w:pPr>
-          <w:hyperlink w:anchor="_Toc230540346" w:history="1">
+          <w:hyperlink w:anchor="_Toc231225505" w:history="1">
             <w:r>
               <w:rPr>
                 <w:rStyle w:val="Hyperlink"/>
@@ -2193,7 +2277,7 @@
                 <w:noProof/>
                 <w:webHidden/>
               </w:rPr>
-              <w:instrText xml:space="preserve"> PAGEREF _Toc230540346 \h </w:instrText>
+              <w:instrText xml:space="preserve"> PAGEREF _Toc231225505 \h </w:instrText>
             </w:r>
             <w:r>
               <w:rPr>
@@ -2213,7 +2297,7 @@
                 <w:noProof/>
                 <w:webHidden/>
               </w:rPr>
-              <w:t>18</w:t>
+              <w:t>22</w:t>
             </w:r>
             <w:r>
               <w:rPr>
@@ -2239,7 +2323,7 @@
               <w14:ligatures w14:val="standardContextual"/>
             </w:rPr>
           </w:pPr>
-          <w:hyperlink w:anchor="_Toc230540347" w:history="1">
+          <w:hyperlink w:anchor="_Toc231225506" w:history="1">
             <w:r>
               <w:rPr>
                 <w:rStyle w:val="Hyperlink"/>
@@ -2267,7 +2351,7 @@
                 <w:noProof/>
                 <w:webHidden/>
               </w:rPr>
-              <w:instrText xml:space="preserve"> PAGEREF _Toc230540347 \h </w:instrText>
+              <w:instrText xml:space="preserve"> PAGEREF _Toc231225506 \h </w:instrText>
             </w:r>
             <w:r>
               <w:rPr>
@@ -2287,7 +2371,7 @@
                 <w:noProof/>
                 <w:webHidden/>
               </w:rPr>
-              <w:t>19</w:t>
+              <w:t>22</w:t>
             </w:r>
             <w:r>
               <w:rPr>
@@ -2313,7 +2397,7 @@
               <w14:ligatures w14:val="standardContextual"/>
             </w:rPr>
           </w:pPr>
-          <w:hyperlink w:anchor="_Toc230540348" w:history="1">
+          <w:hyperlink w:anchor="_Toc231225507" w:history="1">
             <w:r>
               <w:rPr>
                 <w:rStyle w:val="Hyperlink"/>
@@ -2341,7 +2425,7 @@
                 <w:noProof/>
                 <w:webHidden/>
               </w:rPr>
-              <w:instrText xml:space="preserve"> PAGEREF _Toc230540348 \h </w:instrText>
+              <w:instrText xml:space="preserve"> PAGEREF _Toc231225507 \h </w:instrText>
             </w:r>
             <w:r>
               <w:rPr>
@@ -2361,7 +2445,7 @@
                 <w:noProof/>
                 <w:webHidden/>
               </w:rPr>
-              <w:t>19</w:t>
+              <w:t>23</w:t>
             </w:r>
             <w:r>
               <w:rPr>
@@ -2807,7 +2891,7 @@
           <w:szCs w:val="28"/>
         </w:rPr>
       </w:pPr>
-      <w:bookmarkStart w:id="0" w:name="_Toc230540326"/>
+      <w:bookmarkStart w:id="0" w:name="_Toc231225484"/>
       <w:r>
         <w:rPr>
           <w:rFonts w:ascii="Times New Roman" w:hAnsi="Times New Roman" w:cs="Times New Roman"/>
@@ -2826,7 +2910,7 @@
           <w:szCs w:val="28"/>
         </w:rPr>
       </w:pPr>
-      <w:bookmarkStart w:id="1" w:name="_Toc230540327"/>
+      <w:bookmarkStart w:id="1" w:name="_Toc231225485"/>
       <w:r>
         <w:rPr>
           <w:rFonts w:ascii="Times New Roman" w:hAnsi="Times New Roman" w:cs="Times New Roman"/>
@@ -2846,7 +2930,7 @@
           <w:szCs w:val="28"/>
         </w:rPr>
       </w:pPr>
-      <w:bookmarkStart w:id="2" w:name="_Toc230540328"/>
+      <w:bookmarkStart w:id="2" w:name="_Toc231225486"/>
       <w:r>
         <w:rPr>
           <w:rFonts w:ascii="Times New Roman" w:hAnsi="Times New Roman" w:cs="Times New Roman"/>
@@ -3348,6 +3432,7 @@
           <w:sz w:val="28"/>
           <w:szCs w:val="28"/>
         </w:rPr>
+        <w:lastRenderedPageBreak/>
         <w:t>This causes several operational problems:</w:t>
       </w:r>
     </w:p>
@@ -3369,787 +3454,1820 @@
           <w:sz w:val="28"/>
           <w:szCs w:val="28"/>
         </w:rPr>
+        <w:t xml:space="preserve">A movie may be assigned to an unsuitable room. </w:t>
+      </w:r>
+    </w:p>
+    <w:p>
+      <w:pPr>
+        <w:numPr>
+          <w:ilvl w:val="0"/>
+          <w:numId w:val="41"/>
+        </w:numPr>
+        <w:rPr>
+          <w:rFonts w:ascii="Times New Roman" w:hAnsi="Times New Roman" w:cs="Times New Roman"/>
+          <w:sz w:val="28"/>
+          <w:szCs w:val="28"/>
+        </w:rPr>
+      </w:pPr>
+      <w:r>
+        <w:rPr>
+          <w:rFonts w:ascii="Times New Roman" w:hAnsi="Times New Roman" w:cs="Times New Roman"/>
+          <w:sz w:val="28"/>
+          <w:szCs w:val="28"/>
+        </w:rPr>
+        <w:t xml:space="preserve">Two showtimes may overlap. </w:t>
+      </w:r>
+    </w:p>
+    <w:p>
+      <w:pPr>
+        <w:numPr>
+          <w:ilvl w:val="0"/>
+          <w:numId w:val="41"/>
+        </w:numPr>
+        <w:rPr>
+          <w:rFonts w:ascii="Times New Roman" w:hAnsi="Times New Roman" w:cs="Times New Roman"/>
+          <w:sz w:val="28"/>
+          <w:szCs w:val="28"/>
+        </w:rPr>
+      </w:pPr>
+      <w:r>
+        <w:rPr>
+          <w:rFonts w:ascii="Times New Roman" w:hAnsi="Times New Roman" w:cs="Times New Roman"/>
+          <w:sz w:val="28"/>
+          <w:szCs w:val="28"/>
+        </w:rPr>
+        <w:t xml:space="preserve">Cleaning time between screenings may be insufficient. </w:t>
+      </w:r>
+    </w:p>
+    <w:p>
+      <w:pPr>
+        <w:numPr>
+          <w:ilvl w:val="0"/>
+          <w:numId w:val="41"/>
+        </w:numPr>
+        <w:rPr>
+          <w:rFonts w:ascii="Times New Roman" w:hAnsi="Times New Roman" w:cs="Times New Roman"/>
+          <w:sz w:val="28"/>
+          <w:szCs w:val="28"/>
+        </w:rPr>
+      </w:pPr>
+      <w:r>
+        <w:rPr>
+          <w:rFonts w:ascii="Times New Roman" w:hAnsi="Times New Roman" w:cs="Times New Roman"/>
+          <w:sz w:val="28"/>
+          <w:szCs w:val="28"/>
+        </w:rPr>
+        <w:t xml:space="preserve">Prime-time slots may not be allocated properly. </w:t>
+      </w:r>
+    </w:p>
+    <w:p>
+      <w:pPr>
+        <w:numPr>
+          <w:ilvl w:val="0"/>
+          <w:numId w:val="41"/>
+        </w:numPr>
+        <w:rPr>
+          <w:rFonts w:ascii="Times New Roman" w:hAnsi="Times New Roman" w:cs="Times New Roman"/>
+          <w:sz w:val="28"/>
+          <w:szCs w:val="28"/>
+        </w:rPr>
+      </w:pPr>
+      <w:r>
+        <w:rPr>
+          <w:rFonts w:ascii="Times New Roman" w:hAnsi="Times New Roman" w:cs="Times New Roman"/>
+          <w:sz w:val="28"/>
+          <w:szCs w:val="28"/>
+        </w:rPr>
+        <w:t xml:space="preserve">Unexpected changes may require rebuilding schedules. </w:t>
+      </w:r>
+    </w:p>
+    <w:p>
+      <w:pPr>
+        <w:numPr>
+          <w:ilvl w:val="0"/>
+          <w:numId w:val="41"/>
+        </w:numPr>
+        <w:rPr>
+          <w:rFonts w:ascii="Times New Roman" w:hAnsi="Times New Roman" w:cs="Times New Roman"/>
+          <w:sz w:val="28"/>
+          <w:szCs w:val="28"/>
+        </w:rPr>
+      </w:pPr>
+      <w:r>
+        <w:rPr>
+          <w:rFonts w:ascii="Times New Roman" w:hAnsi="Times New Roman" w:cs="Times New Roman"/>
+          <w:sz w:val="28"/>
+          <w:szCs w:val="28"/>
+        </w:rPr>
+        <w:t xml:space="preserve">Managers may not have real-time operational visibility. </w:t>
+      </w:r>
+    </w:p>
+    <w:p>
+      <w:pPr>
+        <w:numPr>
+          <w:ilvl w:val="0"/>
+          <w:numId w:val="41"/>
+        </w:numPr>
+        <w:rPr>
+          <w:rFonts w:ascii="Times New Roman" w:hAnsi="Times New Roman" w:cs="Times New Roman"/>
+          <w:sz w:val="28"/>
+          <w:szCs w:val="28"/>
+        </w:rPr>
+      </w:pPr>
+      <w:r>
+        <w:rPr>
+          <w:rFonts w:ascii="Times New Roman" w:hAnsi="Times New Roman" w:cs="Times New Roman"/>
+          <w:sz w:val="28"/>
+          <w:szCs w:val="28"/>
+        </w:rPr>
+        <w:t xml:space="preserve">Historical schedules are difficult to track manually. </w:t>
+      </w:r>
+    </w:p>
+    <w:p>
+      <w:pPr>
+        <w:rPr>
+          <w:rFonts w:ascii="Times New Roman" w:hAnsi="Times New Roman" w:cs="Times New Roman"/>
+          <w:sz w:val="28"/>
+          <w:szCs w:val="28"/>
+        </w:rPr>
+      </w:pPr>
+      <w:r>
+        <w:rPr>
+          <w:rFonts w:ascii="Times New Roman" w:hAnsi="Times New Roman" w:cs="Times New Roman"/>
+          <w:sz w:val="28"/>
+          <w:szCs w:val="28"/>
+        </w:rPr>
+        <w:t>As cinema operations expand, manual scheduling becomes difficult and error-prone.</w:t>
+      </w:r>
+    </w:p>
+    <w:p>
+      <w:pPr>
+        <w:rPr>
+          <w:rFonts w:ascii="Times New Roman" w:hAnsi="Times New Roman" w:cs="Times New Roman"/>
+          <w:sz w:val="28"/>
+          <w:szCs w:val="28"/>
+        </w:rPr>
+      </w:pPr>
+      <w:r>
+        <w:rPr>
+          <w:rFonts w:ascii="Times New Roman" w:hAnsi="Times New Roman" w:cs="Times New Roman"/>
+          <w:sz w:val="28"/>
+          <w:szCs w:val="28"/>
+        </w:rPr>
+        <w:t>OptiCine is developed to solve these challenges.</w:t>
+      </w:r>
+    </w:p>
+    <w:p>
+      <w:pPr>
+        <w:rPr>
+          <w:rFonts w:ascii="Times New Roman" w:hAnsi="Times New Roman" w:cs="Times New Roman"/>
+          <w:sz w:val="28"/>
+          <w:szCs w:val="28"/>
+        </w:rPr>
+      </w:pPr>
+      <w:r>
+        <w:rPr>
+          <w:rFonts w:ascii="Times New Roman" w:hAnsi="Times New Roman" w:cs="Times New Roman"/>
+          <w:sz w:val="28"/>
+          <w:szCs w:val="28"/>
+        </w:rPr>
+        <w:t>The system automatically evaluates:</w:t>
+      </w:r>
+    </w:p>
+    <w:p>
+      <w:pPr>
+        <w:numPr>
+          <w:ilvl w:val="0"/>
+          <w:numId w:val="42"/>
+        </w:numPr>
+        <w:rPr>
+          <w:rFonts w:ascii="Times New Roman" w:hAnsi="Times New Roman" w:cs="Times New Roman"/>
+          <w:sz w:val="28"/>
+          <w:szCs w:val="28"/>
+        </w:rPr>
+      </w:pPr>
+      <w:r>
+        <w:rPr>
+          <w:rFonts w:ascii="Times New Roman" w:hAnsi="Times New Roman" w:cs="Times New Roman"/>
+          <w:sz w:val="28"/>
+          <w:szCs w:val="28"/>
+        </w:rPr>
+        <w:t xml:space="preserve">room availability </w:t>
+      </w:r>
+    </w:p>
+    <w:p>
+      <w:pPr>
+        <w:numPr>
+          <w:ilvl w:val="0"/>
+          <w:numId w:val="42"/>
+        </w:numPr>
+        <w:rPr>
+          <w:rFonts w:ascii="Times New Roman" w:hAnsi="Times New Roman" w:cs="Times New Roman"/>
+          <w:sz w:val="28"/>
+          <w:szCs w:val="28"/>
+        </w:rPr>
+      </w:pPr>
+      <w:r>
+        <w:rPr>
+          <w:rFonts w:ascii="Times New Roman" w:hAnsi="Times New Roman" w:cs="Times New Roman"/>
+          <w:sz w:val="28"/>
+          <w:szCs w:val="28"/>
+        </w:rPr>
+        <w:t xml:space="preserve">room capacity </w:t>
+      </w:r>
+    </w:p>
+    <w:p>
+      <w:pPr>
+        <w:numPr>
+          <w:ilvl w:val="0"/>
+          <w:numId w:val="42"/>
+        </w:numPr>
+        <w:rPr>
+          <w:rFonts w:ascii="Times New Roman" w:hAnsi="Times New Roman" w:cs="Times New Roman"/>
+          <w:sz w:val="28"/>
+          <w:szCs w:val="28"/>
+        </w:rPr>
+      </w:pPr>
+      <w:r>
+        <w:rPr>
+          <w:rFonts w:ascii="Times New Roman" w:hAnsi="Times New Roman" w:cs="Times New Roman"/>
+          <w:sz w:val="28"/>
+          <w:szCs w:val="28"/>
+        </w:rPr>
+        <w:t xml:space="preserve">movie popularity </w:t>
+      </w:r>
+    </w:p>
+    <w:p>
+      <w:pPr>
+        <w:numPr>
+          <w:ilvl w:val="0"/>
+          <w:numId w:val="42"/>
+        </w:numPr>
+        <w:rPr>
+          <w:rFonts w:ascii="Times New Roman" w:hAnsi="Times New Roman" w:cs="Times New Roman"/>
+          <w:sz w:val="28"/>
+          <w:szCs w:val="28"/>
+        </w:rPr>
+      </w:pPr>
+      <w:r>
+        <w:rPr>
+          <w:rFonts w:ascii="Times New Roman" w:hAnsi="Times New Roman" w:cs="Times New Roman"/>
+          <w:sz w:val="28"/>
+          <w:szCs w:val="28"/>
+        </w:rPr>
+        <w:t xml:space="preserve">movie duration </w:t>
+      </w:r>
+    </w:p>
+    <w:p>
+      <w:pPr>
+        <w:numPr>
+          <w:ilvl w:val="0"/>
+          <w:numId w:val="42"/>
+        </w:numPr>
+        <w:rPr>
+          <w:rFonts w:ascii="Times New Roman" w:hAnsi="Times New Roman" w:cs="Times New Roman"/>
+          <w:sz w:val="28"/>
+          <w:szCs w:val="28"/>
+        </w:rPr>
+      </w:pPr>
+      <w:r>
+        <w:rPr>
+          <w:rFonts w:ascii="Times New Roman" w:hAnsi="Times New Roman" w:cs="Times New Roman"/>
+          <w:sz w:val="28"/>
+          <w:szCs w:val="28"/>
+        </w:rPr>
+        <w:t xml:space="preserve">business hours </w:t>
+      </w:r>
+    </w:p>
+    <w:p>
+      <w:pPr>
+        <w:numPr>
+          <w:ilvl w:val="0"/>
+          <w:numId w:val="42"/>
+        </w:numPr>
+        <w:rPr>
+          <w:rFonts w:ascii="Times New Roman" w:hAnsi="Times New Roman" w:cs="Times New Roman"/>
+          <w:sz w:val="28"/>
+          <w:szCs w:val="28"/>
+        </w:rPr>
+      </w:pPr>
+      <w:r>
+        <w:rPr>
+          <w:rFonts w:ascii="Times New Roman" w:hAnsi="Times New Roman" w:cs="Times New Roman"/>
+          <w:sz w:val="28"/>
+          <w:szCs w:val="28"/>
+        </w:rPr>
+        <w:t xml:space="preserve">preferred scheduling strategy </w:t>
+      </w:r>
+    </w:p>
+    <w:p>
+      <w:pPr>
+        <w:numPr>
+          <w:ilvl w:val="0"/>
+          <w:numId w:val="42"/>
+        </w:numPr>
+        <w:rPr>
+          <w:rFonts w:ascii="Times New Roman" w:hAnsi="Times New Roman" w:cs="Times New Roman"/>
+          <w:sz w:val="28"/>
+          <w:szCs w:val="28"/>
+        </w:rPr>
+      </w:pPr>
+      <w:r>
+        <w:rPr>
+          <w:rFonts w:ascii="Times New Roman" w:hAnsi="Times New Roman" w:cs="Times New Roman"/>
+          <w:sz w:val="28"/>
+          <w:szCs w:val="28"/>
+        </w:rPr>
+        <w:t xml:space="preserve">cleaning buffer </w:t>
+      </w:r>
+    </w:p>
+    <w:p>
+      <w:pPr>
+        <w:numPr>
+          <w:ilvl w:val="0"/>
+          <w:numId w:val="42"/>
+        </w:numPr>
+        <w:rPr>
+          <w:rFonts w:ascii="Times New Roman" w:hAnsi="Times New Roman" w:cs="Times New Roman"/>
+          <w:sz w:val="28"/>
+          <w:szCs w:val="28"/>
+        </w:rPr>
+      </w:pPr>
+      <w:r>
+        <w:rPr>
+          <w:rFonts w:ascii="Times New Roman" w:hAnsi="Times New Roman" w:cs="Times New Roman"/>
+          <w:sz w:val="28"/>
+          <w:szCs w:val="28"/>
+        </w:rPr>
+        <w:t xml:space="preserve">prime-time priority </w:t>
+      </w:r>
+    </w:p>
+    <w:p>
+      <w:pPr>
+        <w:rPr>
+          <w:rFonts w:ascii="Times New Roman" w:hAnsi="Times New Roman" w:cs="Times New Roman"/>
+          <w:sz w:val="28"/>
+          <w:szCs w:val="28"/>
+        </w:rPr>
+      </w:pPr>
+      <w:r>
+        <w:rPr>
+          <w:rFonts w:ascii="Times New Roman" w:hAnsi="Times New Roman" w:cs="Times New Roman"/>
+          <w:sz w:val="28"/>
+          <w:szCs w:val="28"/>
+        </w:rPr>
+        <w:t>The system generates optimized schedules.</w:t>
+      </w:r>
+    </w:p>
+    <w:p>
+      <w:pPr>
+        <w:rPr>
+          <w:rFonts w:ascii="Times New Roman" w:hAnsi="Times New Roman" w:cs="Times New Roman"/>
+          <w:sz w:val="28"/>
+          <w:szCs w:val="28"/>
+        </w:rPr>
+      </w:pPr>
+      <w:r>
+        <w:rPr>
+          <w:rFonts w:ascii="Times New Roman" w:hAnsi="Times New Roman" w:cs="Times New Roman"/>
+          <w:sz w:val="28"/>
+          <w:szCs w:val="28"/>
+        </w:rPr>
+        <w:t>Generated schedules are:</w:t>
+      </w:r>
+    </w:p>
+    <w:p>
+      <w:pPr>
+        <w:numPr>
+          <w:ilvl w:val="0"/>
+          <w:numId w:val="43"/>
+        </w:numPr>
+        <w:rPr>
+          <w:rFonts w:ascii="Times New Roman" w:hAnsi="Times New Roman" w:cs="Times New Roman"/>
+          <w:sz w:val="28"/>
+          <w:szCs w:val="28"/>
+        </w:rPr>
+      </w:pPr>
+      <w:r>
+        <w:rPr>
+          <w:rFonts w:ascii="Times New Roman" w:hAnsi="Times New Roman" w:cs="Times New Roman"/>
+          <w:sz w:val="28"/>
+          <w:szCs w:val="28"/>
+        </w:rPr>
+        <w:t xml:space="preserve">saved as draft </w:t>
+      </w:r>
+    </w:p>
+    <w:p>
+      <w:pPr>
+        <w:numPr>
+          <w:ilvl w:val="0"/>
+          <w:numId w:val="43"/>
+        </w:numPr>
+        <w:rPr>
+          <w:rFonts w:ascii="Times New Roman" w:hAnsi="Times New Roman" w:cs="Times New Roman"/>
+          <w:sz w:val="28"/>
+          <w:szCs w:val="28"/>
+        </w:rPr>
+      </w:pPr>
+      <w:r>
+        <w:rPr>
+          <w:rFonts w:ascii="Times New Roman" w:hAnsi="Times New Roman" w:cs="Times New Roman"/>
+          <w:sz w:val="28"/>
+          <w:szCs w:val="28"/>
+        </w:rPr>
+        <w:t xml:space="preserve">reviewed internally </w:t>
+      </w:r>
+    </w:p>
+    <w:p>
+      <w:pPr>
+        <w:numPr>
+          <w:ilvl w:val="0"/>
+          <w:numId w:val="43"/>
+        </w:numPr>
+        <w:rPr>
+          <w:rFonts w:ascii="Times New Roman" w:hAnsi="Times New Roman" w:cs="Times New Roman"/>
+          <w:sz w:val="28"/>
+          <w:szCs w:val="28"/>
+        </w:rPr>
+      </w:pPr>
+      <w:r>
+        <w:rPr>
+          <w:rFonts w:ascii="Times New Roman" w:hAnsi="Times New Roman" w:cs="Times New Roman"/>
+          <w:sz w:val="28"/>
+          <w:szCs w:val="28"/>
+        </w:rPr>
+        <w:t xml:space="preserve">approved by supervisors </w:t>
+      </w:r>
+    </w:p>
+    <w:p>
+      <w:pPr>
+        <w:numPr>
+          <w:ilvl w:val="0"/>
+          <w:numId w:val="43"/>
+        </w:numPr>
+        <w:rPr>
+          <w:rFonts w:ascii="Times New Roman" w:hAnsi="Times New Roman" w:cs="Times New Roman"/>
+          <w:sz w:val="28"/>
+          <w:szCs w:val="28"/>
+        </w:rPr>
+      </w:pPr>
+      <w:r>
+        <w:rPr>
+          <w:rFonts w:ascii="Times New Roman" w:hAnsi="Times New Roman" w:cs="Times New Roman"/>
+          <w:sz w:val="28"/>
+          <w:szCs w:val="28"/>
+        </w:rPr>
+        <w:t xml:space="preserve">approved by branch managers </w:t>
+      </w:r>
+    </w:p>
+    <w:p>
+      <w:pPr>
+        <w:numPr>
+          <w:ilvl w:val="0"/>
+          <w:numId w:val="43"/>
+        </w:numPr>
+        <w:rPr>
+          <w:rFonts w:ascii="Times New Roman" w:hAnsi="Times New Roman" w:cs="Times New Roman"/>
+          <w:sz w:val="28"/>
+          <w:szCs w:val="28"/>
+        </w:rPr>
+      </w:pPr>
+      <w:r>
+        <w:rPr>
+          <w:rFonts w:ascii="Times New Roman" w:hAnsi="Times New Roman" w:cs="Times New Roman"/>
+          <w:sz w:val="28"/>
+          <w:szCs w:val="28"/>
+        </w:rPr>
+        <w:t xml:space="preserve">officially published </w:t>
+      </w:r>
+    </w:p>
+    <w:p>
+      <w:pPr>
+        <w:numPr>
+          <w:ilvl w:val="0"/>
+          <w:numId w:val="43"/>
+        </w:numPr>
+        <w:rPr>
+          <w:rFonts w:ascii="Times New Roman" w:hAnsi="Times New Roman" w:cs="Times New Roman"/>
+          <w:sz w:val="28"/>
+          <w:szCs w:val="28"/>
+        </w:rPr>
+      </w:pPr>
+      <w:r>
+        <w:rPr>
+          <w:rFonts w:ascii="Times New Roman" w:hAnsi="Times New Roman" w:cs="Times New Roman"/>
+          <w:sz w:val="28"/>
+          <w:szCs w:val="28"/>
+        </w:rPr>
+        <w:t xml:space="preserve">stored for operational history </w:t>
+      </w:r>
+    </w:p>
+    <w:p>
+      <w:pPr>
+        <w:rPr>
+          <w:rFonts w:ascii="Times New Roman" w:hAnsi="Times New Roman" w:cs="Times New Roman"/>
+          <w:sz w:val="28"/>
+          <w:szCs w:val="28"/>
+        </w:rPr>
+      </w:pPr>
+      <w:r>
+        <w:rPr>
+          <w:rFonts w:ascii="Times New Roman" w:hAnsi="Times New Roman" w:cs="Times New Roman"/>
+          <w:sz w:val="28"/>
+          <w:szCs w:val="28"/>
+        </w:rPr>
+        <w:t>The system also provides:</w:t>
+      </w:r>
+    </w:p>
+    <w:p>
+      <w:pPr>
+        <w:numPr>
+          <w:ilvl w:val="0"/>
+          <w:numId w:val="44"/>
+        </w:numPr>
+        <w:rPr>
+          <w:rFonts w:ascii="Times New Roman" w:hAnsi="Times New Roman" w:cs="Times New Roman"/>
+          <w:sz w:val="28"/>
+          <w:szCs w:val="28"/>
+        </w:rPr>
+      </w:pPr>
+      <w:r>
+        <w:rPr>
+          <w:rFonts w:ascii="Times New Roman" w:hAnsi="Times New Roman" w:cs="Times New Roman"/>
+          <w:sz w:val="28"/>
+          <w:szCs w:val="28"/>
+        </w:rPr>
+        <w:t xml:space="preserve">occupancy estimation </w:t>
+      </w:r>
+    </w:p>
+    <w:p>
+      <w:pPr>
+        <w:numPr>
+          <w:ilvl w:val="0"/>
+          <w:numId w:val="44"/>
+        </w:numPr>
+        <w:rPr>
+          <w:rFonts w:ascii="Times New Roman" w:hAnsi="Times New Roman" w:cs="Times New Roman"/>
+          <w:sz w:val="28"/>
+          <w:szCs w:val="28"/>
+        </w:rPr>
+      </w:pPr>
+      <w:r>
+        <w:rPr>
+          <w:rFonts w:ascii="Times New Roman" w:hAnsi="Times New Roman" w:cs="Times New Roman"/>
+          <w:sz w:val="28"/>
+          <w:szCs w:val="28"/>
+        </w:rPr>
+        <w:t xml:space="preserve">room utilization statistics </w:t>
+      </w:r>
+    </w:p>
+    <w:p>
+      <w:pPr>
+        <w:numPr>
+          <w:ilvl w:val="0"/>
+          <w:numId w:val="44"/>
+        </w:numPr>
+        <w:rPr>
+          <w:rFonts w:ascii="Times New Roman" w:hAnsi="Times New Roman" w:cs="Times New Roman"/>
+          <w:sz w:val="28"/>
+          <w:szCs w:val="28"/>
+        </w:rPr>
+      </w:pPr>
+      <w:r>
+        <w:rPr>
+          <w:rFonts w:ascii="Times New Roman" w:hAnsi="Times New Roman" w:cs="Times New Roman"/>
+          <w:sz w:val="28"/>
+          <w:szCs w:val="28"/>
+        </w:rPr>
+        <w:t xml:space="preserve">projected revenue analysis </w:t>
+      </w:r>
+    </w:p>
+    <w:p>
+      <w:pPr>
+        <w:numPr>
+          <w:ilvl w:val="0"/>
+          <w:numId w:val="44"/>
+        </w:numPr>
+        <w:rPr>
+          <w:rFonts w:ascii="Times New Roman" w:hAnsi="Times New Roman" w:cs="Times New Roman"/>
+          <w:sz w:val="28"/>
+          <w:szCs w:val="28"/>
+        </w:rPr>
+      </w:pPr>
+      <w:r>
+        <w:rPr>
+          <w:rFonts w:ascii="Times New Roman" w:hAnsi="Times New Roman" w:cs="Times New Roman"/>
+          <w:sz w:val="28"/>
+          <w:szCs w:val="28"/>
+        </w:rPr>
+        <w:t xml:space="preserve">schedule performance reports </w:t>
+      </w:r>
+    </w:p>
+    <w:p>
+      <w:pPr>
+        <w:numPr>
+          <w:ilvl w:val="0"/>
+          <w:numId w:val="44"/>
+        </w:numPr>
+        <w:rPr>
+          <w:rFonts w:ascii="Times New Roman" w:hAnsi="Times New Roman" w:cs="Times New Roman"/>
+          <w:sz w:val="28"/>
+          <w:szCs w:val="28"/>
+        </w:rPr>
+      </w:pPr>
+      <w:r>
+        <w:rPr>
+          <w:rFonts w:ascii="Times New Roman" w:hAnsi="Times New Roman" w:cs="Times New Roman"/>
+          <w:sz w:val="28"/>
+          <w:szCs w:val="28"/>
+        </w:rPr>
+        <w:t xml:space="preserve">operational alerts </w:t>
+      </w:r>
+    </w:p>
+    <w:p>
+      <w:pPr>
+        <w:rPr>
+          <w:rFonts w:ascii="Times New Roman" w:hAnsi="Times New Roman" w:cs="Times New Roman"/>
+          <w:sz w:val="28"/>
+          <w:szCs w:val="28"/>
+        </w:rPr>
+      </w:pPr>
+      <w:r>
+        <w:rPr>
+          <w:rFonts w:ascii="Times New Roman" w:hAnsi="Times New Roman" w:cs="Times New Roman"/>
+          <w:sz w:val="28"/>
+          <w:szCs w:val="28"/>
+        </w:rPr>
+        <w:t>Current project scope focuses on:</w:t>
+      </w:r>
+    </w:p>
+    <w:p>
+      <w:pPr>
+        <w:numPr>
+          <w:ilvl w:val="0"/>
+          <w:numId w:val="45"/>
+        </w:numPr>
+        <w:rPr>
+          <w:rFonts w:ascii="Times New Roman" w:hAnsi="Times New Roman" w:cs="Times New Roman"/>
+          <w:sz w:val="28"/>
+          <w:szCs w:val="28"/>
+        </w:rPr>
+      </w:pPr>
+      <w:r>
+        <w:rPr>
+          <w:rFonts w:ascii="Times New Roman" w:hAnsi="Times New Roman" w:cs="Times New Roman"/>
+          <w:b/>
+          <w:bCs/>
+          <w:sz w:val="28"/>
+          <w:szCs w:val="28"/>
+        </w:rPr>
+        <w:t>internal cinema operation</w:t>
+      </w:r>
+      <w:r>
+        <w:rPr>
+          <w:rFonts w:ascii="Times New Roman" w:hAnsi="Times New Roman" w:cs="Times New Roman"/>
+          <w:sz w:val="28"/>
+          <w:szCs w:val="28"/>
+        </w:rPr>
+        <w:t xml:space="preserve"> </w:t>
+      </w:r>
+    </w:p>
+    <w:p>
+      <w:pPr>
+        <w:numPr>
+          <w:ilvl w:val="0"/>
+          <w:numId w:val="45"/>
+        </w:numPr>
+        <w:rPr>
+          <w:rFonts w:ascii="Times New Roman" w:hAnsi="Times New Roman" w:cs="Times New Roman"/>
+          <w:sz w:val="28"/>
+          <w:szCs w:val="28"/>
+        </w:rPr>
+      </w:pPr>
+      <w:r>
+        <w:rPr>
+          <w:rFonts w:ascii="Times New Roman" w:hAnsi="Times New Roman" w:cs="Times New Roman"/>
+          <w:b/>
+          <w:bCs/>
+          <w:sz w:val="28"/>
+          <w:szCs w:val="28"/>
+        </w:rPr>
+        <w:t>resource scheduling</w:t>
+      </w:r>
+      <w:r>
+        <w:rPr>
+          <w:rFonts w:ascii="Times New Roman" w:hAnsi="Times New Roman" w:cs="Times New Roman"/>
+          <w:sz w:val="28"/>
+          <w:szCs w:val="28"/>
+        </w:rPr>
+        <w:t xml:space="preserve"> </w:t>
+      </w:r>
+    </w:p>
+    <w:p>
+      <w:pPr>
+        <w:numPr>
+          <w:ilvl w:val="0"/>
+          <w:numId w:val="45"/>
+        </w:numPr>
+        <w:rPr>
+          <w:rFonts w:ascii="Times New Roman" w:hAnsi="Times New Roman" w:cs="Times New Roman"/>
+          <w:sz w:val="28"/>
+          <w:szCs w:val="28"/>
+        </w:rPr>
+      </w:pPr>
+      <w:r>
+        <w:rPr>
+          <w:rFonts w:ascii="Times New Roman" w:hAnsi="Times New Roman" w:cs="Times New Roman"/>
+          <w:b/>
+          <w:bCs/>
+          <w:sz w:val="28"/>
+          <w:szCs w:val="28"/>
+        </w:rPr>
+        <w:t>approval workflow</w:t>
+      </w:r>
+      <w:r>
+        <w:rPr>
+          <w:rFonts w:ascii="Times New Roman" w:hAnsi="Times New Roman" w:cs="Times New Roman"/>
+          <w:sz w:val="28"/>
+          <w:szCs w:val="28"/>
+        </w:rPr>
+        <w:t xml:space="preserve"> </w:t>
+      </w:r>
+    </w:p>
+    <w:p>
+      <w:pPr>
+        <w:rPr>
+          <w:rFonts w:ascii="Times New Roman" w:hAnsi="Times New Roman" w:cs="Times New Roman"/>
+          <w:sz w:val="28"/>
+          <w:szCs w:val="28"/>
+        </w:rPr>
+      </w:pPr>
+      <w:r>
+        <w:rPr>
+          <w:rFonts w:ascii="Times New Roman" w:hAnsi="Times New Roman" w:cs="Times New Roman"/>
+          <w:sz w:val="28"/>
+          <w:szCs w:val="28"/>
+        </w:rPr>
+        <w:t xml:space="preserve">The following are </w:t>
+      </w:r>
+      <w:r>
+        <w:rPr>
+          <w:rFonts w:ascii="Times New Roman" w:hAnsi="Times New Roman" w:cs="Times New Roman"/>
+          <w:b/>
+          <w:bCs/>
+          <w:sz w:val="28"/>
+          <w:szCs w:val="28"/>
+        </w:rPr>
+        <w:t>not included</w:t>
+      </w:r>
+      <w:r>
+        <w:rPr>
+          <w:rFonts w:ascii="Times New Roman" w:hAnsi="Times New Roman" w:cs="Times New Roman"/>
+          <w:sz w:val="28"/>
+          <w:szCs w:val="28"/>
+        </w:rPr>
+        <w:t>:</w:t>
+      </w:r>
+    </w:p>
+    <w:p>
+      <w:pPr>
+        <w:numPr>
+          <w:ilvl w:val="0"/>
+          <w:numId w:val="46"/>
+        </w:numPr>
+        <w:rPr>
+          <w:rFonts w:ascii="Times New Roman" w:hAnsi="Times New Roman" w:cs="Times New Roman"/>
+          <w:sz w:val="28"/>
+          <w:szCs w:val="28"/>
+        </w:rPr>
+      </w:pPr>
+      <w:r>
+        <w:rPr>
+          <w:rFonts w:ascii="Times New Roman" w:hAnsi="Times New Roman" w:cs="Times New Roman"/>
+          <w:sz w:val="28"/>
+          <w:szCs w:val="28"/>
+        </w:rPr>
+        <w:t xml:space="preserve">customer ticket booking </w:t>
+      </w:r>
+    </w:p>
+    <w:p>
+      <w:pPr>
+        <w:numPr>
+          <w:ilvl w:val="0"/>
+          <w:numId w:val="46"/>
+        </w:numPr>
+        <w:rPr>
+          <w:rFonts w:ascii="Times New Roman" w:hAnsi="Times New Roman" w:cs="Times New Roman"/>
+          <w:sz w:val="28"/>
+          <w:szCs w:val="28"/>
+        </w:rPr>
+      </w:pPr>
+      <w:r>
+        <w:rPr>
+          <w:rFonts w:ascii="Times New Roman" w:hAnsi="Times New Roman" w:cs="Times New Roman"/>
+          <w:sz w:val="28"/>
+          <w:szCs w:val="28"/>
+        </w:rPr>
+        <w:t xml:space="preserve">online payment </w:t>
+      </w:r>
+    </w:p>
+    <w:p>
+      <w:pPr>
+        <w:numPr>
+          <w:ilvl w:val="0"/>
+          <w:numId w:val="46"/>
+        </w:numPr>
+        <w:rPr>
+          <w:rFonts w:ascii="Times New Roman" w:hAnsi="Times New Roman" w:cs="Times New Roman"/>
+          <w:sz w:val="28"/>
+          <w:szCs w:val="28"/>
+        </w:rPr>
+      </w:pPr>
+      <w:r>
+        <w:rPr>
+          <w:rFonts w:ascii="Times New Roman" w:hAnsi="Times New Roman" w:cs="Times New Roman"/>
+          <w:sz w:val="28"/>
+          <w:szCs w:val="28"/>
+        </w:rPr>
+        <w:t xml:space="preserve">public cinema website </w:t>
+      </w:r>
+    </w:p>
+    <w:p>
+      <w:pPr>
+        <w:rPr>
+          <w:rFonts w:ascii="Times New Roman" w:hAnsi="Times New Roman" w:cs="Times New Roman"/>
+          <w:sz w:val="28"/>
+          <w:szCs w:val="28"/>
+        </w:rPr>
+      </w:pPr>
+      <w:r>
+        <w:rPr>
+          <w:rFonts w:ascii="Times New Roman" w:hAnsi="Times New Roman" w:cs="Times New Roman"/>
+          <w:sz w:val="28"/>
+          <w:szCs w:val="28"/>
+        </w:rPr>
+        <w:t>The architecture is prepared for future ticket-selling integration.</w:t>
+      </w:r>
+    </w:p>
+    <w:p>
+      <w:pPr>
+        <w:rPr>
+          <w:rFonts w:ascii="Times New Roman" w:hAnsi="Times New Roman" w:cs="Times New Roman"/>
+          <w:b/>
+          <w:bCs/>
+          <w:sz w:val="28"/>
+          <w:szCs w:val="28"/>
+        </w:rPr>
+      </w:pPr>
+      <w:r>
+        <w:rPr>
+          <w:rFonts w:ascii="Times New Roman" w:hAnsi="Times New Roman" w:cs="Times New Roman"/>
+          <w:b/>
+          <w:bCs/>
+          <w:sz w:val="28"/>
+          <w:szCs w:val="28"/>
+        </w:rPr>
+        <w:t>1.1.</w:t>
+      </w:r>
+      <w:r>
+        <w:rPr>
+          <w:rFonts w:ascii="Times New Roman" w:hAnsi="Times New Roman" w:cs="Times New Roman"/>
+          <w:b/>
+          <w:bCs/>
+          <w:sz w:val="28"/>
+          <w:szCs w:val="28"/>
+        </w:rPr>
+        <w:t>1.1</w:t>
+      </w:r>
+      <w:r>
+        <w:rPr>
+          <w:rFonts w:ascii="Times New Roman" w:hAnsi="Times New Roman" w:cs="Times New Roman"/>
+          <w:b/>
+          <w:bCs/>
+          <w:sz w:val="28"/>
+          <w:szCs w:val="28"/>
+        </w:rPr>
+        <w:t xml:space="preserve"> Scope</w:t>
+      </w:r>
+    </w:p>
+    <w:p>
+      <w:pPr>
+        <w:rPr>
+          <w:rFonts w:ascii="Times New Roman" w:hAnsi="Times New Roman" w:cs="Times New Roman"/>
+          <w:sz w:val="28"/>
+          <w:szCs w:val="28"/>
+        </w:rPr>
+      </w:pPr>
+      <w:r>
+        <w:rPr>
+          <w:rFonts w:ascii="Times New Roman" w:hAnsi="Times New Roman" w:cs="Times New Roman"/>
+          <w:sz w:val="28"/>
+          <w:szCs w:val="28"/>
+        </w:rPr>
+        <w:t>OptiCine focuses on internal cinema operation management.</w:t>
+      </w:r>
+    </w:p>
+    <w:p>
+      <w:pPr>
+        <w:rPr>
+          <w:rFonts w:ascii="Times New Roman" w:hAnsi="Times New Roman" w:cs="Times New Roman"/>
+          <w:sz w:val="28"/>
+          <w:szCs w:val="28"/>
+        </w:rPr>
+      </w:pPr>
+      <w:r>
+        <w:rPr>
+          <w:rFonts w:ascii="Times New Roman" w:hAnsi="Times New Roman" w:cs="Times New Roman"/>
+          <w:sz w:val="28"/>
+          <w:szCs w:val="28"/>
+        </w:rPr>
         <w:lastRenderedPageBreak/>
-        <w:t xml:space="preserve">A movie may be assigned to an unsuitable room. </w:t>
-      </w:r>
-    </w:p>
-    <w:p>
-      <w:pPr>
-        <w:numPr>
-          <w:ilvl w:val="0"/>
-          <w:numId w:val="41"/>
-        </w:numPr>
-        <w:rPr>
-          <w:rFonts w:ascii="Times New Roman" w:hAnsi="Times New Roman" w:cs="Times New Roman"/>
-          <w:sz w:val="28"/>
-          <w:szCs w:val="28"/>
-        </w:rPr>
-      </w:pPr>
-      <w:r>
-        <w:rPr>
-          <w:rFonts w:ascii="Times New Roman" w:hAnsi="Times New Roman" w:cs="Times New Roman"/>
-          <w:sz w:val="28"/>
-          <w:szCs w:val="28"/>
-        </w:rPr>
-        <w:t xml:space="preserve">Two showtimes may overlap. </w:t>
-      </w:r>
-    </w:p>
-    <w:p>
-      <w:pPr>
-        <w:numPr>
-          <w:ilvl w:val="0"/>
-          <w:numId w:val="41"/>
-        </w:numPr>
-        <w:rPr>
-          <w:rFonts w:ascii="Times New Roman" w:hAnsi="Times New Roman" w:cs="Times New Roman"/>
-          <w:sz w:val="28"/>
-          <w:szCs w:val="28"/>
-        </w:rPr>
-      </w:pPr>
-      <w:r>
-        <w:rPr>
-          <w:rFonts w:ascii="Times New Roman" w:hAnsi="Times New Roman" w:cs="Times New Roman"/>
-          <w:sz w:val="28"/>
-          <w:szCs w:val="28"/>
-        </w:rPr>
-        <w:t xml:space="preserve">Cleaning time between screenings may be insufficient. </w:t>
-      </w:r>
-    </w:p>
-    <w:p>
-      <w:pPr>
-        <w:numPr>
-          <w:ilvl w:val="0"/>
-          <w:numId w:val="41"/>
-        </w:numPr>
-        <w:rPr>
-          <w:rFonts w:ascii="Times New Roman" w:hAnsi="Times New Roman" w:cs="Times New Roman"/>
-          <w:sz w:val="28"/>
-          <w:szCs w:val="28"/>
-        </w:rPr>
-      </w:pPr>
-      <w:r>
-        <w:rPr>
-          <w:rFonts w:ascii="Times New Roman" w:hAnsi="Times New Roman" w:cs="Times New Roman"/>
-          <w:sz w:val="28"/>
-          <w:szCs w:val="28"/>
-        </w:rPr>
-        <w:t xml:space="preserve">Prime-time slots may not be allocated properly. </w:t>
-      </w:r>
-    </w:p>
-    <w:p>
-      <w:pPr>
-        <w:numPr>
-          <w:ilvl w:val="0"/>
-          <w:numId w:val="41"/>
-        </w:numPr>
-        <w:rPr>
-          <w:rFonts w:ascii="Times New Roman" w:hAnsi="Times New Roman" w:cs="Times New Roman"/>
-          <w:sz w:val="28"/>
-          <w:szCs w:val="28"/>
-        </w:rPr>
-      </w:pPr>
-      <w:r>
-        <w:rPr>
-          <w:rFonts w:ascii="Times New Roman" w:hAnsi="Times New Roman" w:cs="Times New Roman"/>
-          <w:sz w:val="28"/>
-          <w:szCs w:val="28"/>
-        </w:rPr>
-        <w:t xml:space="preserve">Unexpected changes may require rebuilding schedules. </w:t>
-      </w:r>
-    </w:p>
-    <w:p>
-      <w:pPr>
-        <w:numPr>
-          <w:ilvl w:val="0"/>
-          <w:numId w:val="41"/>
-        </w:numPr>
-        <w:rPr>
-          <w:rFonts w:ascii="Times New Roman" w:hAnsi="Times New Roman" w:cs="Times New Roman"/>
-          <w:sz w:val="28"/>
-          <w:szCs w:val="28"/>
-        </w:rPr>
-      </w:pPr>
-      <w:r>
-        <w:rPr>
-          <w:rFonts w:ascii="Times New Roman" w:hAnsi="Times New Roman" w:cs="Times New Roman"/>
-          <w:sz w:val="28"/>
-          <w:szCs w:val="28"/>
-        </w:rPr>
-        <w:t xml:space="preserve">Managers may not have real-time operational visibility. </w:t>
-      </w:r>
-    </w:p>
-    <w:p>
-      <w:pPr>
-        <w:numPr>
-          <w:ilvl w:val="0"/>
-          <w:numId w:val="41"/>
-        </w:numPr>
-        <w:rPr>
-          <w:rFonts w:ascii="Times New Roman" w:hAnsi="Times New Roman" w:cs="Times New Roman"/>
-          <w:sz w:val="28"/>
-          <w:szCs w:val="28"/>
-        </w:rPr>
-      </w:pPr>
-      <w:r>
-        <w:rPr>
-          <w:rFonts w:ascii="Times New Roman" w:hAnsi="Times New Roman" w:cs="Times New Roman"/>
-          <w:sz w:val="28"/>
-          <w:szCs w:val="28"/>
-        </w:rPr>
-        <w:t xml:space="preserve">Historical schedules are difficult to track manually. </w:t>
-      </w:r>
-    </w:p>
-    <w:p>
-      <w:pPr>
-        <w:rPr>
-          <w:rFonts w:ascii="Times New Roman" w:hAnsi="Times New Roman" w:cs="Times New Roman"/>
-          <w:sz w:val="28"/>
-          <w:szCs w:val="28"/>
-        </w:rPr>
-      </w:pPr>
-      <w:r>
-        <w:rPr>
-          <w:rFonts w:ascii="Times New Roman" w:hAnsi="Times New Roman" w:cs="Times New Roman"/>
-          <w:sz w:val="28"/>
-          <w:szCs w:val="28"/>
-        </w:rPr>
-        <w:t>As cinema operations expand, manual scheduling becomes difficult and error-prone.</w:t>
-      </w:r>
-    </w:p>
-    <w:p>
-      <w:pPr>
-        <w:rPr>
-          <w:rFonts w:ascii="Times New Roman" w:hAnsi="Times New Roman" w:cs="Times New Roman"/>
-          <w:sz w:val="28"/>
-          <w:szCs w:val="28"/>
-        </w:rPr>
-      </w:pPr>
-      <w:r>
-        <w:rPr>
-          <w:rFonts w:ascii="Times New Roman" w:hAnsi="Times New Roman" w:cs="Times New Roman"/>
-          <w:sz w:val="28"/>
-          <w:szCs w:val="28"/>
-        </w:rPr>
-        <w:t>OptiCine is developed to solve these challenges.</w:t>
-      </w:r>
-    </w:p>
-    <w:p>
-      <w:pPr>
-        <w:rPr>
-          <w:rFonts w:ascii="Times New Roman" w:hAnsi="Times New Roman" w:cs="Times New Roman"/>
-          <w:sz w:val="28"/>
-          <w:szCs w:val="28"/>
-        </w:rPr>
-      </w:pPr>
-      <w:r>
-        <w:rPr>
-          <w:rFonts w:ascii="Times New Roman" w:hAnsi="Times New Roman" w:cs="Times New Roman"/>
-          <w:sz w:val="28"/>
-          <w:szCs w:val="28"/>
-        </w:rPr>
-        <w:t>The system automatically evaluates:</w:t>
-      </w:r>
-    </w:p>
-    <w:p>
-      <w:pPr>
-        <w:numPr>
-          <w:ilvl w:val="0"/>
-          <w:numId w:val="42"/>
-        </w:numPr>
-        <w:rPr>
-          <w:rFonts w:ascii="Times New Roman" w:hAnsi="Times New Roman" w:cs="Times New Roman"/>
-          <w:sz w:val="28"/>
-          <w:szCs w:val="28"/>
-        </w:rPr>
-      </w:pPr>
-      <w:r>
-        <w:rPr>
-          <w:rFonts w:ascii="Times New Roman" w:hAnsi="Times New Roman" w:cs="Times New Roman"/>
-          <w:sz w:val="28"/>
-          <w:szCs w:val="28"/>
-        </w:rPr>
-        <w:t xml:space="preserve">room availability </w:t>
-      </w:r>
-    </w:p>
-    <w:p>
-      <w:pPr>
-        <w:numPr>
-          <w:ilvl w:val="0"/>
-          <w:numId w:val="42"/>
-        </w:numPr>
-        <w:rPr>
-          <w:rFonts w:ascii="Times New Roman" w:hAnsi="Times New Roman" w:cs="Times New Roman"/>
-          <w:sz w:val="28"/>
-          <w:szCs w:val="28"/>
-        </w:rPr>
-      </w:pPr>
-      <w:r>
-        <w:rPr>
-          <w:rFonts w:ascii="Times New Roman" w:hAnsi="Times New Roman" w:cs="Times New Roman"/>
-          <w:sz w:val="28"/>
-          <w:szCs w:val="28"/>
-        </w:rPr>
-        <w:t xml:space="preserve">room capacity </w:t>
-      </w:r>
-    </w:p>
-    <w:p>
-      <w:pPr>
-        <w:numPr>
-          <w:ilvl w:val="0"/>
-          <w:numId w:val="42"/>
-        </w:numPr>
-        <w:rPr>
-          <w:rFonts w:ascii="Times New Roman" w:hAnsi="Times New Roman" w:cs="Times New Roman"/>
-          <w:sz w:val="28"/>
-          <w:szCs w:val="28"/>
-        </w:rPr>
-      </w:pPr>
-      <w:r>
-        <w:rPr>
-          <w:rFonts w:ascii="Times New Roman" w:hAnsi="Times New Roman" w:cs="Times New Roman"/>
-          <w:sz w:val="28"/>
-          <w:szCs w:val="28"/>
-        </w:rPr>
-        <w:t xml:space="preserve">movie popularity </w:t>
-      </w:r>
-    </w:p>
-    <w:p>
-      <w:pPr>
-        <w:numPr>
-          <w:ilvl w:val="0"/>
-          <w:numId w:val="42"/>
-        </w:numPr>
-        <w:rPr>
-          <w:rFonts w:ascii="Times New Roman" w:hAnsi="Times New Roman" w:cs="Times New Roman"/>
-          <w:sz w:val="28"/>
-          <w:szCs w:val="28"/>
-        </w:rPr>
-      </w:pPr>
-      <w:r>
-        <w:rPr>
-          <w:rFonts w:ascii="Times New Roman" w:hAnsi="Times New Roman" w:cs="Times New Roman"/>
-          <w:sz w:val="28"/>
-          <w:szCs w:val="28"/>
-        </w:rPr>
-        <w:t xml:space="preserve">movie duration </w:t>
-      </w:r>
-    </w:p>
-    <w:p>
-      <w:pPr>
-        <w:numPr>
-          <w:ilvl w:val="0"/>
-          <w:numId w:val="42"/>
-        </w:numPr>
-        <w:rPr>
-          <w:rFonts w:ascii="Times New Roman" w:hAnsi="Times New Roman" w:cs="Times New Roman"/>
-          <w:sz w:val="28"/>
-          <w:szCs w:val="28"/>
-        </w:rPr>
-      </w:pPr>
-      <w:r>
-        <w:rPr>
-          <w:rFonts w:ascii="Times New Roman" w:hAnsi="Times New Roman" w:cs="Times New Roman"/>
-          <w:sz w:val="28"/>
-          <w:szCs w:val="28"/>
-        </w:rPr>
-        <w:t xml:space="preserve">business hours </w:t>
-      </w:r>
-    </w:p>
-    <w:p>
-      <w:pPr>
-        <w:numPr>
-          <w:ilvl w:val="0"/>
-          <w:numId w:val="42"/>
-        </w:numPr>
-        <w:rPr>
-          <w:rFonts w:ascii="Times New Roman" w:hAnsi="Times New Roman" w:cs="Times New Roman"/>
-          <w:sz w:val="28"/>
-          <w:szCs w:val="28"/>
-        </w:rPr>
-      </w:pPr>
-      <w:r>
-        <w:rPr>
-          <w:rFonts w:ascii="Times New Roman" w:hAnsi="Times New Roman" w:cs="Times New Roman"/>
-          <w:sz w:val="28"/>
-          <w:szCs w:val="28"/>
-        </w:rPr>
-        <w:t xml:space="preserve">preferred scheduling strategy </w:t>
-      </w:r>
-    </w:p>
-    <w:p>
-      <w:pPr>
-        <w:numPr>
-          <w:ilvl w:val="0"/>
-          <w:numId w:val="42"/>
-        </w:numPr>
-        <w:rPr>
-          <w:rFonts w:ascii="Times New Roman" w:hAnsi="Times New Roman" w:cs="Times New Roman"/>
-          <w:sz w:val="28"/>
-          <w:szCs w:val="28"/>
-        </w:rPr>
-      </w:pPr>
-      <w:r>
-        <w:rPr>
-          <w:rFonts w:ascii="Times New Roman" w:hAnsi="Times New Roman" w:cs="Times New Roman"/>
-          <w:sz w:val="28"/>
-          <w:szCs w:val="28"/>
-        </w:rPr>
-        <w:t xml:space="preserve">cleaning buffer </w:t>
-      </w:r>
-    </w:p>
-    <w:p>
-      <w:pPr>
-        <w:numPr>
-          <w:ilvl w:val="0"/>
-          <w:numId w:val="42"/>
-        </w:numPr>
-        <w:rPr>
-          <w:rFonts w:ascii="Times New Roman" w:hAnsi="Times New Roman" w:cs="Times New Roman"/>
-          <w:sz w:val="28"/>
-          <w:szCs w:val="28"/>
-        </w:rPr>
-      </w:pPr>
-      <w:r>
-        <w:rPr>
-          <w:rFonts w:ascii="Times New Roman" w:hAnsi="Times New Roman" w:cs="Times New Roman"/>
-          <w:sz w:val="28"/>
-          <w:szCs w:val="28"/>
-        </w:rPr>
-        <w:t xml:space="preserve">prime-time priority </w:t>
-      </w:r>
-    </w:p>
-    <w:p>
-      <w:pPr>
-        <w:rPr>
-          <w:rFonts w:ascii="Times New Roman" w:hAnsi="Times New Roman" w:cs="Times New Roman"/>
-          <w:sz w:val="28"/>
-          <w:szCs w:val="28"/>
-        </w:rPr>
-      </w:pPr>
-      <w:r>
-        <w:rPr>
-          <w:rFonts w:ascii="Times New Roman" w:hAnsi="Times New Roman" w:cs="Times New Roman"/>
-          <w:sz w:val="28"/>
-          <w:szCs w:val="28"/>
-        </w:rPr>
-        <w:t>The system generates optimized schedules.</w:t>
-      </w:r>
-    </w:p>
-    <w:p>
-      <w:pPr>
-        <w:rPr>
-          <w:rFonts w:ascii="Times New Roman" w:hAnsi="Times New Roman" w:cs="Times New Roman"/>
-          <w:sz w:val="28"/>
-          <w:szCs w:val="28"/>
-        </w:rPr>
-      </w:pPr>
-      <w:r>
-        <w:rPr>
-          <w:rFonts w:ascii="Times New Roman" w:hAnsi="Times New Roman" w:cs="Times New Roman"/>
-          <w:sz w:val="28"/>
-          <w:szCs w:val="28"/>
-        </w:rPr>
-        <w:t>Generated schedules are:</w:t>
-      </w:r>
-    </w:p>
-    <w:p>
-      <w:pPr>
-        <w:numPr>
-          <w:ilvl w:val="0"/>
-          <w:numId w:val="43"/>
-        </w:numPr>
-        <w:rPr>
-          <w:rFonts w:ascii="Times New Roman" w:hAnsi="Times New Roman" w:cs="Times New Roman"/>
-          <w:sz w:val="28"/>
-          <w:szCs w:val="28"/>
-        </w:rPr>
-      </w:pPr>
-      <w:r>
-        <w:rPr>
-          <w:rFonts w:ascii="Times New Roman" w:hAnsi="Times New Roman" w:cs="Times New Roman"/>
-          <w:sz w:val="28"/>
-          <w:szCs w:val="28"/>
-        </w:rPr>
-        <w:t xml:space="preserve">saved as draft </w:t>
-      </w:r>
-    </w:p>
-    <w:p>
-      <w:pPr>
-        <w:numPr>
-          <w:ilvl w:val="0"/>
-          <w:numId w:val="43"/>
-        </w:numPr>
-        <w:rPr>
-          <w:rFonts w:ascii="Times New Roman" w:hAnsi="Times New Roman" w:cs="Times New Roman"/>
-          <w:sz w:val="28"/>
-          <w:szCs w:val="28"/>
-        </w:rPr>
-      </w:pPr>
-      <w:r>
-        <w:rPr>
-          <w:rFonts w:ascii="Times New Roman" w:hAnsi="Times New Roman" w:cs="Times New Roman"/>
-          <w:sz w:val="28"/>
-          <w:szCs w:val="28"/>
-        </w:rPr>
-        <w:t xml:space="preserve">reviewed internally </w:t>
-      </w:r>
-    </w:p>
-    <w:p>
-      <w:pPr>
-        <w:numPr>
-          <w:ilvl w:val="0"/>
-          <w:numId w:val="43"/>
-        </w:numPr>
-        <w:rPr>
-          <w:rFonts w:ascii="Times New Roman" w:hAnsi="Times New Roman" w:cs="Times New Roman"/>
-          <w:sz w:val="28"/>
-          <w:szCs w:val="28"/>
-        </w:rPr>
-      </w:pPr>
-      <w:r>
-        <w:rPr>
-          <w:rFonts w:ascii="Times New Roman" w:hAnsi="Times New Roman" w:cs="Times New Roman"/>
-          <w:sz w:val="28"/>
-          <w:szCs w:val="28"/>
-        </w:rPr>
-        <w:t xml:space="preserve">approved by supervisors </w:t>
-      </w:r>
-    </w:p>
-    <w:p>
-      <w:pPr>
-        <w:numPr>
-          <w:ilvl w:val="0"/>
-          <w:numId w:val="43"/>
-        </w:numPr>
-        <w:rPr>
-          <w:rFonts w:ascii="Times New Roman" w:hAnsi="Times New Roman" w:cs="Times New Roman"/>
-          <w:sz w:val="28"/>
-          <w:szCs w:val="28"/>
-        </w:rPr>
-      </w:pPr>
-      <w:r>
-        <w:rPr>
-          <w:rFonts w:ascii="Times New Roman" w:hAnsi="Times New Roman" w:cs="Times New Roman"/>
-          <w:sz w:val="28"/>
-          <w:szCs w:val="28"/>
-        </w:rPr>
-        <w:t xml:space="preserve">approved by branch managers </w:t>
-      </w:r>
-    </w:p>
-    <w:p>
-      <w:pPr>
-        <w:numPr>
-          <w:ilvl w:val="0"/>
-          <w:numId w:val="43"/>
-        </w:numPr>
-        <w:rPr>
-          <w:rFonts w:ascii="Times New Roman" w:hAnsi="Times New Roman" w:cs="Times New Roman"/>
-          <w:sz w:val="28"/>
-          <w:szCs w:val="28"/>
-        </w:rPr>
-      </w:pPr>
-      <w:r>
-        <w:rPr>
-          <w:rFonts w:ascii="Times New Roman" w:hAnsi="Times New Roman" w:cs="Times New Roman"/>
-          <w:sz w:val="28"/>
-          <w:szCs w:val="28"/>
-        </w:rPr>
-        <w:t xml:space="preserve">officially published </w:t>
-      </w:r>
-    </w:p>
-    <w:p>
-      <w:pPr>
-        <w:numPr>
-          <w:ilvl w:val="0"/>
-          <w:numId w:val="43"/>
-        </w:numPr>
-        <w:rPr>
-          <w:rFonts w:ascii="Times New Roman" w:hAnsi="Times New Roman" w:cs="Times New Roman"/>
-          <w:sz w:val="28"/>
-          <w:szCs w:val="28"/>
-        </w:rPr>
-      </w:pPr>
-      <w:r>
-        <w:rPr>
-          <w:rFonts w:ascii="Times New Roman" w:hAnsi="Times New Roman" w:cs="Times New Roman"/>
-          <w:sz w:val="28"/>
-          <w:szCs w:val="28"/>
-        </w:rPr>
-        <w:t xml:space="preserve">stored for operational history </w:t>
-      </w:r>
-    </w:p>
-    <w:p>
-      <w:pPr>
-        <w:rPr>
-          <w:rFonts w:ascii="Times New Roman" w:hAnsi="Times New Roman" w:cs="Times New Roman"/>
-          <w:sz w:val="28"/>
-          <w:szCs w:val="28"/>
-        </w:rPr>
-      </w:pPr>
-      <w:r>
-        <w:rPr>
-          <w:rFonts w:ascii="Times New Roman" w:hAnsi="Times New Roman" w:cs="Times New Roman"/>
-          <w:sz w:val="28"/>
-          <w:szCs w:val="28"/>
-        </w:rPr>
-        <w:t>The system also provides:</w:t>
-      </w:r>
-    </w:p>
-    <w:p>
-      <w:pPr>
-        <w:numPr>
-          <w:ilvl w:val="0"/>
-          <w:numId w:val="44"/>
-        </w:numPr>
-        <w:rPr>
-          <w:rFonts w:ascii="Times New Roman" w:hAnsi="Times New Roman" w:cs="Times New Roman"/>
-          <w:sz w:val="28"/>
-          <w:szCs w:val="28"/>
-        </w:rPr>
-      </w:pPr>
-      <w:r>
-        <w:rPr>
-          <w:rFonts w:ascii="Times New Roman" w:hAnsi="Times New Roman" w:cs="Times New Roman"/>
-          <w:sz w:val="28"/>
-          <w:szCs w:val="28"/>
-        </w:rPr>
-        <w:t xml:space="preserve">occupancy estimation </w:t>
-      </w:r>
-    </w:p>
-    <w:p>
-      <w:pPr>
-        <w:numPr>
-          <w:ilvl w:val="0"/>
-          <w:numId w:val="44"/>
-        </w:numPr>
-        <w:rPr>
-          <w:rFonts w:ascii="Times New Roman" w:hAnsi="Times New Roman" w:cs="Times New Roman"/>
-          <w:sz w:val="28"/>
-          <w:szCs w:val="28"/>
-        </w:rPr>
-      </w:pPr>
-      <w:r>
-        <w:rPr>
-          <w:rFonts w:ascii="Times New Roman" w:hAnsi="Times New Roman" w:cs="Times New Roman"/>
-          <w:sz w:val="28"/>
-          <w:szCs w:val="28"/>
-        </w:rPr>
-        <w:t xml:space="preserve">room utilization statistics </w:t>
-      </w:r>
-    </w:p>
-    <w:p>
-      <w:pPr>
-        <w:numPr>
-          <w:ilvl w:val="0"/>
-          <w:numId w:val="44"/>
-        </w:numPr>
-        <w:rPr>
-          <w:rFonts w:ascii="Times New Roman" w:hAnsi="Times New Roman" w:cs="Times New Roman"/>
-          <w:sz w:val="28"/>
-          <w:szCs w:val="28"/>
-        </w:rPr>
-      </w:pPr>
-      <w:r>
-        <w:rPr>
-          <w:rFonts w:ascii="Times New Roman" w:hAnsi="Times New Roman" w:cs="Times New Roman"/>
-          <w:sz w:val="28"/>
-          <w:szCs w:val="28"/>
-        </w:rPr>
-        <w:t xml:space="preserve">projected revenue analysis </w:t>
-      </w:r>
-    </w:p>
-    <w:p>
-      <w:pPr>
-        <w:numPr>
-          <w:ilvl w:val="0"/>
-          <w:numId w:val="44"/>
-        </w:numPr>
-        <w:rPr>
-          <w:rFonts w:ascii="Times New Roman" w:hAnsi="Times New Roman" w:cs="Times New Roman"/>
-          <w:sz w:val="28"/>
-          <w:szCs w:val="28"/>
-        </w:rPr>
-      </w:pPr>
-      <w:r>
-        <w:rPr>
-          <w:rFonts w:ascii="Times New Roman" w:hAnsi="Times New Roman" w:cs="Times New Roman"/>
-          <w:sz w:val="28"/>
-          <w:szCs w:val="28"/>
-        </w:rPr>
-        <w:t xml:space="preserve">schedule performance reports </w:t>
-      </w:r>
-    </w:p>
-    <w:p>
-      <w:pPr>
-        <w:numPr>
-          <w:ilvl w:val="0"/>
-          <w:numId w:val="44"/>
-        </w:numPr>
-        <w:rPr>
-          <w:rFonts w:ascii="Times New Roman" w:hAnsi="Times New Roman" w:cs="Times New Roman"/>
-          <w:sz w:val="28"/>
-          <w:szCs w:val="28"/>
-        </w:rPr>
-      </w:pPr>
-      <w:r>
-        <w:rPr>
-          <w:rFonts w:ascii="Times New Roman" w:hAnsi="Times New Roman" w:cs="Times New Roman"/>
-          <w:sz w:val="28"/>
-          <w:szCs w:val="28"/>
-        </w:rPr>
-        <w:t xml:space="preserve">operational alerts </w:t>
-      </w:r>
-    </w:p>
-    <w:p>
-      <w:pPr>
-        <w:rPr>
-          <w:rFonts w:ascii="Times New Roman" w:hAnsi="Times New Roman" w:cs="Times New Roman"/>
-          <w:sz w:val="28"/>
-          <w:szCs w:val="28"/>
-        </w:rPr>
-      </w:pPr>
-      <w:r>
-        <w:rPr>
-          <w:rFonts w:ascii="Times New Roman" w:hAnsi="Times New Roman" w:cs="Times New Roman"/>
-          <w:sz w:val="28"/>
-          <w:szCs w:val="28"/>
-        </w:rPr>
-        <w:t>Current project scope focuses on:</w:t>
-      </w:r>
-    </w:p>
-    <w:p>
-      <w:pPr>
-        <w:numPr>
-          <w:ilvl w:val="0"/>
-          <w:numId w:val="45"/>
-        </w:numPr>
-        <w:rPr>
-          <w:rFonts w:ascii="Times New Roman" w:hAnsi="Times New Roman" w:cs="Times New Roman"/>
-          <w:sz w:val="28"/>
-          <w:szCs w:val="28"/>
-        </w:rPr>
-      </w:pPr>
-      <w:r>
-        <w:rPr>
-          <w:rFonts w:ascii="Times New Roman" w:hAnsi="Times New Roman" w:cs="Times New Roman"/>
-          <w:b/>
-          <w:bCs/>
-          <w:sz w:val="28"/>
-          <w:szCs w:val="28"/>
-        </w:rPr>
-        <w:t>internal cinema operation</w:t>
-      </w:r>
-      <w:r>
-        <w:rPr>
-          <w:rFonts w:ascii="Times New Roman" w:hAnsi="Times New Roman" w:cs="Times New Roman"/>
-          <w:sz w:val="28"/>
-          <w:szCs w:val="28"/>
-        </w:rPr>
-        <w:t xml:space="preserve"> </w:t>
-      </w:r>
-    </w:p>
-    <w:p>
-      <w:pPr>
-        <w:numPr>
-          <w:ilvl w:val="0"/>
-          <w:numId w:val="45"/>
-        </w:numPr>
-        <w:rPr>
-          <w:rFonts w:ascii="Times New Roman" w:hAnsi="Times New Roman" w:cs="Times New Roman"/>
-          <w:sz w:val="28"/>
-          <w:szCs w:val="28"/>
-        </w:rPr>
-      </w:pPr>
-      <w:r>
-        <w:rPr>
-          <w:rFonts w:ascii="Times New Roman" w:hAnsi="Times New Roman" w:cs="Times New Roman"/>
-          <w:b/>
-          <w:bCs/>
-          <w:sz w:val="28"/>
-          <w:szCs w:val="28"/>
-        </w:rPr>
-        <w:t>resource scheduling</w:t>
-      </w:r>
-      <w:r>
-        <w:rPr>
-          <w:rFonts w:ascii="Times New Roman" w:hAnsi="Times New Roman" w:cs="Times New Roman"/>
-          <w:sz w:val="28"/>
-          <w:szCs w:val="28"/>
-        </w:rPr>
-        <w:t xml:space="preserve"> </w:t>
-      </w:r>
-    </w:p>
-    <w:p>
-      <w:pPr>
-        <w:numPr>
-          <w:ilvl w:val="0"/>
-          <w:numId w:val="45"/>
-        </w:numPr>
-        <w:rPr>
-          <w:rFonts w:ascii="Times New Roman" w:hAnsi="Times New Roman" w:cs="Times New Roman"/>
-          <w:sz w:val="28"/>
-          <w:szCs w:val="28"/>
-        </w:rPr>
-      </w:pPr>
-      <w:r>
-        <w:rPr>
-          <w:rFonts w:ascii="Times New Roman" w:hAnsi="Times New Roman" w:cs="Times New Roman"/>
-          <w:b/>
-          <w:bCs/>
-          <w:sz w:val="28"/>
-          <w:szCs w:val="28"/>
-        </w:rPr>
-        <w:t>approval workflow</w:t>
-      </w:r>
-      <w:r>
-        <w:rPr>
-          <w:rFonts w:ascii="Times New Roman" w:hAnsi="Times New Roman" w:cs="Times New Roman"/>
-          <w:sz w:val="28"/>
-          <w:szCs w:val="28"/>
-        </w:rPr>
-        <w:t xml:space="preserve"> </w:t>
-      </w:r>
-    </w:p>
-    <w:p>
-      <w:pPr>
-        <w:rPr>
-          <w:rFonts w:ascii="Times New Roman" w:hAnsi="Times New Roman" w:cs="Times New Roman"/>
-          <w:sz w:val="28"/>
-          <w:szCs w:val="28"/>
-        </w:rPr>
-      </w:pPr>
-      <w:r>
-        <w:rPr>
-          <w:rFonts w:ascii="Times New Roman" w:hAnsi="Times New Roman" w:cs="Times New Roman"/>
-          <w:sz w:val="28"/>
-          <w:szCs w:val="28"/>
-        </w:rPr>
-        <w:t xml:space="preserve">The following are </w:t>
-      </w:r>
-      <w:r>
-        <w:rPr>
-          <w:rFonts w:ascii="Times New Roman" w:hAnsi="Times New Roman" w:cs="Times New Roman"/>
-          <w:b/>
-          <w:bCs/>
-          <w:sz w:val="28"/>
-          <w:szCs w:val="28"/>
-        </w:rPr>
-        <w:t>not included</w:t>
-      </w:r>
-      <w:r>
-        <w:rPr>
-          <w:rFonts w:ascii="Times New Roman" w:hAnsi="Times New Roman" w:cs="Times New Roman"/>
-          <w:sz w:val="28"/>
-          <w:szCs w:val="28"/>
-        </w:rPr>
-        <w:t>:</w:t>
-      </w:r>
-    </w:p>
-    <w:p>
-      <w:pPr>
-        <w:numPr>
-          <w:ilvl w:val="0"/>
-          <w:numId w:val="46"/>
+        <w:t>Project scope includes:</w:t>
+      </w:r>
+    </w:p>
+    <w:p>
+      <w:pPr>
+        <w:rPr>
+          <w:rFonts w:ascii="Times New Roman" w:hAnsi="Times New Roman" w:cs="Times New Roman"/>
+          <w:b/>
+          <w:bCs/>
+          <w:sz w:val="28"/>
+          <w:szCs w:val="28"/>
+        </w:rPr>
+      </w:pPr>
+      <w:r>
+        <w:rPr>
+          <w:rFonts w:ascii="Times New Roman" w:hAnsi="Times New Roman" w:cs="Times New Roman"/>
+          <w:b/>
+          <w:bCs/>
+          <w:sz w:val="28"/>
+          <w:szCs w:val="28"/>
+        </w:rPr>
+        <w:t>• Movie Operations</w:t>
+      </w:r>
+    </w:p>
+    <w:p>
+      <w:pPr>
+        <w:numPr>
+          <w:ilvl w:val="0"/>
+          <w:numId w:val="47"/>
+        </w:numPr>
+        <w:rPr>
+          <w:rFonts w:ascii="Times New Roman" w:hAnsi="Times New Roman" w:cs="Times New Roman"/>
+          <w:sz w:val="28"/>
+          <w:szCs w:val="28"/>
+        </w:rPr>
+      </w:pPr>
+      <w:r>
+        <w:rPr>
+          <w:rFonts w:ascii="Times New Roman" w:hAnsi="Times New Roman" w:cs="Times New Roman"/>
+          <w:sz w:val="28"/>
+          <w:szCs w:val="28"/>
+        </w:rPr>
+        <w:t xml:space="preserve">Create movie </w:t>
+      </w:r>
+    </w:p>
+    <w:p>
+      <w:pPr>
+        <w:numPr>
+          <w:ilvl w:val="0"/>
+          <w:numId w:val="47"/>
+        </w:numPr>
+        <w:rPr>
+          <w:rFonts w:ascii="Times New Roman" w:hAnsi="Times New Roman" w:cs="Times New Roman"/>
+          <w:sz w:val="28"/>
+          <w:szCs w:val="28"/>
+        </w:rPr>
+      </w:pPr>
+      <w:r>
+        <w:rPr>
+          <w:rFonts w:ascii="Times New Roman" w:hAnsi="Times New Roman" w:cs="Times New Roman"/>
+          <w:sz w:val="28"/>
+          <w:szCs w:val="28"/>
+        </w:rPr>
+        <w:t xml:space="preserve">Update movie </w:t>
+      </w:r>
+    </w:p>
+    <w:p>
+      <w:pPr>
+        <w:numPr>
+          <w:ilvl w:val="0"/>
+          <w:numId w:val="47"/>
+        </w:numPr>
+        <w:rPr>
+          <w:rFonts w:ascii="Times New Roman" w:hAnsi="Times New Roman" w:cs="Times New Roman"/>
+          <w:sz w:val="28"/>
+          <w:szCs w:val="28"/>
+        </w:rPr>
+      </w:pPr>
+      <w:r>
+        <w:rPr>
+          <w:rFonts w:ascii="Times New Roman" w:hAnsi="Times New Roman" w:cs="Times New Roman"/>
+          <w:sz w:val="28"/>
+          <w:szCs w:val="28"/>
+        </w:rPr>
+        <w:t xml:space="preserve">Disable movie </w:t>
+      </w:r>
+    </w:p>
+    <w:p>
+      <w:pPr>
+        <w:numPr>
+          <w:ilvl w:val="0"/>
+          <w:numId w:val="47"/>
+        </w:numPr>
+        <w:rPr>
+          <w:rFonts w:ascii="Times New Roman" w:hAnsi="Times New Roman" w:cs="Times New Roman"/>
+          <w:sz w:val="28"/>
+          <w:szCs w:val="28"/>
+        </w:rPr>
+      </w:pPr>
+      <w:r>
+        <w:rPr>
+          <w:rFonts w:ascii="Times New Roman" w:hAnsi="Times New Roman" w:cs="Times New Roman"/>
+          <w:sz w:val="28"/>
+          <w:szCs w:val="28"/>
+        </w:rPr>
+        <w:t xml:space="preserve">Enable movie </w:t>
+      </w:r>
+    </w:p>
+    <w:p>
+      <w:pPr>
+        <w:numPr>
+          <w:ilvl w:val="0"/>
+          <w:numId w:val="47"/>
+        </w:numPr>
+        <w:rPr>
+          <w:rFonts w:ascii="Times New Roman" w:hAnsi="Times New Roman" w:cs="Times New Roman"/>
+          <w:sz w:val="28"/>
+          <w:szCs w:val="28"/>
+        </w:rPr>
+      </w:pPr>
+      <w:r>
+        <w:rPr>
+          <w:rFonts w:ascii="Times New Roman" w:hAnsi="Times New Roman" w:cs="Times New Roman"/>
+          <w:sz w:val="28"/>
+          <w:szCs w:val="28"/>
+        </w:rPr>
+        <w:t xml:space="preserve">Upload poster </w:t>
+      </w:r>
+    </w:p>
+    <w:p>
+      <w:pPr>
+        <w:numPr>
+          <w:ilvl w:val="0"/>
+          <w:numId w:val="47"/>
+        </w:numPr>
+        <w:rPr>
+          <w:rFonts w:ascii="Times New Roman" w:hAnsi="Times New Roman" w:cs="Times New Roman"/>
+          <w:sz w:val="28"/>
+          <w:szCs w:val="28"/>
+        </w:rPr>
+      </w:pPr>
+      <w:r>
+        <w:rPr>
+          <w:rFonts w:ascii="Times New Roman" w:hAnsi="Times New Roman" w:cs="Times New Roman"/>
+          <w:sz w:val="28"/>
+          <w:szCs w:val="28"/>
+        </w:rPr>
+        <w:t xml:space="preserve">Manage trailer link </w:t>
+      </w:r>
+    </w:p>
+    <w:p>
+      <w:pPr>
+        <w:numPr>
+          <w:ilvl w:val="0"/>
+          <w:numId w:val="47"/>
+        </w:numPr>
+        <w:rPr>
+          <w:rFonts w:ascii="Times New Roman" w:hAnsi="Times New Roman" w:cs="Times New Roman"/>
+          <w:sz w:val="28"/>
+          <w:szCs w:val="28"/>
+        </w:rPr>
+      </w:pPr>
+      <w:r>
+        <w:rPr>
+          <w:rFonts w:ascii="Times New Roman" w:hAnsi="Times New Roman" w:cs="Times New Roman"/>
+          <w:sz w:val="28"/>
+          <w:szCs w:val="28"/>
+        </w:rPr>
+        <w:t xml:space="preserve">View movie detail </w:t>
+      </w:r>
+    </w:p>
+    <w:p>
+      <w:pPr>
+        <w:rPr>
+          <w:rFonts w:ascii="Times New Roman" w:hAnsi="Times New Roman" w:cs="Times New Roman"/>
+          <w:b/>
+          <w:bCs/>
+          <w:sz w:val="28"/>
+          <w:szCs w:val="28"/>
+        </w:rPr>
+      </w:pPr>
+      <w:r>
+        <w:rPr>
+          <w:rFonts w:ascii="Times New Roman" w:hAnsi="Times New Roman" w:cs="Times New Roman"/>
+          <w:b/>
+          <w:bCs/>
+          <w:sz w:val="28"/>
+          <w:szCs w:val="28"/>
+        </w:rPr>
+        <w:t>• Room Operations</w:t>
+      </w:r>
+    </w:p>
+    <w:p>
+      <w:pPr>
+        <w:numPr>
+          <w:ilvl w:val="0"/>
+          <w:numId w:val="48"/>
+        </w:numPr>
+        <w:rPr>
+          <w:rFonts w:ascii="Times New Roman" w:hAnsi="Times New Roman" w:cs="Times New Roman"/>
+          <w:sz w:val="28"/>
+          <w:szCs w:val="28"/>
+        </w:rPr>
+      </w:pPr>
+      <w:r>
+        <w:rPr>
+          <w:rFonts w:ascii="Times New Roman" w:hAnsi="Times New Roman" w:cs="Times New Roman"/>
+          <w:sz w:val="28"/>
+          <w:szCs w:val="28"/>
+        </w:rPr>
+        <w:t xml:space="preserve">Create room </w:t>
+      </w:r>
+    </w:p>
+    <w:p>
+      <w:pPr>
+        <w:numPr>
+          <w:ilvl w:val="0"/>
+          <w:numId w:val="48"/>
+        </w:numPr>
+        <w:rPr>
+          <w:rFonts w:ascii="Times New Roman" w:hAnsi="Times New Roman" w:cs="Times New Roman"/>
+          <w:sz w:val="28"/>
+          <w:szCs w:val="28"/>
+        </w:rPr>
+      </w:pPr>
+      <w:r>
+        <w:rPr>
+          <w:rFonts w:ascii="Times New Roman" w:hAnsi="Times New Roman" w:cs="Times New Roman"/>
+          <w:sz w:val="28"/>
+          <w:szCs w:val="28"/>
+        </w:rPr>
+        <w:t xml:space="preserve">Update room </w:t>
+      </w:r>
+    </w:p>
+    <w:p>
+      <w:pPr>
+        <w:numPr>
+          <w:ilvl w:val="0"/>
+          <w:numId w:val="48"/>
+        </w:numPr>
+        <w:rPr>
+          <w:rFonts w:ascii="Times New Roman" w:hAnsi="Times New Roman" w:cs="Times New Roman"/>
+          <w:sz w:val="28"/>
+          <w:szCs w:val="28"/>
+        </w:rPr>
+      </w:pPr>
+      <w:r>
+        <w:rPr>
+          <w:rFonts w:ascii="Times New Roman" w:hAnsi="Times New Roman" w:cs="Times New Roman"/>
+          <w:sz w:val="28"/>
+          <w:szCs w:val="28"/>
+        </w:rPr>
+        <w:t xml:space="preserve">Disable room </w:t>
+      </w:r>
+    </w:p>
+    <w:p>
+      <w:pPr>
+        <w:numPr>
+          <w:ilvl w:val="0"/>
+          <w:numId w:val="48"/>
+        </w:numPr>
+        <w:rPr>
+          <w:rFonts w:ascii="Times New Roman" w:hAnsi="Times New Roman" w:cs="Times New Roman"/>
+          <w:sz w:val="28"/>
+          <w:szCs w:val="28"/>
+        </w:rPr>
+      </w:pPr>
+      <w:r>
+        <w:rPr>
+          <w:rFonts w:ascii="Times New Roman" w:hAnsi="Times New Roman" w:cs="Times New Roman"/>
+          <w:sz w:val="28"/>
+          <w:szCs w:val="28"/>
+        </w:rPr>
+        <w:t xml:space="preserve">Manage maintenance </w:t>
+      </w:r>
+    </w:p>
+    <w:p>
+      <w:pPr>
+        <w:numPr>
+          <w:ilvl w:val="0"/>
+          <w:numId w:val="48"/>
+        </w:numPr>
+        <w:rPr>
+          <w:rFonts w:ascii="Times New Roman" w:hAnsi="Times New Roman" w:cs="Times New Roman"/>
+          <w:sz w:val="28"/>
+          <w:szCs w:val="28"/>
+        </w:rPr>
+      </w:pPr>
+      <w:r>
+        <w:rPr>
+          <w:rFonts w:ascii="Times New Roman" w:hAnsi="Times New Roman" w:cs="Times New Roman"/>
+          <w:sz w:val="28"/>
+          <w:szCs w:val="28"/>
+        </w:rPr>
+        <w:t xml:space="preserve">Manage room capacity </w:t>
+      </w:r>
+    </w:p>
+    <w:p>
+      <w:pPr>
+        <w:rPr>
+          <w:rFonts w:ascii="Times New Roman" w:hAnsi="Times New Roman" w:cs="Times New Roman"/>
+          <w:b/>
+          <w:bCs/>
+          <w:sz w:val="28"/>
+          <w:szCs w:val="28"/>
+        </w:rPr>
+      </w:pPr>
+      <w:r>
+        <w:rPr>
+          <w:rFonts w:ascii="Times New Roman" w:hAnsi="Times New Roman" w:cs="Times New Roman"/>
+          <w:b/>
+          <w:bCs/>
+          <w:sz w:val="28"/>
+          <w:szCs w:val="28"/>
+        </w:rPr>
+        <w:t>• Showtime Operations</w:t>
+      </w:r>
+    </w:p>
+    <w:p>
+      <w:pPr>
+        <w:numPr>
+          <w:ilvl w:val="0"/>
+          <w:numId w:val="49"/>
+        </w:numPr>
+        <w:rPr>
+          <w:rFonts w:ascii="Times New Roman" w:hAnsi="Times New Roman" w:cs="Times New Roman"/>
+          <w:sz w:val="28"/>
+          <w:szCs w:val="28"/>
+        </w:rPr>
+      </w:pPr>
+      <w:r>
+        <w:rPr>
+          <w:rFonts w:ascii="Times New Roman" w:hAnsi="Times New Roman" w:cs="Times New Roman"/>
+          <w:sz w:val="28"/>
+          <w:szCs w:val="28"/>
+        </w:rPr>
+        <w:t xml:space="preserve">Create showtime </w:t>
+      </w:r>
+    </w:p>
+    <w:p>
+      <w:pPr>
+        <w:numPr>
+          <w:ilvl w:val="0"/>
+          <w:numId w:val="49"/>
+        </w:numPr>
+        <w:rPr>
+          <w:rFonts w:ascii="Times New Roman" w:hAnsi="Times New Roman" w:cs="Times New Roman"/>
+          <w:sz w:val="28"/>
+          <w:szCs w:val="28"/>
+        </w:rPr>
+      </w:pPr>
+      <w:r>
+        <w:rPr>
+          <w:rFonts w:ascii="Times New Roman" w:hAnsi="Times New Roman" w:cs="Times New Roman"/>
+          <w:sz w:val="28"/>
+          <w:szCs w:val="28"/>
+        </w:rPr>
+        <w:t xml:space="preserve">Edit showtime </w:t>
+      </w:r>
+    </w:p>
+    <w:p>
+      <w:pPr>
+        <w:numPr>
+          <w:ilvl w:val="0"/>
+          <w:numId w:val="49"/>
+        </w:numPr>
+        <w:rPr>
+          <w:rFonts w:ascii="Times New Roman" w:hAnsi="Times New Roman" w:cs="Times New Roman"/>
+          <w:sz w:val="28"/>
+          <w:szCs w:val="28"/>
+        </w:rPr>
+      </w:pPr>
+      <w:r>
+        <w:rPr>
+          <w:rFonts w:ascii="Times New Roman" w:hAnsi="Times New Roman" w:cs="Times New Roman"/>
+          <w:sz w:val="28"/>
+          <w:szCs w:val="28"/>
+        </w:rPr>
+        <w:t xml:space="preserve">Cancel showtime </w:t>
+      </w:r>
+    </w:p>
+    <w:p>
+      <w:pPr>
+        <w:numPr>
+          <w:ilvl w:val="0"/>
+          <w:numId w:val="49"/>
+        </w:numPr>
+        <w:rPr>
+          <w:rFonts w:ascii="Times New Roman" w:hAnsi="Times New Roman" w:cs="Times New Roman"/>
+          <w:sz w:val="28"/>
+          <w:szCs w:val="28"/>
+        </w:rPr>
+      </w:pPr>
+      <w:r>
+        <w:rPr>
+          <w:rFonts w:ascii="Times New Roman" w:hAnsi="Times New Roman" w:cs="Times New Roman"/>
+          <w:sz w:val="28"/>
+          <w:szCs w:val="28"/>
+        </w:rPr>
+        <w:t xml:space="preserve">View timetable </w:t>
+      </w:r>
+    </w:p>
+    <w:p>
+      <w:pPr>
+        <w:rPr>
+          <w:rFonts w:ascii="Times New Roman" w:hAnsi="Times New Roman" w:cs="Times New Roman"/>
+          <w:b/>
+          <w:bCs/>
+          <w:sz w:val="28"/>
+          <w:szCs w:val="28"/>
+        </w:rPr>
+      </w:pPr>
+      <w:r>
+        <w:rPr>
+          <w:rFonts w:ascii="Times New Roman" w:hAnsi="Times New Roman" w:cs="Times New Roman"/>
+          <w:b/>
+          <w:bCs/>
+          <w:sz w:val="28"/>
+          <w:szCs w:val="28"/>
+        </w:rPr>
+        <w:t>• Scheduling Engine</w:t>
+      </w:r>
+    </w:p>
+    <w:p>
+      <w:pPr>
+        <w:numPr>
+          <w:ilvl w:val="0"/>
+          <w:numId w:val="50"/>
+        </w:numPr>
+        <w:rPr>
+          <w:rFonts w:ascii="Times New Roman" w:hAnsi="Times New Roman" w:cs="Times New Roman"/>
+          <w:sz w:val="28"/>
+          <w:szCs w:val="28"/>
+        </w:rPr>
+      </w:pPr>
+      <w:r>
+        <w:rPr>
+          <w:rFonts w:ascii="Times New Roman" w:hAnsi="Times New Roman" w:cs="Times New Roman"/>
+          <w:sz w:val="28"/>
+          <w:szCs w:val="28"/>
+        </w:rPr>
+        <w:t xml:space="preserve">Generate daily schedule </w:t>
+      </w:r>
+    </w:p>
+    <w:p>
+      <w:pPr>
+        <w:numPr>
+          <w:ilvl w:val="0"/>
+          <w:numId w:val="50"/>
+        </w:numPr>
+        <w:rPr>
+          <w:rFonts w:ascii="Times New Roman" w:hAnsi="Times New Roman" w:cs="Times New Roman"/>
+          <w:sz w:val="28"/>
+          <w:szCs w:val="28"/>
+        </w:rPr>
+      </w:pPr>
+      <w:r>
+        <w:rPr>
+          <w:rFonts w:ascii="Times New Roman" w:hAnsi="Times New Roman" w:cs="Times New Roman"/>
+          <w:sz w:val="28"/>
+          <w:szCs w:val="28"/>
+        </w:rPr>
+        <w:t xml:space="preserve">Generate weekly schedule </w:t>
+      </w:r>
+    </w:p>
+    <w:p>
+      <w:pPr>
+        <w:numPr>
+          <w:ilvl w:val="0"/>
+          <w:numId w:val="50"/>
+        </w:numPr>
+        <w:rPr>
+          <w:rFonts w:ascii="Times New Roman" w:hAnsi="Times New Roman" w:cs="Times New Roman"/>
+          <w:sz w:val="28"/>
+          <w:szCs w:val="28"/>
+        </w:rPr>
+      </w:pPr>
+      <w:r>
+        <w:rPr>
+          <w:rFonts w:ascii="Times New Roman" w:hAnsi="Times New Roman" w:cs="Times New Roman"/>
+          <w:sz w:val="28"/>
+          <w:szCs w:val="28"/>
+        </w:rPr>
+        <w:t xml:space="preserve">Apply scheduling strategy </w:t>
+      </w:r>
+    </w:p>
+    <w:p>
+      <w:pPr>
+        <w:numPr>
+          <w:ilvl w:val="0"/>
+          <w:numId w:val="50"/>
+        </w:numPr>
+        <w:rPr>
+          <w:rFonts w:ascii="Times New Roman" w:hAnsi="Times New Roman" w:cs="Times New Roman"/>
+          <w:sz w:val="28"/>
+          <w:szCs w:val="28"/>
+        </w:rPr>
+      </w:pPr>
+      <w:r>
+        <w:rPr>
+          <w:rFonts w:ascii="Times New Roman" w:hAnsi="Times New Roman" w:cs="Times New Roman"/>
+          <w:sz w:val="28"/>
+          <w:szCs w:val="28"/>
+        </w:rPr>
+        <w:t xml:space="preserve">Validate conflicts </w:t>
+      </w:r>
+    </w:p>
+    <w:p>
+      <w:pPr>
+        <w:numPr>
+          <w:ilvl w:val="0"/>
+          <w:numId w:val="50"/>
+        </w:numPr>
+        <w:rPr>
+          <w:rFonts w:ascii="Times New Roman" w:hAnsi="Times New Roman" w:cs="Times New Roman"/>
+          <w:sz w:val="28"/>
+          <w:szCs w:val="28"/>
+        </w:rPr>
+      </w:pPr>
+      <w:r>
+        <w:rPr>
+          <w:rFonts w:ascii="Times New Roman" w:hAnsi="Times New Roman" w:cs="Times New Roman"/>
+          <w:sz w:val="28"/>
+          <w:szCs w:val="28"/>
+        </w:rPr>
+        <w:t xml:space="preserve">Save draft </w:t>
+      </w:r>
+    </w:p>
+    <w:p>
+      <w:pPr>
+        <w:rPr>
+          <w:rFonts w:ascii="Times New Roman" w:hAnsi="Times New Roman" w:cs="Times New Roman"/>
+          <w:b/>
+          <w:bCs/>
+          <w:sz w:val="28"/>
+          <w:szCs w:val="28"/>
+        </w:rPr>
+      </w:pPr>
+      <w:r>
+        <w:rPr>
+          <w:rFonts w:ascii="Times New Roman" w:hAnsi="Times New Roman" w:cs="Times New Roman"/>
+          <w:b/>
+          <w:bCs/>
+          <w:sz w:val="28"/>
+          <w:szCs w:val="28"/>
+        </w:rPr>
+        <w:t>• Approval Workflow</w:t>
+      </w:r>
+    </w:p>
+    <w:p>
+      <w:pPr>
+        <w:numPr>
+          <w:ilvl w:val="0"/>
+          <w:numId w:val="51"/>
+        </w:numPr>
+        <w:rPr>
+          <w:rFonts w:ascii="Times New Roman" w:hAnsi="Times New Roman" w:cs="Times New Roman"/>
+          <w:sz w:val="28"/>
+          <w:szCs w:val="28"/>
+        </w:rPr>
+      </w:pPr>
+      <w:r>
+        <w:rPr>
+          <w:rFonts w:ascii="Times New Roman" w:hAnsi="Times New Roman" w:cs="Times New Roman"/>
+          <w:sz w:val="28"/>
+          <w:szCs w:val="28"/>
+        </w:rPr>
+        <w:t xml:space="preserve">Submit draft </w:t>
+      </w:r>
+    </w:p>
+    <w:p>
+      <w:pPr>
+        <w:numPr>
+          <w:ilvl w:val="0"/>
+          <w:numId w:val="51"/>
+        </w:numPr>
+        <w:rPr>
+          <w:rFonts w:ascii="Times New Roman" w:hAnsi="Times New Roman" w:cs="Times New Roman"/>
+          <w:sz w:val="28"/>
+          <w:szCs w:val="28"/>
+        </w:rPr>
+      </w:pPr>
+      <w:r>
+        <w:rPr>
+          <w:rFonts w:ascii="Times New Roman" w:hAnsi="Times New Roman" w:cs="Times New Roman"/>
+          <w:sz w:val="28"/>
+          <w:szCs w:val="28"/>
+        </w:rPr>
+        <w:t xml:space="preserve">Review draft </w:t>
+      </w:r>
+    </w:p>
+    <w:p>
+      <w:pPr>
+        <w:numPr>
+          <w:ilvl w:val="0"/>
+          <w:numId w:val="51"/>
+        </w:numPr>
+        <w:rPr>
+          <w:rFonts w:ascii="Times New Roman" w:hAnsi="Times New Roman" w:cs="Times New Roman"/>
+          <w:sz w:val="28"/>
+          <w:szCs w:val="28"/>
+        </w:rPr>
+      </w:pPr>
+      <w:r>
+        <w:rPr>
+          <w:rFonts w:ascii="Times New Roman" w:hAnsi="Times New Roman" w:cs="Times New Roman"/>
+          <w:sz w:val="28"/>
+          <w:szCs w:val="28"/>
+        </w:rPr>
+        <w:t xml:space="preserve">Approve </w:t>
+      </w:r>
+    </w:p>
+    <w:p>
+      <w:pPr>
+        <w:numPr>
+          <w:ilvl w:val="0"/>
+          <w:numId w:val="51"/>
+        </w:numPr>
+        <w:rPr>
+          <w:rFonts w:ascii="Times New Roman" w:hAnsi="Times New Roman" w:cs="Times New Roman"/>
+          <w:sz w:val="28"/>
+          <w:szCs w:val="28"/>
+        </w:rPr>
+      </w:pPr>
+      <w:r>
+        <w:rPr>
+          <w:rFonts w:ascii="Times New Roman" w:hAnsi="Times New Roman" w:cs="Times New Roman"/>
+          <w:sz w:val="28"/>
+          <w:szCs w:val="28"/>
+        </w:rPr>
+        <w:t xml:space="preserve">Reject </w:t>
+      </w:r>
+    </w:p>
+    <w:p>
+      <w:pPr>
+        <w:numPr>
+          <w:ilvl w:val="0"/>
+          <w:numId w:val="51"/>
+        </w:numPr>
+        <w:rPr>
+          <w:rFonts w:ascii="Times New Roman" w:hAnsi="Times New Roman" w:cs="Times New Roman"/>
+          <w:sz w:val="28"/>
+          <w:szCs w:val="28"/>
+        </w:rPr>
+      </w:pPr>
+      <w:r>
+        <w:rPr>
+          <w:rFonts w:ascii="Times New Roman" w:hAnsi="Times New Roman" w:cs="Times New Roman"/>
+          <w:sz w:val="28"/>
+          <w:szCs w:val="28"/>
+        </w:rPr>
+        <w:t xml:space="preserve">Publish </w:t>
+      </w:r>
+    </w:p>
+    <w:p>
+      <w:pPr>
+        <w:rPr>
+          <w:rFonts w:ascii="Times New Roman" w:hAnsi="Times New Roman" w:cs="Times New Roman"/>
+          <w:b/>
+          <w:bCs/>
+          <w:sz w:val="28"/>
+          <w:szCs w:val="28"/>
+        </w:rPr>
+      </w:pPr>
+      <w:r>
+        <w:rPr>
+          <w:rFonts w:ascii="Times New Roman" w:hAnsi="Times New Roman" w:cs="Times New Roman"/>
+          <w:b/>
+          <w:bCs/>
+          <w:sz w:val="28"/>
+          <w:szCs w:val="28"/>
+        </w:rPr>
+        <w:t>• Analytics</w:t>
+      </w:r>
+    </w:p>
+    <w:p>
+      <w:pPr>
+        <w:numPr>
+          <w:ilvl w:val="0"/>
+          <w:numId w:val="52"/>
+        </w:numPr>
+        <w:rPr>
+          <w:rFonts w:ascii="Times New Roman" w:hAnsi="Times New Roman" w:cs="Times New Roman"/>
+          <w:sz w:val="28"/>
+          <w:szCs w:val="28"/>
+        </w:rPr>
+      </w:pPr>
+      <w:r>
+        <w:rPr>
+          <w:rFonts w:ascii="Times New Roman" w:hAnsi="Times New Roman" w:cs="Times New Roman"/>
+          <w:sz w:val="28"/>
+          <w:szCs w:val="28"/>
+        </w:rPr>
+        <w:t xml:space="preserve">Monitor occupancy </w:t>
+      </w:r>
+    </w:p>
+    <w:p>
+      <w:pPr>
+        <w:numPr>
+          <w:ilvl w:val="0"/>
+          <w:numId w:val="52"/>
+        </w:numPr>
+        <w:rPr>
+          <w:rFonts w:ascii="Times New Roman" w:hAnsi="Times New Roman" w:cs="Times New Roman"/>
+          <w:sz w:val="28"/>
+          <w:szCs w:val="28"/>
+        </w:rPr>
+      </w:pPr>
+      <w:r>
+        <w:rPr>
+          <w:rFonts w:ascii="Times New Roman" w:hAnsi="Times New Roman" w:cs="Times New Roman"/>
+          <w:sz w:val="28"/>
+          <w:szCs w:val="28"/>
+        </w:rPr>
+        <w:t xml:space="preserve">Monitor room usage </w:t>
+      </w:r>
+    </w:p>
+    <w:p>
+      <w:pPr>
+        <w:numPr>
+          <w:ilvl w:val="0"/>
+          <w:numId w:val="52"/>
+        </w:numPr>
+        <w:rPr>
+          <w:rFonts w:ascii="Times New Roman" w:hAnsi="Times New Roman" w:cs="Times New Roman"/>
+          <w:sz w:val="28"/>
+          <w:szCs w:val="28"/>
+        </w:rPr>
+      </w:pPr>
+      <w:r>
+        <w:rPr>
+          <w:rFonts w:ascii="Times New Roman" w:hAnsi="Times New Roman" w:cs="Times New Roman"/>
+          <w:sz w:val="28"/>
+          <w:szCs w:val="28"/>
+        </w:rPr>
+        <w:t xml:space="preserve">Revenue projection </w:t>
+      </w:r>
+    </w:p>
+    <w:p>
+      <w:pPr>
+        <w:numPr>
+          <w:ilvl w:val="0"/>
+          <w:numId w:val="52"/>
+        </w:numPr>
+        <w:rPr>
+          <w:rFonts w:ascii="Times New Roman" w:hAnsi="Times New Roman" w:cs="Times New Roman"/>
+          <w:sz w:val="28"/>
+          <w:szCs w:val="28"/>
+        </w:rPr>
+      </w:pPr>
+      <w:r>
+        <w:rPr>
+          <w:rFonts w:ascii="Times New Roman" w:hAnsi="Times New Roman" w:cs="Times New Roman"/>
+          <w:sz w:val="28"/>
+          <w:szCs w:val="28"/>
+        </w:rPr>
+        <w:t xml:space="preserve">Trend reports </w:t>
+      </w:r>
+    </w:p>
+    <w:p>
+      <w:pPr>
+        <w:rPr>
+          <w:rFonts w:ascii="Times New Roman" w:hAnsi="Times New Roman" w:cs="Times New Roman"/>
+          <w:b/>
+          <w:bCs/>
+          <w:sz w:val="28"/>
+          <w:szCs w:val="28"/>
+        </w:rPr>
+      </w:pPr>
+      <w:r>
+        <w:rPr>
+          <w:rFonts w:ascii="Times New Roman" w:hAnsi="Times New Roman" w:cs="Times New Roman"/>
+          <w:b/>
+          <w:bCs/>
+          <w:sz w:val="28"/>
+          <w:szCs w:val="28"/>
+        </w:rPr>
+        <w:t>• Security</w:t>
+      </w:r>
+    </w:p>
+    <w:p>
+      <w:pPr>
+        <w:numPr>
+          <w:ilvl w:val="0"/>
+          <w:numId w:val="53"/>
+        </w:numPr>
+        <w:rPr>
+          <w:rFonts w:ascii="Times New Roman" w:hAnsi="Times New Roman" w:cs="Times New Roman"/>
+          <w:sz w:val="28"/>
+          <w:szCs w:val="28"/>
+        </w:rPr>
+      </w:pPr>
+      <w:r>
+        <w:rPr>
+          <w:rFonts w:ascii="Times New Roman" w:hAnsi="Times New Roman" w:cs="Times New Roman"/>
+          <w:sz w:val="28"/>
+          <w:szCs w:val="28"/>
+        </w:rPr>
+        <w:t xml:space="preserve">Login </w:t>
+      </w:r>
+    </w:p>
+    <w:p>
+      <w:pPr>
+        <w:numPr>
+          <w:ilvl w:val="0"/>
+          <w:numId w:val="53"/>
+        </w:numPr>
+        <w:rPr>
+          <w:rFonts w:ascii="Times New Roman" w:hAnsi="Times New Roman" w:cs="Times New Roman"/>
+          <w:sz w:val="28"/>
+          <w:szCs w:val="28"/>
+        </w:rPr>
+      </w:pPr>
+      <w:r>
+        <w:rPr>
+          <w:rFonts w:ascii="Times New Roman" w:hAnsi="Times New Roman" w:cs="Times New Roman"/>
+          <w:sz w:val="28"/>
+          <w:szCs w:val="28"/>
+        </w:rPr>
+        <w:t xml:space="preserve">Permission control </w:t>
+      </w:r>
+    </w:p>
+    <w:p>
+      <w:pPr>
+        <w:numPr>
+          <w:ilvl w:val="0"/>
+          <w:numId w:val="53"/>
+        </w:numPr>
+        <w:rPr>
+          <w:rFonts w:ascii="Times New Roman" w:hAnsi="Times New Roman" w:cs="Times New Roman"/>
+          <w:sz w:val="28"/>
+          <w:szCs w:val="28"/>
+        </w:rPr>
+      </w:pPr>
+      <w:r>
+        <w:rPr>
+          <w:rFonts w:ascii="Times New Roman" w:hAnsi="Times New Roman" w:cs="Times New Roman"/>
+          <w:sz w:val="28"/>
+          <w:szCs w:val="28"/>
+        </w:rPr>
+        <w:t xml:space="preserve">User role management </w:t>
+      </w:r>
+    </w:p>
+    <w:p>
+      <w:pPr>
+        <w:numPr>
+          <w:ilvl w:val="0"/>
+          <w:numId w:val="53"/>
+        </w:numPr>
+        <w:rPr>
+          <w:rFonts w:ascii="Times New Roman" w:hAnsi="Times New Roman" w:cs="Times New Roman"/>
+          <w:sz w:val="28"/>
+          <w:szCs w:val="28"/>
+        </w:rPr>
+      </w:pPr>
+      <w:r>
+        <w:rPr>
+          <w:rFonts w:ascii="Times New Roman" w:hAnsi="Times New Roman" w:cs="Times New Roman"/>
+          <w:sz w:val="28"/>
+          <w:szCs w:val="28"/>
+        </w:rPr>
+        <w:t xml:space="preserve">Audit logs </w:t>
+      </w:r>
+    </w:p>
+    <w:p>
+      <w:pPr>
+        <w:rPr>
+          <w:rFonts w:ascii="Times New Roman" w:hAnsi="Times New Roman" w:cs="Times New Roman"/>
+          <w:sz w:val="28"/>
+          <w:szCs w:val="28"/>
+        </w:rPr>
+      </w:pPr>
+      <w:r>
+        <w:rPr>
+          <w:rFonts w:ascii="Times New Roman" w:hAnsi="Times New Roman" w:cs="Times New Roman"/>
+          <w:sz w:val="28"/>
+          <w:szCs w:val="28"/>
+        </w:rPr>
+        <w:t>Out of scope:</w:t>
+      </w:r>
+    </w:p>
+    <w:p>
+      <w:pPr>
+        <w:numPr>
+          <w:ilvl w:val="0"/>
+          <w:numId w:val="54"/>
         </w:numPr>
         <w:rPr>
           <w:rFonts w:ascii="Times New Roman" w:hAnsi="Times New Roman" w:cs="Times New Roman"/>
@@ -4170,1013 +5288,43 @@
       <w:pPr>
         <w:numPr>
           <w:ilvl w:val="0"/>
-          <w:numId w:val="46"/>
-        </w:numPr>
-        <w:rPr>
-          <w:rFonts w:ascii="Times New Roman" w:hAnsi="Times New Roman" w:cs="Times New Roman"/>
-          <w:sz w:val="28"/>
-          <w:szCs w:val="28"/>
-        </w:rPr>
-      </w:pPr>
-      <w:r>
-        <w:rPr>
-          <w:rFonts w:ascii="Times New Roman" w:hAnsi="Times New Roman" w:cs="Times New Roman"/>
-          <w:sz w:val="28"/>
-          <w:szCs w:val="28"/>
-        </w:rPr>
-        <w:t xml:space="preserve">online payment </w:t>
-      </w:r>
-    </w:p>
-    <w:p>
-      <w:pPr>
-        <w:numPr>
-          <w:ilvl w:val="0"/>
-          <w:numId w:val="46"/>
-        </w:numPr>
-        <w:rPr>
-          <w:rFonts w:ascii="Times New Roman" w:hAnsi="Times New Roman" w:cs="Times New Roman"/>
-          <w:sz w:val="28"/>
-          <w:szCs w:val="28"/>
-        </w:rPr>
-      </w:pPr>
-      <w:r>
-        <w:rPr>
-          <w:rFonts w:ascii="Times New Roman" w:hAnsi="Times New Roman" w:cs="Times New Roman"/>
-          <w:sz w:val="28"/>
-          <w:szCs w:val="28"/>
-        </w:rPr>
-        <w:t xml:space="preserve">public cinema website </w:t>
-      </w:r>
-    </w:p>
-    <w:p>
-      <w:pPr>
-        <w:rPr>
-          <w:rFonts w:ascii="Times New Roman" w:hAnsi="Times New Roman" w:cs="Times New Roman"/>
-          <w:sz w:val="28"/>
-          <w:szCs w:val="28"/>
-        </w:rPr>
-      </w:pPr>
-      <w:r>
-        <w:rPr>
-          <w:rFonts w:ascii="Times New Roman" w:hAnsi="Times New Roman" w:cs="Times New Roman"/>
-          <w:sz w:val="28"/>
-          <w:szCs w:val="28"/>
-        </w:rPr>
-        <w:t>The architecture is prepared for future ticket-selling integration.</w:t>
-      </w:r>
-    </w:p>
-    <w:p>
-      <w:pPr>
-        <w:rPr>
-          <w:rFonts w:ascii="Times New Roman" w:hAnsi="Times New Roman" w:cs="Times New Roman"/>
-          <w:b/>
-          <w:bCs/>
-          <w:sz w:val="28"/>
-          <w:szCs w:val="28"/>
-        </w:rPr>
-      </w:pPr>
-      <w:r>
-        <w:rPr>
-          <w:rFonts w:ascii="Times New Roman" w:hAnsi="Times New Roman" w:cs="Times New Roman"/>
-          <w:b/>
-          <w:bCs/>
-          <w:sz w:val="28"/>
-          <w:szCs w:val="28"/>
-        </w:rPr>
-        <w:t>1.1.</w:t>
-      </w:r>
-      <w:r>
-        <w:rPr>
-          <w:rFonts w:ascii="Times New Roman" w:hAnsi="Times New Roman" w:cs="Times New Roman"/>
-          <w:b/>
-          <w:bCs/>
-          <w:sz w:val="28"/>
-          <w:szCs w:val="28"/>
-        </w:rPr>
-        <w:t>1.1</w:t>
-      </w:r>
-      <w:r>
-        <w:rPr>
-          <w:rFonts w:ascii="Times New Roman" w:hAnsi="Times New Roman" w:cs="Times New Roman"/>
-          <w:b/>
-          <w:bCs/>
-          <w:sz w:val="28"/>
-          <w:szCs w:val="28"/>
-        </w:rPr>
-        <w:t xml:space="preserve"> Scope</w:t>
-      </w:r>
-    </w:p>
-    <w:p>
-      <w:pPr>
-        <w:rPr>
-          <w:rFonts w:ascii="Times New Roman" w:hAnsi="Times New Roman" w:cs="Times New Roman"/>
-          <w:sz w:val="28"/>
-          <w:szCs w:val="28"/>
-        </w:rPr>
-      </w:pPr>
-      <w:r>
-        <w:rPr>
-          <w:rFonts w:ascii="Times New Roman" w:hAnsi="Times New Roman" w:cs="Times New Roman"/>
-          <w:sz w:val="28"/>
-          <w:szCs w:val="28"/>
-        </w:rPr>
-        <w:t>OptiCine focuses on internal cinema operation management.</w:t>
-      </w:r>
-    </w:p>
-    <w:p>
-      <w:pPr>
-        <w:rPr>
-          <w:rFonts w:ascii="Times New Roman" w:hAnsi="Times New Roman" w:cs="Times New Roman"/>
-          <w:sz w:val="28"/>
-          <w:szCs w:val="28"/>
-        </w:rPr>
-      </w:pPr>
-      <w:r>
-        <w:rPr>
-          <w:rFonts w:ascii="Times New Roman" w:hAnsi="Times New Roman" w:cs="Times New Roman"/>
-          <w:sz w:val="28"/>
-          <w:szCs w:val="28"/>
-        </w:rPr>
-        <w:t>Project scope includes:</w:t>
-      </w:r>
-    </w:p>
-    <w:p>
-      <w:pPr>
-        <w:rPr>
-          <w:rFonts w:ascii="Times New Roman" w:hAnsi="Times New Roman" w:cs="Times New Roman"/>
-          <w:b/>
-          <w:bCs/>
-          <w:sz w:val="28"/>
-          <w:szCs w:val="28"/>
-        </w:rPr>
-      </w:pPr>
-      <w:r>
-        <w:rPr>
-          <w:rFonts w:ascii="Times New Roman" w:hAnsi="Times New Roman" w:cs="Times New Roman"/>
-          <w:b/>
-          <w:bCs/>
+          <w:numId w:val="54"/>
+        </w:numPr>
+        <w:rPr>
+          <w:rFonts w:ascii="Times New Roman" w:hAnsi="Times New Roman" w:cs="Times New Roman"/>
+          <w:sz w:val="28"/>
+          <w:szCs w:val="28"/>
+        </w:rPr>
+      </w:pPr>
+      <w:r>
+        <w:rPr>
+          <w:rFonts w:ascii="Times New Roman" w:hAnsi="Times New Roman" w:cs="Times New Roman"/>
+          <w:sz w:val="28"/>
+          <w:szCs w:val="28"/>
+        </w:rPr>
+        <w:t xml:space="preserve">payment gateway </w:t>
+      </w:r>
+    </w:p>
+    <w:p>
+      <w:pPr>
+        <w:numPr>
+          <w:ilvl w:val="0"/>
+          <w:numId w:val="54"/>
+        </w:numPr>
+        <w:rPr>
+          <w:rFonts w:ascii="Times New Roman" w:hAnsi="Times New Roman" w:cs="Times New Roman"/>
+          <w:sz w:val="28"/>
+          <w:szCs w:val="28"/>
+        </w:rPr>
+      </w:pPr>
+      <w:r>
+        <w:rPr>
+          <w:rFonts w:ascii="Times New Roman" w:hAnsi="Times New Roman" w:cs="Times New Roman"/>
           <w:sz w:val="28"/>
           <w:szCs w:val="28"/>
         </w:rPr>
         <w:lastRenderedPageBreak/>
-        <w:t>• Movie Operations</w:t>
-      </w:r>
-    </w:p>
-    <w:p>
-      <w:pPr>
-        <w:numPr>
-          <w:ilvl w:val="0"/>
-          <w:numId w:val="47"/>
-        </w:numPr>
-        <w:rPr>
-          <w:rFonts w:ascii="Times New Roman" w:hAnsi="Times New Roman" w:cs="Times New Roman"/>
-          <w:sz w:val="28"/>
-          <w:szCs w:val="28"/>
-        </w:rPr>
-      </w:pPr>
-      <w:r>
-        <w:rPr>
-          <w:rFonts w:ascii="Times New Roman" w:hAnsi="Times New Roman" w:cs="Times New Roman"/>
-          <w:sz w:val="28"/>
-          <w:szCs w:val="28"/>
-        </w:rPr>
-        <w:t xml:space="preserve">Create movie </w:t>
-      </w:r>
-    </w:p>
-    <w:p>
-      <w:pPr>
-        <w:numPr>
-          <w:ilvl w:val="0"/>
-          <w:numId w:val="47"/>
-        </w:numPr>
-        <w:rPr>
-          <w:rFonts w:ascii="Times New Roman" w:hAnsi="Times New Roman" w:cs="Times New Roman"/>
-          <w:sz w:val="28"/>
-          <w:szCs w:val="28"/>
-        </w:rPr>
-      </w:pPr>
-      <w:r>
-        <w:rPr>
-          <w:rFonts w:ascii="Times New Roman" w:hAnsi="Times New Roman" w:cs="Times New Roman"/>
-          <w:sz w:val="28"/>
-          <w:szCs w:val="28"/>
-        </w:rPr>
-        <w:t xml:space="preserve">Update movie </w:t>
-      </w:r>
-    </w:p>
-    <w:p>
-      <w:pPr>
-        <w:numPr>
-          <w:ilvl w:val="0"/>
-          <w:numId w:val="47"/>
-        </w:numPr>
-        <w:rPr>
-          <w:rFonts w:ascii="Times New Roman" w:hAnsi="Times New Roman" w:cs="Times New Roman"/>
-          <w:sz w:val="28"/>
-          <w:szCs w:val="28"/>
-        </w:rPr>
-      </w:pPr>
-      <w:r>
-        <w:rPr>
-          <w:rFonts w:ascii="Times New Roman" w:hAnsi="Times New Roman" w:cs="Times New Roman"/>
-          <w:sz w:val="28"/>
-          <w:szCs w:val="28"/>
-        </w:rPr>
-        <w:t xml:space="preserve">Disable movie </w:t>
-      </w:r>
-    </w:p>
-    <w:p>
-      <w:pPr>
-        <w:numPr>
-          <w:ilvl w:val="0"/>
-          <w:numId w:val="47"/>
-        </w:numPr>
-        <w:rPr>
-          <w:rFonts w:ascii="Times New Roman" w:hAnsi="Times New Roman" w:cs="Times New Roman"/>
-          <w:sz w:val="28"/>
-          <w:szCs w:val="28"/>
-        </w:rPr>
-      </w:pPr>
-      <w:r>
-        <w:rPr>
-          <w:rFonts w:ascii="Times New Roman" w:hAnsi="Times New Roman" w:cs="Times New Roman"/>
-          <w:sz w:val="28"/>
-          <w:szCs w:val="28"/>
-        </w:rPr>
-        <w:t xml:space="preserve">Enable movie </w:t>
-      </w:r>
-    </w:p>
-    <w:p>
-      <w:pPr>
-        <w:numPr>
-          <w:ilvl w:val="0"/>
-          <w:numId w:val="47"/>
-        </w:numPr>
-        <w:rPr>
-          <w:rFonts w:ascii="Times New Roman" w:hAnsi="Times New Roman" w:cs="Times New Roman"/>
-          <w:sz w:val="28"/>
-          <w:szCs w:val="28"/>
-        </w:rPr>
-      </w:pPr>
-      <w:r>
-        <w:rPr>
-          <w:rFonts w:ascii="Times New Roman" w:hAnsi="Times New Roman" w:cs="Times New Roman"/>
-          <w:sz w:val="28"/>
-          <w:szCs w:val="28"/>
-        </w:rPr>
-        <w:t xml:space="preserve">Upload poster </w:t>
-      </w:r>
-    </w:p>
-    <w:p>
-      <w:pPr>
-        <w:numPr>
-          <w:ilvl w:val="0"/>
-          <w:numId w:val="47"/>
-        </w:numPr>
-        <w:rPr>
-          <w:rFonts w:ascii="Times New Roman" w:hAnsi="Times New Roman" w:cs="Times New Roman"/>
-          <w:sz w:val="28"/>
-          <w:szCs w:val="28"/>
-        </w:rPr>
-      </w:pPr>
-      <w:r>
-        <w:rPr>
-          <w:rFonts w:ascii="Times New Roman" w:hAnsi="Times New Roman" w:cs="Times New Roman"/>
-          <w:sz w:val="28"/>
-          <w:szCs w:val="28"/>
-        </w:rPr>
-        <w:t xml:space="preserve">Manage trailer link </w:t>
-      </w:r>
-    </w:p>
-    <w:p>
-      <w:pPr>
-        <w:numPr>
-          <w:ilvl w:val="0"/>
-          <w:numId w:val="47"/>
-        </w:numPr>
-        <w:rPr>
-          <w:rFonts w:ascii="Times New Roman" w:hAnsi="Times New Roman" w:cs="Times New Roman"/>
-          <w:sz w:val="28"/>
-          <w:szCs w:val="28"/>
-        </w:rPr>
-      </w:pPr>
-      <w:r>
-        <w:rPr>
-          <w:rFonts w:ascii="Times New Roman" w:hAnsi="Times New Roman" w:cs="Times New Roman"/>
-          <w:sz w:val="28"/>
-          <w:szCs w:val="28"/>
-        </w:rPr>
-        <w:t xml:space="preserve">View movie detail </w:t>
-      </w:r>
-    </w:p>
-    <w:p>
-      <w:pPr>
-        <w:rPr>
-          <w:rFonts w:ascii="Times New Roman" w:hAnsi="Times New Roman" w:cs="Times New Roman"/>
-          <w:b/>
-          <w:bCs/>
-          <w:sz w:val="28"/>
-          <w:szCs w:val="28"/>
-        </w:rPr>
-      </w:pPr>
-      <w:r>
-        <w:rPr>
-          <w:rFonts w:ascii="Times New Roman" w:hAnsi="Times New Roman" w:cs="Times New Roman"/>
-          <w:b/>
-          <w:bCs/>
-          <w:sz w:val="28"/>
-          <w:szCs w:val="28"/>
-        </w:rPr>
-        <w:t>• Room Operations</w:t>
-      </w:r>
-    </w:p>
-    <w:p>
-      <w:pPr>
-        <w:numPr>
-          <w:ilvl w:val="0"/>
-          <w:numId w:val="48"/>
-        </w:numPr>
-        <w:rPr>
-          <w:rFonts w:ascii="Times New Roman" w:hAnsi="Times New Roman" w:cs="Times New Roman"/>
-          <w:sz w:val="28"/>
-          <w:szCs w:val="28"/>
-        </w:rPr>
-      </w:pPr>
-      <w:r>
-        <w:rPr>
-          <w:rFonts w:ascii="Times New Roman" w:hAnsi="Times New Roman" w:cs="Times New Roman"/>
-          <w:sz w:val="28"/>
-          <w:szCs w:val="28"/>
-        </w:rPr>
-        <w:t xml:space="preserve">Create room </w:t>
-      </w:r>
-    </w:p>
-    <w:p>
-      <w:pPr>
-        <w:numPr>
-          <w:ilvl w:val="0"/>
-          <w:numId w:val="48"/>
-        </w:numPr>
-        <w:rPr>
-          <w:rFonts w:ascii="Times New Roman" w:hAnsi="Times New Roman" w:cs="Times New Roman"/>
-          <w:sz w:val="28"/>
-          <w:szCs w:val="28"/>
-        </w:rPr>
-      </w:pPr>
-      <w:r>
-        <w:rPr>
-          <w:rFonts w:ascii="Times New Roman" w:hAnsi="Times New Roman" w:cs="Times New Roman"/>
-          <w:sz w:val="28"/>
-          <w:szCs w:val="28"/>
-        </w:rPr>
-        <w:t xml:space="preserve">Update room </w:t>
-      </w:r>
-    </w:p>
-    <w:p>
-      <w:pPr>
-        <w:numPr>
-          <w:ilvl w:val="0"/>
-          <w:numId w:val="48"/>
-        </w:numPr>
-        <w:rPr>
-          <w:rFonts w:ascii="Times New Roman" w:hAnsi="Times New Roman" w:cs="Times New Roman"/>
-          <w:sz w:val="28"/>
-          <w:szCs w:val="28"/>
-        </w:rPr>
-      </w:pPr>
-      <w:r>
-        <w:rPr>
-          <w:rFonts w:ascii="Times New Roman" w:hAnsi="Times New Roman" w:cs="Times New Roman"/>
-          <w:sz w:val="28"/>
-          <w:szCs w:val="28"/>
-        </w:rPr>
-        <w:t xml:space="preserve">Disable room </w:t>
-      </w:r>
-    </w:p>
-    <w:p>
-      <w:pPr>
-        <w:numPr>
-          <w:ilvl w:val="0"/>
-          <w:numId w:val="48"/>
-        </w:numPr>
-        <w:rPr>
-          <w:rFonts w:ascii="Times New Roman" w:hAnsi="Times New Roman" w:cs="Times New Roman"/>
-          <w:sz w:val="28"/>
-          <w:szCs w:val="28"/>
-        </w:rPr>
-      </w:pPr>
-      <w:r>
-        <w:rPr>
-          <w:rFonts w:ascii="Times New Roman" w:hAnsi="Times New Roman" w:cs="Times New Roman"/>
-          <w:sz w:val="28"/>
-          <w:szCs w:val="28"/>
-        </w:rPr>
-        <w:t xml:space="preserve">Manage maintenance </w:t>
-      </w:r>
-    </w:p>
-    <w:p>
-      <w:pPr>
-        <w:numPr>
-          <w:ilvl w:val="0"/>
-          <w:numId w:val="48"/>
-        </w:numPr>
-        <w:rPr>
-          <w:rFonts w:ascii="Times New Roman" w:hAnsi="Times New Roman" w:cs="Times New Roman"/>
-          <w:sz w:val="28"/>
-          <w:szCs w:val="28"/>
-        </w:rPr>
-      </w:pPr>
-      <w:r>
-        <w:rPr>
-          <w:rFonts w:ascii="Times New Roman" w:hAnsi="Times New Roman" w:cs="Times New Roman"/>
-          <w:sz w:val="28"/>
-          <w:szCs w:val="28"/>
-        </w:rPr>
-        <w:t xml:space="preserve">Manage room capacity </w:t>
-      </w:r>
-    </w:p>
-    <w:p>
-      <w:pPr>
-        <w:rPr>
-          <w:rFonts w:ascii="Times New Roman" w:hAnsi="Times New Roman" w:cs="Times New Roman"/>
-          <w:b/>
-          <w:bCs/>
-          <w:sz w:val="28"/>
-          <w:szCs w:val="28"/>
-        </w:rPr>
-      </w:pPr>
-      <w:r>
-        <w:rPr>
-          <w:rFonts w:ascii="Times New Roman" w:hAnsi="Times New Roman" w:cs="Times New Roman"/>
-          <w:b/>
-          <w:bCs/>
-          <w:sz w:val="28"/>
-          <w:szCs w:val="28"/>
-        </w:rPr>
-        <w:t>• Showtime Operations</w:t>
-      </w:r>
-    </w:p>
-    <w:p>
-      <w:pPr>
-        <w:numPr>
-          <w:ilvl w:val="0"/>
-          <w:numId w:val="49"/>
-        </w:numPr>
-        <w:rPr>
-          <w:rFonts w:ascii="Times New Roman" w:hAnsi="Times New Roman" w:cs="Times New Roman"/>
-          <w:sz w:val="28"/>
-          <w:szCs w:val="28"/>
-        </w:rPr>
-      </w:pPr>
-      <w:r>
-        <w:rPr>
-          <w:rFonts w:ascii="Times New Roman" w:hAnsi="Times New Roman" w:cs="Times New Roman"/>
-          <w:sz w:val="28"/>
-          <w:szCs w:val="28"/>
-        </w:rPr>
-        <w:t xml:space="preserve">Create showtime </w:t>
-      </w:r>
-    </w:p>
-    <w:p>
-      <w:pPr>
-        <w:numPr>
-          <w:ilvl w:val="0"/>
-          <w:numId w:val="49"/>
-        </w:numPr>
-        <w:rPr>
-          <w:rFonts w:ascii="Times New Roman" w:hAnsi="Times New Roman" w:cs="Times New Roman"/>
-          <w:sz w:val="28"/>
-          <w:szCs w:val="28"/>
-        </w:rPr>
-      </w:pPr>
-      <w:r>
-        <w:rPr>
-          <w:rFonts w:ascii="Times New Roman" w:hAnsi="Times New Roman" w:cs="Times New Roman"/>
-          <w:sz w:val="28"/>
-          <w:szCs w:val="28"/>
-        </w:rPr>
-        <w:t xml:space="preserve">Edit showtime </w:t>
-      </w:r>
-    </w:p>
-    <w:p>
-      <w:pPr>
-        <w:numPr>
-          <w:ilvl w:val="0"/>
-          <w:numId w:val="49"/>
-        </w:numPr>
-        <w:rPr>
-          <w:rFonts w:ascii="Times New Roman" w:hAnsi="Times New Roman" w:cs="Times New Roman"/>
-          <w:sz w:val="28"/>
-          <w:szCs w:val="28"/>
-        </w:rPr>
-      </w:pPr>
-      <w:r>
-        <w:rPr>
-          <w:rFonts w:ascii="Times New Roman" w:hAnsi="Times New Roman" w:cs="Times New Roman"/>
-          <w:sz w:val="28"/>
-          <w:szCs w:val="28"/>
-        </w:rPr>
-        <w:t xml:space="preserve">Cancel showtime </w:t>
-      </w:r>
-    </w:p>
-    <w:p>
-      <w:pPr>
-        <w:numPr>
-          <w:ilvl w:val="0"/>
-          <w:numId w:val="49"/>
-        </w:numPr>
-        <w:rPr>
-          <w:rFonts w:ascii="Times New Roman" w:hAnsi="Times New Roman" w:cs="Times New Roman"/>
-          <w:sz w:val="28"/>
-          <w:szCs w:val="28"/>
-        </w:rPr>
-      </w:pPr>
-      <w:r>
-        <w:rPr>
-          <w:rFonts w:ascii="Times New Roman" w:hAnsi="Times New Roman" w:cs="Times New Roman"/>
-          <w:sz w:val="28"/>
-          <w:szCs w:val="28"/>
-        </w:rPr>
-        <w:t xml:space="preserve">View timetable </w:t>
-      </w:r>
-    </w:p>
-    <w:p>
-      <w:pPr>
-        <w:rPr>
-          <w:rFonts w:ascii="Times New Roman" w:hAnsi="Times New Roman" w:cs="Times New Roman"/>
-          <w:b/>
-          <w:bCs/>
-          <w:sz w:val="28"/>
-          <w:szCs w:val="28"/>
-        </w:rPr>
-      </w:pPr>
-      <w:r>
-        <w:rPr>
-          <w:rFonts w:ascii="Times New Roman" w:hAnsi="Times New Roman" w:cs="Times New Roman"/>
-          <w:b/>
-          <w:bCs/>
-          <w:sz w:val="28"/>
-          <w:szCs w:val="28"/>
-        </w:rPr>
-        <w:t>• Scheduling Engine</w:t>
-      </w:r>
-    </w:p>
-    <w:p>
-      <w:pPr>
-        <w:numPr>
-          <w:ilvl w:val="0"/>
-          <w:numId w:val="50"/>
-        </w:numPr>
-        <w:rPr>
-          <w:rFonts w:ascii="Times New Roman" w:hAnsi="Times New Roman" w:cs="Times New Roman"/>
-          <w:sz w:val="28"/>
-          <w:szCs w:val="28"/>
-        </w:rPr>
-      </w:pPr>
-      <w:r>
-        <w:rPr>
-          <w:rFonts w:ascii="Times New Roman" w:hAnsi="Times New Roman" w:cs="Times New Roman"/>
-          <w:sz w:val="28"/>
-          <w:szCs w:val="28"/>
-        </w:rPr>
-        <w:t xml:space="preserve">Generate daily schedule </w:t>
-      </w:r>
-    </w:p>
-    <w:p>
-      <w:pPr>
-        <w:numPr>
-          <w:ilvl w:val="0"/>
-          <w:numId w:val="50"/>
-        </w:numPr>
-        <w:rPr>
-          <w:rFonts w:ascii="Times New Roman" w:hAnsi="Times New Roman" w:cs="Times New Roman"/>
-          <w:sz w:val="28"/>
-          <w:szCs w:val="28"/>
-        </w:rPr>
-      </w:pPr>
-      <w:r>
-        <w:rPr>
-          <w:rFonts w:ascii="Times New Roman" w:hAnsi="Times New Roman" w:cs="Times New Roman"/>
-          <w:sz w:val="28"/>
-          <w:szCs w:val="28"/>
-        </w:rPr>
-        <w:t xml:space="preserve">Generate weekly schedule </w:t>
-      </w:r>
-    </w:p>
-    <w:p>
-      <w:pPr>
-        <w:numPr>
-          <w:ilvl w:val="0"/>
-          <w:numId w:val="50"/>
-        </w:numPr>
-        <w:rPr>
-          <w:rFonts w:ascii="Times New Roman" w:hAnsi="Times New Roman" w:cs="Times New Roman"/>
-          <w:sz w:val="28"/>
-          <w:szCs w:val="28"/>
-        </w:rPr>
-      </w:pPr>
-      <w:r>
-        <w:rPr>
-          <w:rFonts w:ascii="Times New Roman" w:hAnsi="Times New Roman" w:cs="Times New Roman"/>
-          <w:sz w:val="28"/>
-          <w:szCs w:val="28"/>
-        </w:rPr>
-        <w:t xml:space="preserve">Apply scheduling strategy </w:t>
-      </w:r>
-    </w:p>
-    <w:p>
-      <w:pPr>
-        <w:numPr>
-          <w:ilvl w:val="0"/>
-          <w:numId w:val="50"/>
-        </w:numPr>
-        <w:rPr>
-          <w:rFonts w:ascii="Times New Roman" w:hAnsi="Times New Roman" w:cs="Times New Roman"/>
-          <w:sz w:val="28"/>
-          <w:szCs w:val="28"/>
-        </w:rPr>
-      </w:pPr>
-      <w:r>
-        <w:rPr>
-          <w:rFonts w:ascii="Times New Roman" w:hAnsi="Times New Roman" w:cs="Times New Roman"/>
-          <w:sz w:val="28"/>
-          <w:szCs w:val="28"/>
-        </w:rPr>
-        <w:t xml:space="preserve">Validate conflicts </w:t>
-      </w:r>
-    </w:p>
-    <w:p>
-      <w:pPr>
-        <w:numPr>
-          <w:ilvl w:val="0"/>
-          <w:numId w:val="50"/>
-        </w:numPr>
-        <w:rPr>
-          <w:rFonts w:ascii="Times New Roman" w:hAnsi="Times New Roman" w:cs="Times New Roman"/>
-          <w:sz w:val="28"/>
-          <w:szCs w:val="28"/>
-        </w:rPr>
-      </w:pPr>
-      <w:r>
-        <w:rPr>
-          <w:rFonts w:ascii="Times New Roman" w:hAnsi="Times New Roman" w:cs="Times New Roman"/>
-          <w:sz w:val="28"/>
-          <w:szCs w:val="28"/>
-        </w:rPr>
-        <w:t xml:space="preserve">Save draft </w:t>
-      </w:r>
-    </w:p>
-    <w:p>
-      <w:pPr>
-        <w:rPr>
-          <w:rFonts w:ascii="Times New Roman" w:hAnsi="Times New Roman" w:cs="Times New Roman"/>
-          <w:b/>
-          <w:bCs/>
-          <w:sz w:val="28"/>
-          <w:szCs w:val="28"/>
-        </w:rPr>
-      </w:pPr>
-      <w:r>
-        <w:rPr>
-          <w:rFonts w:ascii="Times New Roman" w:hAnsi="Times New Roman" w:cs="Times New Roman"/>
-          <w:b/>
-          <w:bCs/>
-          <w:sz w:val="28"/>
-          <w:szCs w:val="28"/>
-        </w:rPr>
-        <w:t>• Approval Workflow</w:t>
-      </w:r>
-    </w:p>
-    <w:p>
-      <w:pPr>
-        <w:numPr>
-          <w:ilvl w:val="0"/>
-          <w:numId w:val="51"/>
-        </w:numPr>
-        <w:rPr>
-          <w:rFonts w:ascii="Times New Roman" w:hAnsi="Times New Roman" w:cs="Times New Roman"/>
-          <w:sz w:val="28"/>
-          <w:szCs w:val="28"/>
-        </w:rPr>
-      </w:pPr>
-      <w:r>
-        <w:rPr>
-          <w:rFonts w:ascii="Times New Roman" w:hAnsi="Times New Roman" w:cs="Times New Roman"/>
-          <w:sz w:val="28"/>
-          <w:szCs w:val="28"/>
-        </w:rPr>
-        <w:t xml:space="preserve">Submit draft </w:t>
-      </w:r>
-    </w:p>
-    <w:p>
-      <w:pPr>
-        <w:numPr>
-          <w:ilvl w:val="0"/>
-          <w:numId w:val="51"/>
-        </w:numPr>
-        <w:rPr>
-          <w:rFonts w:ascii="Times New Roman" w:hAnsi="Times New Roman" w:cs="Times New Roman"/>
-          <w:sz w:val="28"/>
-          <w:szCs w:val="28"/>
-        </w:rPr>
-      </w:pPr>
-      <w:r>
-        <w:rPr>
-          <w:rFonts w:ascii="Times New Roman" w:hAnsi="Times New Roman" w:cs="Times New Roman"/>
-          <w:sz w:val="28"/>
-          <w:szCs w:val="28"/>
-        </w:rPr>
-        <w:t xml:space="preserve">Review draft </w:t>
-      </w:r>
-    </w:p>
-    <w:p>
-      <w:pPr>
-        <w:numPr>
-          <w:ilvl w:val="0"/>
-          <w:numId w:val="51"/>
-        </w:numPr>
-        <w:rPr>
-          <w:rFonts w:ascii="Times New Roman" w:hAnsi="Times New Roman" w:cs="Times New Roman"/>
-          <w:sz w:val="28"/>
-          <w:szCs w:val="28"/>
-        </w:rPr>
-      </w:pPr>
-      <w:r>
-        <w:rPr>
-          <w:rFonts w:ascii="Times New Roman" w:hAnsi="Times New Roman" w:cs="Times New Roman"/>
-          <w:sz w:val="28"/>
-          <w:szCs w:val="28"/>
-        </w:rPr>
-        <w:t xml:space="preserve">Approve </w:t>
-      </w:r>
-    </w:p>
-    <w:p>
-      <w:pPr>
-        <w:numPr>
-          <w:ilvl w:val="0"/>
-          <w:numId w:val="51"/>
-        </w:numPr>
-        <w:rPr>
-          <w:rFonts w:ascii="Times New Roman" w:hAnsi="Times New Roman" w:cs="Times New Roman"/>
-          <w:sz w:val="28"/>
-          <w:szCs w:val="28"/>
-        </w:rPr>
-      </w:pPr>
-      <w:r>
-        <w:rPr>
-          <w:rFonts w:ascii="Times New Roman" w:hAnsi="Times New Roman" w:cs="Times New Roman"/>
-          <w:sz w:val="28"/>
-          <w:szCs w:val="28"/>
-        </w:rPr>
-        <w:t xml:space="preserve">Reject </w:t>
-      </w:r>
-    </w:p>
-    <w:p>
-      <w:pPr>
-        <w:numPr>
-          <w:ilvl w:val="0"/>
-          <w:numId w:val="51"/>
-        </w:numPr>
-        <w:rPr>
-          <w:rFonts w:ascii="Times New Roman" w:hAnsi="Times New Roman" w:cs="Times New Roman"/>
-          <w:sz w:val="28"/>
-          <w:szCs w:val="28"/>
-        </w:rPr>
-      </w:pPr>
-      <w:r>
-        <w:rPr>
-          <w:rFonts w:ascii="Times New Roman" w:hAnsi="Times New Roman" w:cs="Times New Roman"/>
-          <w:sz w:val="28"/>
-          <w:szCs w:val="28"/>
-        </w:rPr>
-        <w:t xml:space="preserve">Publish </w:t>
-      </w:r>
-    </w:p>
-    <w:p>
-      <w:pPr>
-        <w:rPr>
-          <w:rFonts w:ascii="Times New Roman" w:hAnsi="Times New Roman" w:cs="Times New Roman"/>
-          <w:b/>
-          <w:bCs/>
-          <w:sz w:val="28"/>
-          <w:szCs w:val="28"/>
-        </w:rPr>
-      </w:pPr>
-      <w:r>
-        <w:rPr>
-          <w:rFonts w:ascii="Times New Roman" w:hAnsi="Times New Roman" w:cs="Times New Roman"/>
-          <w:b/>
-          <w:bCs/>
-          <w:sz w:val="28"/>
-          <w:szCs w:val="28"/>
-        </w:rPr>
-        <w:t>• Analytics</w:t>
-      </w:r>
-    </w:p>
-    <w:p>
-      <w:pPr>
-        <w:numPr>
-          <w:ilvl w:val="0"/>
-          <w:numId w:val="52"/>
-        </w:numPr>
-        <w:rPr>
-          <w:rFonts w:ascii="Times New Roman" w:hAnsi="Times New Roman" w:cs="Times New Roman"/>
-          <w:sz w:val="28"/>
-          <w:szCs w:val="28"/>
-        </w:rPr>
-      </w:pPr>
-      <w:r>
-        <w:rPr>
-          <w:rFonts w:ascii="Times New Roman" w:hAnsi="Times New Roman" w:cs="Times New Roman"/>
-          <w:sz w:val="28"/>
-          <w:szCs w:val="28"/>
-        </w:rPr>
-        <w:t xml:space="preserve">Monitor occupancy </w:t>
-      </w:r>
-    </w:p>
-    <w:p>
-      <w:pPr>
-        <w:numPr>
-          <w:ilvl w:val="0"/>
-          <w:numId w:val="52"/>
-        </w:numPr>
-        <w:rPr>
-          <w:rFonts w:ascii="Times New Roman" w:hAnsi="Times New Roman" w:cs="Times New Roman"/>
-          <w:sz w:val="28"/>
-          <w:szCs w:val="28"/>
-        </w:rPr>
-      </w:pPr>
-      <w:r>
-        <w:rPr>
-          <w:rFonts w:ascii="Times New Roman" w:hAnsi="Times New Roman" w:cs="Times New Roman"/>
-          <w:sz w:val="28"/>
-          <w:szCs w:val="28"/>
-        </w:rPr>
-        <w:t xml:space="preserve">Monitor room usage </w:t>
-      </w:r>
-    </w:p>
-    <w:p>
-      <w:pPr>
-        <w:numPr>
-          <w:ilvl w:val="0"/>
-          <w:numId w:val="52"/>
-        </w:numPr>
-        <w:rPr>
-          <w:rFonts w:ascii="Times New Roman" w:hAnsi="Times New Roman" w:cs="Times New Roman"/>
-          <w:sz w:val="28"/>
-          <w:szCs w:val="28"/>
-        </w:rPr>
-      </w:pPr>
-      <w:r>
-        <w:rPr>
-          <w:rFonts w:ascii="Times New Roman" w:hAnsi="Times New Roman" w:cs="Times New Roman"/>
-          <w:sz w:val="28"/>
-          <w:szCs w:val="28"/>
-        </w:rPr>
-        <w:t xml:space="preserve">Revenue projection </w:t>
-      </w:r>
-    </w:p>
-    <w:p>
-      <w:pPr>
-        <w:numPr>
-          <w:ilvl w:val="0"/>
-          <w:numId w:val="52"/>
-        </w:numPr>
-        <w:rPr>
-          <w:rFonts w:ascii="Times New Roman" w:hAnsi="Times New Roman" w:cs="Times New Roman"/>
-          <w:sz w:val="28"/>
-          <w:szCs w:val="28"/>
-        </w:rPr>
-      </w:pPr>
-      <w:r>
-        <w:rPr>
-          <w:rFonts w:ascii="Times New Roman" w:hAnsi="Times New Roman" w:cs="Times New Roman"/>
-          <w:sz w:val="28"/>
-          <w:szCs w:val="28"/>
-        </w:rPr>
-        <w:t xml:space="preserve">Trend reports </w:t>
-      </w:r>
-    </w:p>
-    <w:p>
-      <w:pPr>
-        <w:rPr>
-          <w:rFonts w:ascii="Times New Roman" w:hAnsi="Times New Roman" w:cs="Times New Roman"/>
-          <w:b/>
-          <w:bCs/>
-          <w:sz w:val="28"/>
-          <w:szCs w:val="28"/>
-        </w:rPr>
-      </w:pPr>
-      <w:r>
-        <w:rPr>
-          <w:rFonts w:ascii="Times New Roman" w:hAnsi="Times New Roman" w:cs="Times New Roman"/>
-          <w:b/>
-          <w:bCs/>
-          <w:sz w:val="28"/>
-          <w:szCs w:val="28"/>
-        </w:rPr>
-        <w:t>• Security</w:t>
-      </w:r>
-    </w:p>
-    <w:p>
-      <w:pPr>
-        <w:numPr>
-          <w:ilvl w:val="0"/>
-          <w:numId w:val="53"/>
-        </w:numPr>
-        <w:rPr>
-          <w:rFonts w:ascii="Times New Roman" w:hAnsi="Times New Roman" w:cs="Times New Roman"/>
-          <w:sz w:val="28"/>
-          <w:szCs w:val="28"/>
-        </w:rPr>
-      </w:pPr>
-      <w:r>
-        <w:rPr>
-          <w:rFonts w:ascii="Times New Roman" w:hAnsi="Times New Roman" w:cs="Times New Roman"/>
-          <w:sz w:val="28"/>
-          <w:szCs w:val="28"/>
-        </w:rPr>
-        <w:t xml:space="preserve">Login </w:t>
-      </w:r>
-    </w:p>
-    <w:p>
-      <w:pPr>
-        <w:numPr>
-          <w:ilvl w:val="0"/>
-          <w:numId w:val="53"/>
-        </w:numPr>
-        <w:rPr>
-          <w:rFonts w:ascii="Times New Roman" w:hAnsi="Times New Roman" w:cs="Times New Roman"/>
-          <w:sz w:val="28"/>
-          <w:szCs w:val="28"/>
-        </w:rPr>
-      </w:pPr>
-      <w:r>
-        <w:rPr>
-          <w:rFonts w:ascii="Times New Roman" w:hAnsi="Times New Roman" w:cs="Times New Roman"/>
-          <w:sz w:val="28"/>
-          <w:szCs w:val="28"/>
-        </w:rPr>
-        <w:t xml:space="preserve">Permission control </w:t>
-      </w:r>
-    </w:p>
-    <w:p>
-      <w:pPr>
-        <w:numPr>
-          <w:ilvl w:val="0"/>
-          <w:numId w:val="53"/>
-        </w:numPr>
-        <w:rPr>
-          <w:rFonts w:ascii="Times New Roman" w:hAnsi="Times New Roman" w:cs="Times New Roman"/>
-          <w:sz w:val="28"/>
-          <w:szCs w:val="28"/>
-        </w:rPr>
-      </w:pPr>
-      <w:r>
-        <w:rPr>
-          <w:rFonts w:ascii="Times New Roman" w:hAnsi="Times New Roman" w:cs="Times New Roman"/>
-          <w:sz w:val="28"/>
-          <w:szCs w:val="28"/>
-        </w:rPr>
-        <w:t xml:space="preserve">User role management </w:t>
-      </w:r>
-    </w:p>
-    <w:p>
-      <w:pPr>
-        <w:numPr>
-          <w:ilvl w:val="0"/>
-          <w:numId w:val="53"/>
-        </w:numPr>
-        <w:rPr>
-          <w:rFonts w:ascii="Times New Roman" w:hAnsi="Times New Roman" w:cs="Times New Roman"/>
-          <w:sz w:val="28"/>
-          <w:szCs w:val="28"/>
-        </w:rPr>
-      </w:pPr>
-      <w:r>
-        <w:rPr>
-          <w:rFonts w:ascii="Times New Roman" w:hAnsi="Times New Roman" w:cs="Times New Roman"/>
-          <w:sz w:val="28"/>
-          <w:szCs w:val="28"/>
-        </w:rPr>
-        <w:t xml:space="preserve">Audit logs </w:t>
-      </w:r>
-    </w:p>
-    <w:p>
-      <w:pPr>
-        <w:rPr>
-          <w:rFonts w:ascii="Times New Roman" w:hAnsi="Times New Roman" w:cs="Times New Roman"/>
-          <w:sz w:val="28"/>
-          <w:szCs w:val="28"/>
-        </w:rPr>
-      </w:pPr>
-      <w:r>
-        <w:rPr>
-          <w:rFonts w:ascii="Times New Roman" w:hAnsi="Times New Roman" w:cs="Times New Roman"/>
-          <w:sz w:val="28"/>
-          <w:szCs w:val="28"/>
-        </w:rPr>
-        <w:t>Out of scope:</w:t>
+        <w:t xml:space="preserve">online ticket QR </w:t>
       </w:r>
     </w:p>
     <w:p>
@@ -5197,70 +5345,6 @@
           <w:sz w:val="28"/>
           <w:szCs w:val="28"/>
         </w:rPr>
-        <w:t xml:space="preserve">customer ticket booking </w:t>
-      </w:r>
-    </w:p>
-    <w:p>
-      <w:pPr>
-        <w:numPr>
-          <w:ilvl w:val="0"/>
-          <w:numId w:val="54"/>
-        </w:numPr>
-        <w:rPr>
-          <w:rFonts w:ascii="Times New Roman" w:hAnsi="Times New Roman" w:cs="Times New Roman"/>
-          <w:sz w:val="28"/>
-          <w:szCs w:val="28"/>
-        </w:rPr>
-      </w:pPr>
-      <w:r>
-        <w:rPr>
-          <w:rFonts w:ascii="Times New Roman" w:hAnsi="Times New Roman" w:cs="Times New Roman"/>
-          <w:sz w:val="28"/>
-          <w:szCs w:val="28"/>
-        </w:rPr>
-        <w:t xml:space="preserve">payment gateway </w:t>
-      </w:r>
-    </w:p>
-    <w:p>
-      <w:pPr>
-        <w:numPr>
-          <w:ilvl w:val="0"/>
-          <w:numId w:val="54"/>
-        </w:numPr>
-        <w:rPr>
-          <w:rFonts w:ascii="Times New Roman" w:hAnsi="Times New Roman" w:cs="Times New Roman"/>
-          <w:sz w:val="28"/>
-          <w:szCs w:val="28"/>
-        </w:rPr>
-      </w:pPr>
-      <w:r>
-        <w:rPr>
-          <w:rFonts w:ascii="Times New Roman" w:hAnsi="Times New Roman" w:cs="Times New Roman"/>
-          <w:sz w:val="28"/>
-          <w:szCs w:val="28"/>
-        </w:rPr>
-        <w:t xml:space="preserve">online ticket QR </w:t>
-      </w:r>
-    </w:p>
-    <w:p>
-      <w:pPr>
-        <w:numPr>
-          <w:ilvl w:val="0"/>
-          <w:numId w:val="54"/>
-        </w:numPr>
-        <w:rPr>
-          <w:rFonts w:ascii="Times New Roman" w:hAnsi="Times New Roman" w:cs="Times New Roman"/>
-          <w:sz w:val="28"/>
-          <w:szCs w:val="28"/>
-        </w:rPr>
-      </w:pPr>
-      <w:r>
-        <w:rPr>
-          <w:rFonts w:ascii="Times New Roman" w:hAnsi="Times New Roman" w:cs="Times New Roman"/>
-          <w:sz w:val="28"/>
-          <w:szCs w:val="28"/>
-        </w:rPr>
-        <w:lastRenderedPageBreak/>
         <w:t xml:space="preserve">loyalty program </w:t>
       </w:r>
     </w:p>
@@ -6161,6 +6245,7 @@
           <w:sz w:val="28"/>
           <w:szCs w:val="28"/>
         </w:rPr>
+        <w:lastRenderedPageBreak/>
         <w:t xml:space="preserve">difficult version tracking </w:t>
       </w:r>
     </w:p>
@@ -6182,7 +6267,6 @@
           <w:sz w:val="28"/>
           <w:szCs w:val="28"/>
         </w:rPr>
-        <w:lastRenderedPageBreak/>
         <w:t xml:space="preserve">weak scalability </w:t>
       </w:r>
     </w:p>
@@ -6231,7 +6315,7 @@
           <w:szCs w:val="28"/>
         </w:rPr>
       </w:pPr>
-      <w:bookmarkStart w:id="3" w:name="_Toc230540329"/>
+      <w:bookmarkStart w:id="3" w:name="_Toc231225487"/>
       <w:r>
         <w:rPr>
           <w:rFonts w:ascii="Times New Roman" w:hAnsi="Times New Roman" w:cs="Times New Roman"/>
@@ -7050,6 +7134,7 @@
           <w:sz w:val="28"/>
           <w:szCs w:val="28"/>
         </w:rPr>
+        <w:lastRenderedPageBreak/>
         <w:t>Scheduling engine evaluates:</w:t>
       </w:r>
     </w:p>
@@ -7071,7 +7156,6 @@
           <w:sz w:val="28"/>
           <w:szCs w:val="28"/>
         </w:rPr>
-        <w:lastRenderedPageBreak/>
         <w:t xml:space="preserve">room availability </w:t>
       </w:r>
     </w:p>
@@ -7859,7 +7943,7 @@
           <w:szCs w:val="28"/>
         </w:rPr>
       </w:pPr>
-      <w:bookmarkStart w:id="4" w:name="_Toc230540330"/>
+      <w:bookmarkStart w:id="4" w:name="_Toc231225488"/>
       <w:r>
         <w:rPr>
           <w:rFonts w:ascii="Times New Roman" w:hAnsi="Times New Roman" w:cs="Times New Roman"/>
@@ -7879,7 +7963,7 @@
           <w:szCs w:val="28"/>
         </w:rPr>
       </w:pPr>
-      <w:bookmarkStart w:id="5" w:name="_Toc230540331"/>
+      <w:bookmarkStart w:id="5" w:name="_Toc231225489"/>
       <w:r>
         <w:rPr>
           <w:rFonts w:ascii="Times New Roman" w:hAnsi="Times New Roman" w:cs="Times New Roman"/>
@@ -7946,6 +8030,7 @@
           <w:sz w:val="28"/>
           <w:szCs w:val="28"/>
         </w:rPr>
+        <w:lastRenderedPageBreak/>
         <w:t xml:space="preserve">create movie </w:t>
       </w:r>
     </w:p>
@@ -7967,7 +8052,6 @@
           <w:sz w:val="28"/>
           <w:szCs w:val="28"/>
         </w:rPr>
-        <w:lastRenderedPageBreak/>
         <w:t xml:space="preserve">edit movie </w:t>
       </w:r>
     </w:p>
@@ -8874,6 +8958,7 @@
           <w:sz w:val="28"/>
           <w:szCs w:val="28"/>
         </w:rPr>
+        <w:lastRenderedPageBreak/>
         <w:t xml:space="preserve">regenerate </w:t>
       </w:r>
     </w:p>
@@ -8895,7 +8980,6 @@
           <w:sz w:val="28"/>
           <w:szCs w:val="28"/>
         </w:rPr>
-        <w:lastRenderedPageBreak/>
         <w:t xml:space="preserve">preview </w:t>
       </w:r>
     </w:p>
@@ -9503,7 +9587,7 @@
           <w:szCs w:val="28"/>
         </w:rPr>
       </w:pPr>
-      <w:bookmarkStart w:id="6" w:name="_Toc230540332"/>
+      <w:bookmarkStart w:id="6" w:name="_Toc231225490"/>
       <w:r>
         <w:rPr>
           <w:rFonts w:ascii="Times New Roman" w:hAnsi="Times New Roman" w:cs="Times New Roman"/>
@@ -9795,6 +9879,7 @@
           <w:sz w:val="28"/>
           <w:szCs w:val="28"/>
         </w:rPr>
+        <w:lastRenderedPageBreak/>
         <w:t xml:space="preserve">compare by date </w:t>
       </w:r>
     </w:p>
@@ -9816,7 +9901,6 @@
           <w:sz w:val="28"/>
           <w:szCs w:val="28"/>
         </w:rPr>
-        <w:lastRenderedPageBreak/>
         <w:t xml:space="preserve">compare by room </w:t>
       </w:r>
     </w:p>
@@ -10742,6 +10826,7 @@
           <w:sz w:val="28"/>
           <w:szCs w:val="28"/>
         </w:rPr>
+        <w:lastRenderedPageBreak/>
         <w:pict w14:anchorId="7E14701C">
           <v:rect id="_x0000_i1053" style="width:0;height:1.5pt" o:hralign="center" o:hrstd="t" o:hr="t" fillcolor="#a0a0a0" stroked="f"/>
         </w:pict>
@@ -10765,7 +10850,6 @@
           <w:sz w:val="28"/>
           <w:szCs w:val="28"/>
         </w:rPr>
-        <w:lastRenderedPageBreak/>
         <w:t>• Branch Manager</w:t>
       </w:r>
     </w:p>
@@ -11794,6 +11878,7 @@
           <w:sz w:val="28"/>
           <w:szCs w:val="28"/>
         </w:rPr>
+        <w:lastRenderedPageBreak/>
         <w:t>Stores:</w:t>
       </w:r>
     </w:p>
@@ -11819,7 +11904,6 @@
           <w:sz w:val="28"/>
           <w:szCs w:val="28"/>
         </w:rPr>
-        <w:lastRenderedPageBreak/>
         <w:t xml:space="preserve">poster images </w:t>
       </w:r>
     </w:p>
@@ -12040,7 +12124,7 @@
           <w:szCs w:val="28"/>
         </w:rPr>
       </w:pPr>
-      <w:bookmarkStart w:id="7" w:name="_Toc230540333"/>
+      <w:bookmarkStart w:id="7" w:name="_Toc231225491"/>
       <w:r>
         <w:rPr>
           <w:rFonts w:ascii="Times New Roman" w:hAnsi="Times New Roman" w:cs="Times New Roman"/>
@@ -12078,7 +12162,7 @@
           <w:szCs w:val="28"/>
         </w:rPr>
       </w:pPr>
-      <w:bookmarkStart w:id="8" w:name="_Toc230540334"/>
+      <w:bookmarkStart w:id="8" w:name="_Toc231225492"/>
       <w:r>
         <w:rPr>
           <w:rFonts w:ascii="Times New Roman" w:hAnsi="Times New Roman" w:cs="Times New Roman"/>
@@ -12098,7 +12182,7 @@
           <w:szCs w:val="28"/>
         </w:rPr>
       </w:pPr>
-      <w:bookmarkStart w:id="9" w:name="_Toc230540335"/>
+      <w:bookmarkStart w:id="9" w:name="_Toc231225493"/>
       <w:r>
         <w:rPr>
           <w:rFonts w:ascii="Times New Roman" w:hAnsi="Times New Roman" w:cs="Times New Roman"/>
@@ -12770,6 +12854,7 @@
           <w:sz w:val="28"/>
           <w:szCs w:val="28"/>
         </w:rPr>
+        <w:lastRenderedPageBreak/>
         <w:t xml:space="preserve">relationships between modules </w:t>
       </w:r>
     </w:p>
@@ -12791,7 +12876,6 @@
           <w:sz w:val="28"/>
           <w:szCs w:val="28"/>
         </w:rPr>
-        <w:lastRenderedPageBreak/>
         <w:t xml:space="preserve">business constraints </w:t>
       </w:r>
     </w:p>
@@ -12882,7 +12966,7 @@
           <w:szCs w:val="28"/>
         </w:rPr>
       </w:pPr>
-      <w:bookmarkStart w:id="10" w:name="_Toc230540336"/>
+      <w:bookmarkStart w:id="10" w:name="_Toc231225494"/>
       <w:r>
         <w:rPr>
           <w:rFonts w:ascii="Times New Roman" w:hAnsi="Times New Roman" w:cs="Times New Roman"/>
@@ -13668,6 +13752,7 @@
           <w:sz w:val="28"/>
           <w:szCs w:val="28"/>
         </w:rPr>
+        <w:lastRenderedPageBreak/>
         <w:t xml:space="preserve">reviewing audit history </w:t>
       </w:r>
     </w:p>
@@ -13685,7 +13770,6 @@
           <w:sz w:val="28"/>
           <w:szCs w:val="28"/>
         </w:rPr>
-        <w:lastRenderedPageBreak/>
         <w:t>Branch Managers control official operational publishing.</w:t>
       </w:r>
     </w:p>
@@ -13926,7 +14010,7 @@
           <w:szCs w:val="28"/>
         </w:rPr>
       </w:pPr>
-      <w:bookmarkStart w:id="11" w:name="_Toc230540337"/>
+      <w:bookmarkStart w:id="11" w:name="_Toc231225495"/>
       <w:r>
         <w:rPr>
           <w:rFonts w:ascii="Times New Roman" w:hAnsi="Times New Roman" w:cs="Times New Roman"/>
@@ -14599,6 +14683,7 @@
           <w:sz w:val="28"/>
           <w:szCs w:val="28"/>
         </w:rPr>
+        <w:lastRenderedPageBreak/>
         <w:t xml:space="preserve">Failed schedule generation must rollback. </w:t>
       </w:r>
     </w:p>
@@ -14620,7 +14705,6 @@
           <w:sz w:val="28"/>
           <w:szCs w:val="28"/>
         </w:rPr>
-        <w:lastRenderedPageBreak/>
         <w:t>Configuration changes must be tracked.</w:t>
       </w:r>
     </w:p>
@@ -14652,7 +14736,7 @@
           <w:szCs w:val="28"/>
         </w:rPr>
       </w:pPr>
-      <w:bookmarkStart w:id="12" w:name="_Toc230540338"/>
+      <w:bookmarkStart w:id="12" w:name="_Toc231225496"/>
       <w:r>
         <w:rPr>
           <w:rFonts w:ascii="Times New Roman" w:hAnsi="Times New Roman" w:cs="Times New Roman"/>
@@ -14672,7 +14756,7 @@
           <w:szCs w:val="28"/>
         </w:rPr>
       </w:pPr>
-      <w:bookmarkStart w:id="13" w:name="_Toc230540339"/>
+      <w:bookmarkStart w:id="13" w:name="_Toc231225497"/>
       <w:r>
         <w:rPr>
           <w:rFonts w:ascii="Times New Roman" w:hAnsi="Times New Roman" w:cs="Times New Roman"/>
@@ -14991,7 +15075,7 @@
           <w:szCs w:val="28"/>
         </w:rPr>
       </w:pPr>
-      <w:bookmarkStart w:id="14" w:name="_Toc230540340"/>
+      <w:bookmarkStart w:id="14" w:name="_Toc231225498"/>
       <w:r>
         <w:rPr>
           <w:rFonts w:ascii="Times New Roman" w:hAnsi="Times New Roman" w:cs="Times New Roman"/>
@@ -15557,6 +15641,7 @@
           <w:sz w:val="28"/>
           <w:szCs w:val="28"/>
         </w:rPr>
+        <w:lastRenderedPageBreak/>
         <w:t xml:space="preserve">Create room </w:t>
       </w:r>
     </w:p>
@@ -15582,7 +15667,6 @@
           <w:sz w:val="28"/>
           <w:szCs w:val="28"/>
         </w:rPr>
-        <w:lastRenderedPageBreak/>
         <w:t xml:space="preserve">Edit room </w:t>
       </w:r>
     </w:p>
@@ -16635,6 +16719,7 @@
           <w:sz w:val="28"/>
           <w:szCs w:val="28"/>
         </w:rPr>
+        <w:lastRenderedPageBreak/>
         <w:t>• UC-06 View Dashboard</w:t>
       </w:r>
     </w:p>
@@ -16656,7 +16741,6 @@
           <w:sz w:val="28"/>
           <w:szCs w:val="28"/>
         </w:rPr>
-        <w:lastRenderedPageBreak/>
         <w:t>Primary Actor: Branch Manager</w:t>
       </w:r>
     </w:p>
@@ -17097,7 +17181,7 @@
           <w:szCs w:val="28"/>
         </w:rPr>
       </w:pPr>
-      <w:bookmarkStart w:id="15" w:name="_Toc230540341"/>
+      <w:bookmarkStart w:id="15" w:name="_Toc231225499"/>
       <w:r>
         <w:rPr>
           <w:rFonts w:ascii="Times New Roman" w:hAnsi="Times New Roman" w:cs="Times New Roman"/>
@@ -17117,7 +17201,7 @@
           <w:szCs w:val="28"/>
         </w:rPr>
       </w:pPr>
-      <w:bookmarkStart w:id="16" w:name="_Toc230540342"/>
+      <w:bookmarkStart w:id="16" w:name="_Toc231225500"/>
       <w:r>
         <w:rPr>
           <w:rFonts w:ascii="Times New Roman" w:hAnsi="Times New Roman" w:cs="Times New Roman"/>
@@ -17414,6 +17498,8 @@
       <w:pPr>
         <w:rPr>
           <w:rFonts w:ascii="Times New Roman" w:hAnsi="Times New Roman" w:cs="Times New Roman"/>
+          <w:b/>
+          <w:bCs/>
           <w:sz w:val="28"/>
           <w:szCs w:val="28"/>
         </w:rPr>
@@ -17464,6 +17550,604 @@
         </w:rPr>
         <w:t>[Placeholder – Figure II-4: Communication Diagram]</w:t>
       </w:r>
+    </w:p>
+    <w:p>
+      <w:pPr>
+        <w:rPr>
+          <w:rFonts w:ascii="Times New Roman" w:hAnsi="Times New Roman" w:cs="Times New Roman"/>
+          <w:b/>
+          <w:bCs/>
+          <w:sz w:val="28"/>
+          <w:szCs w:val="28"/>
+        </w:rPr>
+      </w:pPr>
+    </w:p>
+    <w:p>
+      <w:pPr>
+        <w:pStyle w:val="Heading3"/>
+        <w:rPr>
+          <w:rFonts w:ascii="Times New Roman" w:hAnsi="Times New Roman" w:cs="Times New Roman"/>
+          <w:b/>
+          <w:bCs/>
+          <w:color w:val="000000" w:themeColor="text1"/>
+        </w:rPr>
+      </w:pPr>
+      <w:bookmarkStart w:id="17" w:name="_Toc231225501"/>
+      <w:r>
+        <w:rPr>
+          <w:rFonts w:ascii="Times New Roman" w:hAnsi="Times New Roman" w:cs="Times New Roman"/>
+          <w:b/>
+          <w:bCs/>
+          <w:color w:val="000000" w:themeColor="text1"/>
+        </w:rPr>
+        <w:t xml:space="preserve">2.3.2 </w:t>
+      </w:r>
+      <w:r>
+        <w:rPr>
+          <w:rFonts w:ascii="Times New Roman" w:hAnsi="Times New Roman" w:cs="Times New Roman"/>
+          <w:b/>
+          <w:bCs/>
+          <w:color w:val="000000" w:themeColor="text1"/>
+        </w:rPr>
+        <w:t>Activity Diagrams</w:t>
+      </w:r>
+      <w:bookmarkEnd w:id="17"/>
+    </w:p>
+    <w:p>
+      <w:pPr>
+        <w:rPr>
+          <w:rFonts w:ascii="Times New Roman" w:hAnsi="Times New Roman" w:cs="Times New Roman"/>
+          <w:sz w:val="28"/>
+          <w:szCs w:val="28"/>
+        </w:rPr>
+      </w:pPr>
+      <w:r>
+        <w:rPr>
+          <w:rFonts w:ascii="Times New Roman" w:hAnsi="Times New Roman" w:cs="Times New Roman"/>
+          <w:sz w:val="28"/>
+          <w:szCs w:val="28"/>
+        </w:rPr>
+        <w:t>This section illustrates the dynamic behavior of the OptiCine system by modeling the flow of control from activity to activity. The focus is on the core scheduling algorithms that drive the system's automated capabilities.</w:t>
+      </w:r>
+    </w:p>
+    <w:p>
+      <w:pPr>
+        <w:rPr>
+          <w:rFonts w:ascii="Times New Roman" w:hAnsi="Times New Roman" w:cs="Times New Roman"/>
+          <w:sz w:val="28"/>
+          <w:szCs w:val="28"/>
+        </w:rPr>
+      </w:pPr>
+      <w:r>
+        <w:rPr>
+          <w:rFonts w:ascii="Times New Roman" w:hAnsi="Times New Roman" w:cs="Times New Roman"/>
+          <w:b/>
+          <w:bCs/>
+          <w:sz w:val="28"/>
+          <w:szCs w:val="28"/>
+        </w:rPr>
+        <w:lastRenderedPageBreak/>
+        <w:t>1. Auto-scheduling Flow</w:t>
+      </w:r>
+      <w:r>
+        <w:rPr>
+          <w:rFonts w:ascii="Times New Roman" w:hAnsi="Times New Roman" w:cs="Times New Roman"/>
+          <w:sz w:val="28"/>
+          <w:szCs w:val="28"/>
+        </w:rPr>
+        <w:t xml:space="preserve"> This flow describes how the algorithm gathers input data (movies, screening rooms, business rules), executes the scheduling engine (CSA/PSO), and outputs a draft schedule.</w:t>
+      </w:r>
+    </w:p>
+    <w:p>
+      <w:pPr>
+        <w:rPr>
+          <w:rFonts w:ascii="Times New Roman" w:hAnsi="Times New Roman" w:cs="Times New Roman"/>
+          <w:i/>
+          <w:iCs/>
+          <w:sz w:val="28"/>
+          <w:szCs w:val="28"/>
+        </w:rPr>
+      </w:pPr>
+      <w:r>
+        <w:rPr>
+          <w:rFonts w:ascii="Times New Roman" w:hAnsi="Times New Roman" w:cs="Times New Roman"/>
+          <w:i/>
+          <w:iCs/>
+          <w:sz w:val="28"/>
+          <w:szCs w:val="28"/>
+        </w:rPr>
+        <w:drawing>
+          <wp:inline distT="0" distB="0" distL="0" distR="0" wp14:anchorId="739FB68B" wp14:editId="364083F8">
+            <wp:extent cx="5648960" cy="8312728"/>
+            <wp:effectExtent l="0" t="0" r="8890" b="0"/>
+            <wp:docPr id="1145276405" name="Picture 4"/>
+            <wp:cNvGraphicFramePr>
+              <a:graphicFrameLocks xmlns:a="http://schemas.openxmlformats.org/drawingml/2006/main" noChangeAspect="1"/>
+            </wp:cNvGraphicFramePr>
+            <a:graphic xmlns:a="http://schemas.openxmlformats.org/drawingml/2006/main">
+              <a:graphicData uri="http://schemas.openxmlformats.org/drawingml/2006/picture">
+                <pic:pic xmlns:pic="http://schemas.openxmlformats.org/drawingml/2006/picture">
+                  <pic:nvPicPr>
+                    <pic:cNvPr id="0" name="Picture 75"/>
+                    <pic:cNvPicPr>
+                      <a:picLocks noChangeAspect="1" noChangeArrowheads="1"/>
+                    </pic:cNvPicPr>
+                  </pic:nvPicPr>
+                  <pic:blipFill>
+                    <a:blip r:embed="rId6" cstate="print">
+                      <a:extLst>
+                        <a:ext uri="{28A0092B-C50C-407E-A947-70E740481C1C}">
+                          <a14:useLocalDpi xmlns:a14="http://schemas.microsoft.com/office/drawing/2010/main" val="0"/>
+                        </a:ext>
+                      </a:extLst>
+                    </a:blip>
+                    <a:srcRect/>
+                    <a:stretch>
+                      <a:fillRect/>
+                    </a:stretch>
+                  </pic:blipFill>
+                  <pic:spPr bwMode="auto">
+                    <a:xfrm>
+                      <a:off x="0" y="0"/>
+                      <a:ext cx="5653386" cy="8319240"/>
+                    </a:xfrm>
+                    <a:prstGeom prst="rect">
+                      <a:avLst/>
+                    </a:prstGeom>
+                    <a:noFill/>
+                    <a:ln>
+                      <a:noFill/>
+                    </a:ln>
+                  </pic:spPr>
+                </pic:pic>
+              </a:graphicData>
+            </a:graphic>
+          </wp:inline>
+        </w:drawing>
+      </w:r>
+    </w:p>
+    <w:p>
+      <w:pPr>
+        <w:rPr>
+          <w:rFonts w:ascii="Times New Roman" w:hAnsi="Times New Roman" w:cs="Times New Roman"/>
+          <w:sz w:val="28"/>
+          <w:szCs w:val="28"/>
+        </w:rPr>
+      </w:pPr>
+      <w:r>
+        <w:rPr>
+          <w:rFonts w:ascii="Times New Roman" w:hAnsi="Times New Roman" w:cs="Times New Roman"/>
+          <w:i/>
+          <w:iCs/>
+          <w:sz w:val="28"/>
+          <w:szCs w:val="28"/>
+        </w:rPr>
+        <w:t>Figure II-5: Activity Diagram for Auto-scheduling Flow</w:t>
+      </w:r>
+    </w:p>
+    <w:p>
+      <w:pPr>
+        <w:rPr>
+          <w:rFonts w:ascii="Times New Roman" w:hAnsi="Times New Roman" w:cs="Times New Roman"/>
+          <w:sz w:val="28"/>
+          <w:szCs w:val="28"/>
+        </w:rPr>
+      </w:pPr>
+      <w:r>
+        <w:rPr>
+          <w:rFonts w:ascii="Times New Roman" w:hAnsi="Times New Roman" w:cs="Times New Roman"/>
+          <w:b/>
+          <w:bCs/>
+          <w:sz w:val="28"/>
+          <w:szCs w:val="28"/>
+        </w:rPr>
+        <w:lastRenderedPageBreak/>
+        <w:t>Flow Description:</w:t>
+      </w:r>
+    </w:p>
+    <w:p>
+      <w:pPr>
+        <w:numPr>
+          <w:ilvl w:val="0"/>
+          <w:numId w:val="93"/>
+        </w:numPr>
+        <w:rPr>
+          <w:rFonts w:ascii="Times New Roman" w:hAnsi="Times New Roman" w:cs="Times New Roman"/>
+          <w:sz w:val="28"/>
+          <w:szCs w:val="28"/>
+        </w:rPr>
+      </w:pPr>
+      <w:r>
+        <w:rPr>
+          <w:rFonts w:ascii="Times New Roman" w:hAnsi="Times New Roman" w:cs="Times New Roman"/>
+          <w:sz w:val="28"/>
+          <w:szCs w:val="28"/>
+        </w:rPr>
+        <w:t>Cinema staff inputs the desired date range and selects the scheduling strategy.</w:t>
+      </w:r>
+    </w:p>
+    <w:p>
+      <w:pPr>
+        <w:numPr>
+          <w:ilvl w:val="0"/>
+          <w:numId w:val="93"/>
+        </w:numPr>
+        <w:rPr>
+          <w:rFonts w:ascii="Times New Roman" w:hAnsi="Times New Roman" w:cs="Times New Roman"/>
+          <w:sz w:val="28"/>
+          <w:szCs w:val="28"/>
+        </w:rPr>
+      </w:pPr>
+      <w:r>
+        <w:rPr>
+          <w:rFonts w:ascii="Times New Roman" w:hAnsi="Times New Roman" w:cs="Times New Roman"/>
+          <w:sz w:val="28"/>
+          <w:szCs w:val="28"/>
+        </w:rPr>
+        <w:t>The system fetches all active movies, available rooms, and operational constraints (business hours, capacity, etc.).</w:t>
+      </w:r>
+    </w:p>
+    <w:p>
+      <w:pPr>
+        <w:numPr>
+          <w:ilvl w:val="0"/>
+          <w:numId w:val="93"/>
+        </w:numPr>
+        <w:rPr>
+          <w:rFonts w:ascii="Times New Roman" w:hAnsi="Times New Roman" w:cs="Times New Roman"/>
+          <w:sz w:val="28"/>
+          <w:szCs w:val="28"/>
+        </w:rPr>
+      </w:pPr>
+      <w:r>
+        <w:rPr>
+          <w:rFonts w:ascii="Times New Roman" w:hAnsi="Times New Roman" w:cs="Times New Roman"/>
+          <w:sz w:val="28"/>
+          <w:szCs w:val="28"/>
+        </w:rPr>
+        <w:t>The core Scheduling Engine executes the CSA/PSO metaheuristic algorithm.</w:t>
+      </w:r>
+    </w:p>
+    <w:p>
+      <w:pPr>
+        <w:numPr>
+          <w:ilvl w:val="0"/>
+          <w:numId w:val="93"/>
+        </w:numPr>
+        <w:rPr>
+          <w:rFonts w:ascii="Times New Roman" w:hAnsi="Times New Roman" w:cs="Times New Roman"/>
+          <w:sz w:val="28"/>
+          <w:szCs w:val="28"/>
+        </w:rPr>
+      </w:pPr>
+      <w:r>
+        <w:rPr>
+          <w:rFonts w:ascii="Times New Roman" w:hAnsi="Times New Roman" w:cs="Times New Roman"/>
+          <w:sz w:val="28"/>
+          <w:szCs w:val="28"/>
+        </w:rPr>
+        <w:t>The system evaluates all constraints (e.g., room capacity, cleaning buffer, DAG workflow).</w:t>
+      </w:r>
+    </w:p>
+    <w:p>
+      <w:pPr>
+        <w:numPr>
+          <w:ilvl w:val="0"/>
+          <w:numId w:val="93"/>
+        </w:numPr>
+        <w:rPr>
+          <w:rFonts w:ascii="Times New Roman" w:hAnsi="Times New Roman" w:cs="Times New Roman"/>
+          <w:sz w:val="28"/>
+          <w:szCs w:val="28"/>
+        </w:rPr>
+      </w:pPr>
+      <w:r>
+        <w:rPr>
+          <w:rFonts w:ascii="Times New Roman" w:hAnsi="Times New Roman" w:cs="Times New Roman"/>
+          <w:sz w:val="28"/>
+          <w:szCs w:val="28"/>
+        </w:rPr>
+        <w:t>If conflicts arise, the system logs them for staff to adjust parameters. If all constraints are satisfied, an optimized draft schedule is generated.</w:t>
+      </w:r>
+    </w:p>
+    <w:p>
+      <w:pPr>
+        <w:numPr>
+          <w:ilvl w:val="0"/>
+          <w:numId w:val="93"/>
+        </w:numPr>
+        <w:rPr>
+          <w:rFonts w:ascii="Times New Roman" w:hAnsi="Times New Roman" w:cs="Times New Roman"/>
+          <w:sz w:val="28"/>
+          <w:szCs w:val="28"/>
+        </w:rPr>
+      </w:pPr>
+      <w:r>
+        <w:rPr>
+          <w:rFonts w:ascii="Times New Roman" w:hAnsi="Times New Roman" w:cs="Times New Roman"/>
+          <w:sz w:val="28"/>
+          <w:szCs w:val="28"/>
+        </w:rPr>
+        <w:t>The draft is saved to the database, and the approval workflow is triggered.</w:t>
+      </w:r>
+    </w:p>
+    <w:p>
+      <w:pPr>
+        <w:rPr>
+          <w:rFonts w:ascii="Times New Roman" w:hAnsi="Times New Roman" w:cs="Times New Roman"/>
+          <w:sz w:val="28"/>
+          <w:szCs w:val="28"/>
+        </w:rPr>
+      </w:pPr>
+      <w:r>
+        <w:rPr>
+          <w:rFonts w:ascii="Times New Roman" w:hAnsi="Times New Roman" w:cs="Times New Roman"/>
+          <w:b/>
+          <w:bCs/>
+          <w:sz w:val="28"/>
+          <w:szCs w:val="28"/>
+        </w:rPr>
+        <w:t>2. Rescheduling / Inverse Scheduling Flow</w:t>
+      </w:r>
+      <w:r>
+        <w:rPr>
+          <w:rFonts w:ascii="Times New Roman" w:hAnsi="Times New Roman" w:cs="Times New Roman"/>
+          <w:sz w:val="28"/>
+          <w:szCs w:val="28"/>
+        </w:rPr>
+        <w:t xml:space="preserve"> This flow illustrates the scenario where a screening room breaks down unexpectedly. The system applies the Inverse Scheduling algorithm to relocate only the affected showtimes instead of rebuilding the entire schedule from scratch.</w:t>
+      </w:r>
+    </w:p>
+    <w:p>
+      <w:pPr>
+        <w:rPr>
+          <w:rFonts w:ascii="Times New Roman" w:hAnsi="Times New Roman" w:cs="Times New Roman"/>
+          <w:i/>
+          <w:iCs/>
+          <w:sz w:val="28"/>
+          <w:szCs w:val="28"/>
+        </w:rPr>
+      </w:pPr>
+      <w:r>
+        <w:rPr>
+          <w:rFonts w:ascii="Times New Roman" w:hAnsi="Times New Roman" w:cs="Times New Roman"/>
+          <w:i/>
+          <w:iCs/>
+          <w:sz w:val="28"/>
+          <w:szCs w:val="28"/>
+        </w:rPr>
+        <w:lastRenderedPageBreak/>
+        <w:drawing>
+          <wp:inline distT="0" distB="0" distL="0" distR="0" wp14:anchorId="51A860BB" wp14:editId="6FDC4427">
+            <wp:extent cx="5097780" cy="8922328"/>
+            <wp:effectExtent l="0" t="0" r="7620" b="0"/>
+            <wp:docPr id="884515101" name="Picture 1"/>
+            <wp:cNvGraphicFramePr>
+              <a:graphicFrameLocks xmlns:a="http://schemas.openxmlformats.org/drawingml/2006/main" noChangeAspect="1"/>
+            </wp:cNvGraphicFramePr>
+            <a:graphic xmlns:a="http://schemas.openxmlformats.org/drawingml/2006/main">
+              <a:graphicData uri="http://schemas.openxmlformats.org/drawingml/2006/picture">
+                <pic:pic xmlns:pic="http://schemas.openxmlformats.org/drawingml/2006/picture">
+                  <pic:nvPicPr>
+                    <pic:cNvPr id="884515101" name=""/>
+                    <pic:cNvPicPr/>
+                  </pic:nvPicPr>
+                  <pic:blipFill>
+                    <a:blip r:embed="rId7"/>
+                    <a:stretch>
+                      <a:fillRect/>
+                    </a:stretch>
+                  </pic:blipFill>
+                  <pic:spPr>
+                    <a:xfrm>
+                      <a:off x="0" y="0"/>
+                      <a:ext cx="5121747" cy="8964276"/>
+                    </a:xfrm>
+                    <a:prstGeom prst="rect">
+                      <a:avLst/>
+                    </a:prstGeom>
+                  </pic:spPr>
+                </pic:pic>
+              </a:graphicData>
+            </a:graphic>
+          </wp:inline>
+        </w:drawing>
+      </w:r>
+    </w:p>
+    <w:p>
+      <w:pPr>
+        <w:rPr>
+          <w:rFonts w:ascii="Times New Roman" w:hAnsi="Times New Roman" w:cs="Times New Roman"/>
+          <w:sz w:val="28"/>
+          <w:szCs w:val="28"/>
+        </w:rPr>
+      </w:pPr>
+      <w:r>
+        <w:rPr>
+          <w:rFonts w:ascii="Times New Roman" w:hAnsi="Times New Roman" w:cs="Times New Roman"/>
+          <w:i/>
+          <w:iCs/>
+          <w:sz w:val="28"/>
+          <w:szCs w:val="28"/>
+        </w:rPr>
+        <w:t>Figure II-6: Activity Diagram for Rescheduling / Inverse Scheduling Flow</w:t>
+      </w:r>
+    </w:p>
+    <w:p>
+      <w:pPr>
+        <w:rPr>
+          <w:rFonts w:ascii="Times New Roman" w:hAnsi="Times New Roman" w:cs="Times New Roman"/>
+          <w:sz w:val="28"/>
+          <w:szCs w:val="28"/>
+        </w:rPr>
+      </w:pPr>
+      <w:r>
+        <w:rPr>
+          <w:rFonts w:ascii="Times New Roman" w:hAnsi="Times New Roman" w:cs="Times New Roman"/>
+          <w:b/>
+          <w:bCs/>
+          <w:sz w:val="28"/>
+          <w:szCs w:val="28"/>
+        </w:rPr>
+        <w:lastRenderedPageBreak/>
+        <w:t>Flow Description:</w:t>
+      </w:r>
+    </w:p>
+    <w:p>
+      <w:pPr>
+        <w:numPr>
+          <w:ilvl w:val="0"/>
+          <w:numId w:val="94"/>
+        </w:numPr>
+        <w:rPr>
+          <w:rFonts w:ascii="Times New Roman" w:hAnsi="Times New Roman" w:cs="Times New Roman"/>
+          <w:sz w:val="28"/>
+          <w:szCs w:val="28"/>
+        </w:rPr>
+      </w:pPr>
+      <w:r>
+        <w:rPr>
+          <w:rFonts w:ascii="Times New Roman" w:hAnsi="Times New Roman" w:cs="Times New Roman"/>
+          <w:sz w:val="28"/>
+          <w:szCs w:val="28"/>
+        </w:rPr>
+        <w:t>An incident occurs (e.g., equipment breakdown in a specific room).</w:t>
+      </w:r>
+    </w:p>
+    <w:p>
+      <w:pPr>
+        <w:numPr>
+          <w:ilvl w:val="0"/>
+          <w:numId w:val="94"/>
+        </w:numPr>
+        <w:rPr>
+          <w:rFonts w:ascii="Times New Roman" w:hAnsi="Times New Roman" w:cs="Times New Roman"/>
+          <w:sz w:val="28"/>
+          <w:szCs w:val="28"/>
+        </w:rPr>
+      </w:pPr>
+      <w:r>
+        <w:rPr>
+          <w:rFonts w:ascii="Times New Roman" w:hAnsi="Times New Roman" w:cs="Times New Roman"/>
+          <w:sz w:val="28"/>
+          <w:szCs w:val="28"/>
+        </w:rPr>
+        <w:t>Cinema staff inputs the incident details and marks the room status as "Maintenance".</w:t>
+      </w:r>
+    </w:p>
+    <w:p>
+      <w:pPr>
+        <w:numPr>
+          <w:ilvl w:val="0"/>
+          <w:numId w:val="94"/>
+        </w:numPr>
+        <w:rPr>
+          <w:rFonts w:ascii="Times New Roman" w:hAnsi="Times New Roman" w:cs="Times New Roman"/>
+          <w:sz w:val="28"/>
+          <w:szCs w:val="28"/>
+        </w:rPr>
+      </w:pPr>
+      <w:r>
+        <w:rPr>
+          <w:rFonts w:ascii="Times New Roman" w:hAnsi="Times New Roman" w:cs="Times New Roman"/>
+          <w:sz w:val="28"/>
+          <w:szCs w:val="28"/>
+        </w:rPr>
+        <w:t>The system identifies all impacted showtimes in the currently published schedule.</w:t>
+      </w:r>
+    </w:p>
+    <w:p>
+      <w:pPr>
+        <w:numPr>
+          <w:ilvl w:val="0"/>
+          <w:numId w:val="94"/>
+        </w:numPr>
+        <w:rPr>
+          <w:rFonts w:ascii="Times New Roman" w:hAnsi="Times New Roman" w:cs="Times New Roman"/>
+          <w:sz w:val="28"/>
+          <w:szCs w:val="28"/>
+        </w:rPr>
+      </w:pPr>
+      <w:r>
+        <w:rPr>
+          <w:rFonts w:ascii="Times New Roman" w:hAnsi="Times New Roman" w:cs="Times New Roman"/>
+          <w:sz w:val="28"/>
+          <w:szCs w:val="28"/>
+        </w:rPr>
+        <w:t>The Inverse Scheduling Engine is executed to find alternative slots for the affected showtimes.</w:t>
+      </w:r>
+    </w:p>
+    <w:p>
+      <w:pPr>
+        <w:numPr>
+          <w:ilvl w:val="0"/>
+          <w:numId w:val="94"/>
+        </w:numPr>
+        <w:rPr>
+          <w:rFonts w:ascii="Times New Roman" w:hAnsi="Times New Roman" w:cs="Times New Roman"/>
+          <w:sz w:val="28"/>
+          <w:szCs w:val="28"/>
+        </w:rPr>
+      </w:pPr>
+      <w:r>
+        <w:rPr>
+          <w:rFonts w:ascii="Times New Roman" w:hAnsi="Times New Roman" w:cs="Times New Roman"/>
+          <w:sz w:val="28"/>
+          <w:szCs w:val="28"/>
+        </w:rPr>
+        <w:t>If the system can reallocate the showtimes with minimal disruption, it automatically updates the schedule.</w:t>
+      </w:r>
+    </w:p>
+    <w:p>
+      <w:pPr>
+        <w:numPr>
+          <w:ilvl w:val="0"/>
+          <w:numId w:val="94"/>
+        </w:numPr>
+        <w:rPr>
+          <w:rFonts w:ascii="Times New Roman" w:hAnsi="Times New Roman" w:cs="Times New Roman"/>
+          <w:sz w:val="28"/>
+          <w:szCs w:val="28"/>
+        </w:rPr>
+      </w:pPr>
+      <w:r>
+        <w:rPr>
+          <w:rFonts w:ascii="Times New Roman" w:hAnsi="Times New Roman" w:cs="Times New Roman"/>
+          <w:sz w:val="28"/>
+          <w:szCs w:val="28"/>
+        </w:rPr>
+        <w:t>If the conflict is unsolvable (e.g., no available rooms), the system alerts the staff to manually cancel the showtimes and initiate customer refunds.</w:t>
+      </w:r>
+    </w:p>
+    <w:p>
+      <w:pPr>
+        <w:numPr>
+          <w:ilvl w:val="0"/>
+          <w:numId w:val="94"/>
+        </w:numPr>
+        <w:rPr>
+          <w:rFonts w:ascii="Times New Roman" w:hAnsi="Times New Roman" w:cs="Times New Roman"/>
+          <w:sz w:val="28"/>
+          <w:szCs w:val="28"/>
+        </w:rPr>
+      </w:pPr>
+      <w:r>
+        <w:rPr>
+          <w:rFonts w:ascii="Times New Roman" w:hAnsi="Times New Roman" w:cs="Times New Roman"/>
+          <w:sz w:val="28"/>
+          <w:szCs w:val="28"/>
+        </w:rPr>
+        <w:t>The final updated schedule version is saved, and a notification is sent to the Branch Manager.</w:t>
+      </w:r>
+    </w:p>
+    <w:p>
+      <w:pPr>
+        <w:rPr>
+          <w:rFonts w:ascii="Times New Roman" w:hAnsi="Times New Roman" w:cs="Times New Roman"/>
+          <w:sz w:val="28"/>
+          <w:szCs w:val="28"/>
+        </w:rPr>
+      </w:pPr>
     </w:p>
     <w:p>
       <w:pPr>
@@ -17493,7 +18177,7 @@
           <w:szCs w:val="28"/>
         </w:rPr>
       </w:pPr>
-      <w:bookmarkStart w:id="17" w:name="_Toc230540343"/>
+      <w:bookmarkStart w:id="18" w:name="_Toc231225502"/>
       <w:r>
         <w:rPr>
           <w:rFonts w:ascii="Times New Roman" w:hAnsi="Times New Roman" w:cs="Times New Roman"/>
@@ -17502,7 +18186,7 @@
         </w:rPr>
         <w:t>2.4 State Analysis</w:t>
       </w:r>
-      <w:bookmarkEnd w:id="17"/>
+      <w:bookmarkEnd w:id="18"/>
     </w:p>
     <w:p>
       <w:pPr>
@@ -17513,7 +18197,7 @@
           <w:szCs w:val="28"/>
         </w:rPr>
       </w:pPr>
-      <w:bookmarkStart w:id="18" w:name="_Toc230540344"/>
+      <w:bookmarkStart w:id="19" w:name="_Toc231225503"/>
       <w:r>
         <w:rPr>
           <w:rFonts w:ascii="Times New Roman" w:hAnsi="Times New Roman" w:cs="Times New Roman"/>
@@ -17522,7 +18206,7 @@
         </w:rPr>
         <w:t>2.4.1 Movie State</w:t>
       </w:r>
-      <w:bookmarkEnd w:id="18"/>
+      <w:bookmarkEnd w:id="19"/>
     </w:p>
     <w:p>
       <w:pPr>
@@ -17622,7 +18306,6 @@
           <w:sz w:val="28"/>
           <w:szCs w:val="28"/>
         </w:rPr>
-        <w:lastRenderedPageBreak/>
         <w:t xml:space="preserve">Archived </w:t>
       </w:r>
     </w:p>
@@ -18075,6 +18758,7 @@
           <w:sz w:val="28"/>
           <w:szCs w:val="28"/>
         </w:rPr>
+        <w:lastRenderedPageBreak/>
         <w:t xml:space="preserve">Draft </w:t>
       </w:r>
     </w:p>
@@ -18375,7 +19059,7 @@
           <w:szCs w:val="28"/>
         </w:rPr>
       </w:pPr>
-      <w:bookmarkStart w:id="19" w:name="_Toc230540345"/>
+      <w:bookmarkStart w:id="20" w:name="_Toc231225504"/>
       <w:r>
         <w:rPr>
           <w:rFonts w:ascii="Times New Roman" w:hAnsi="Times New Roman" w:cs="Times New Roman"/>
@@ -18384,7 +19068,7 @@
         </w:rPr>
         <w:t>2.5 Data Analysis</w:t>
       </w:r>
-      <w:bookmarkEnd w:id="19"/>
+      <w:bookmarkEnd w:id="20"/>
     </w:p>
     <w:p>
       <w:pPr>
@@ -18395,7 +19079,7 @@
           <w:szCs w:val="28"/>
         </w:rPr>
       </w:pPr>
-      <w:bookmarkStart w:id="20" w:name="_Toc230540346"/>
+      <w:bookmarkStart w:id="21" w:name="_Toc231225505"/>
       <w:r>
         <w:rPr>
           <w:rFonts w:ascii="Times New Roman" w:hAnsi="Times New Roman" w:cs="Times New Roman"/>
@@ -18404,7 +19088,7 @@
         </w:rPr>
         <w:t>2.5.1 Core Business Entities</w:t>
       </w:r>
-      <w:bookmarkEnd w:id="20"/>
+      <w:bookmarkEnd w:id="21"/>
     </w:p>
     <w:p>
       <w:pPr>
@@ -18525,7 +19209,6 @@
           <w:sz w:val="28"/>
           <w:szCs w:val="28"/>
         </w:rPr>
-        <w:lastRenderedPageBreak/>
         <w:t xml:space="preserve">ScheduleVersion </w:t>
       </w:r>
     </w:p>
@@ -18799,7 +19482,7 @@
           <w:szCs w:val="28"/>
         </w:rPr>
       </w:pPr>
-      <w:bookmarkStart w:id="21" w:name="_Toc230540347"/>
+      <w:bookmarkStart w:id="22" w:name="_Toc231225506"/>
       <w:r>
         <w:rPr>
           <w:rFonts w:ascii="Times New Roman" w:hAnsi="Times New Roman" w:cs="Times New Roman"/>
@@ -18808,7 +19491,7 @@
         </w:rPr>
         <w:t>2.5.2 Data Relationships</w:t>
       </w:r>
-      <w:bookmarkEnd w:id="21"/>
+      <w:bookmarkEnd w:id="22"/>
     </w:p>
     <w:p>
       <w:pPr>
@@ -18992,6 +19675,7 @@
           <w:sz w:val="28"/>
           <w:szCs w:val="28"/>
         </w:rPr>
+        <w:lastRenderedPageBreak/>
         <w:t xml:space="preserve">Reports are generated from schedules. </w:t>
       </w:r>
     </w:p>
@@ -19112,7 +19796,7 @@
           <w:szCs w:val="28"/>
         </w:rPr>
       </w:pPr>
-      <w:bookmarkStart w:id="22" w:name="_Toc230540348"/>
+      <w:bookmarkStart w:id="23" w:name="_Toc231225507"/>
       <w:r>
         <w:rPr>
           <w:rFonts w:ascii="Times New Roman" w:hAnsi="Times New Roman" w:cs="Times New Roman"/>
@@ -19121,7 +19805,7 @@
         </w:rPr>
         <w:t>2.6 Constraints and Analysis Conclusion</w:t>
       </w:r>
-      <w:bookmarkEnd w:id="22"/>
+      <w:bookmarkEnd w:id="23"/>
     </w:p>
     <w:p>
       <w:pPr>
@@ -19419,7 +20103,6 @@
           <w:sz w:val="28"/>
           <w:szCs w:val="28"/>
         </w:rPr>
-        <w:lastRenderedPageBreak/>
         <w:t>These constraints directly influence the design phase.</w:t>
       </w:r>
     </w:p>
@@ -19565,6 +20248,42 @@
         </w:rPr>
         <w:t xml:space="preserve">Detailed technical specification </w:t>
       </w:r>
+    </w:p>
+    <w:p>
+      <w:pPr>
+        <w:rPr>
+          <w:rFonts w:ascii="Times New Roman" w:hAnsi="Times New Roman" w:cs="Times New Roman"/>
+          <w:sz w:val="28"/>
+          <w:szCs w:val="28"/>
+        </w:rPr>
+      </w:pPr>
+    </w:p>
+    <w:p>
+      <w:pPr>
+        <w:rPr>
+          <w:rFonts w:ascii="Times New Roman" w:hAnsi="Times New Roman" w:cs="Times New Roman"/>
+          <w:sz w:val="28"/>
+          <w:szCs w:val="28"/>
+        </w:rPr>
+      </w:pPr>
+    </w:p>
+    <w:p>
+      <w:pPr>
+        <w:rPr>
+          <w:rFonts w:ascii="Times New Roman" w:hAnsi="Times New Roman" w:cs="Times New Roman"/>
+          <w:sz w:val="28"/>
+          <w:szCs w:val="28"/>
+        </w:rPr>
+      </w:pPr>
+    </w:p>
+    <w:p>
+      <w:pPr>
+        <w:rPr>
+          <w:rFonts w:ascii="Times New Roman" w:hAnsi="Times New Roman" w:cs="Times New Roman"/>
+          <w:sz w:val="28"/>
+          <w:szCs w:val="28"/>
+        </w:rPr>
+      </w:pPr>
     </w:p>
     <w:p>
       <w:pPr>
@@ -21832,6 +22551,119 @@
     </w:lvl>
   </w:abstractNum>
   <w:abstractNum w:abstractNumId="15" w15:restartNumberingAfterBreak="0">
+    <w:nsid w:val="13D04532"/>
+    <w:multiLevelType w:val="multilevel"/>
+    <w:tmpl w:val="7E66B528"/>
+    <w:lvl w:ilvl="0">
+      <w:start w:val="1"/>
+      <w:numFmt w:val="decimal"/>
+      <w:lvlText w:val="%1."/>
+      <w:lvlJc w:val="left"/>
+      <w:pPr>
+        <w:tabs>
+          <w:tab w:val="num" w:pos="720"/>
+        </w:tabs>
+        <w:ind w:left="720" w:hanging="360"/>
+      </w:pPr>
+    </w:lvl>
+    <w:lvl w:ilvl="1" w:tentative="1">
+      <w:start w:val="1"/>
+      <w:numFmt w:val="decimal"/>
+      <w:lvlText w:val="%2."/>
+      <w:lvlJc w:val="left"/>
+      <w:pPr>
+        <w:tabs>
+          <w:tab w:val="num" w:pos="1440"/>
+        </w:tabs>
+        <w:ind w:left="1440" w:hanging="360"/>
+      </w:pPr>
+    </w:lvl>
+    <w:lvl w:ilvl="2" w:tentative="1">
+      <w:start w:val="1"/>
+      <w:numFmt w:val="decimal"/>
+      <w:lvlText w:val="%3."/>
+      <w:lvlJc w:val="left"/>
+      <w:pPr>
+        <w:tabs>
+          <w:tab w:val="num" w:pos="2160"/>
+        </w:tabs>
+        <w:ind w:left="2160" w:hanging="360"/>
+      </w:pPr>
+    </w:lvl>
+    <w:lvl w:ilvl="3" w:tentative="1">
+      <w:start w:val="1"/>
+      <w:numFmt w:val="decimal"/>
+      <w:lvlText w:val="%4."/>
+      <w:lvlJc w:val="left"/>
+      <w:pPr>
+        <w:tabs>
+          <w:tab w:val="num" w:pos="2880"/>
+        </w:tabs>
+        <w:ind w:left="2880" w:hanging="360"/>
+      </w:pPr>
+    </w:lvl>
+    <w:lvl w:ilvl="4" w:tentative="1">
+      <w:start w:val="1"/>
+      <w:numFmt w:val="decimal"/>
+      <w:lvlText w:val="%5."/>
+      <w:lvlJc w:val="left"/>
+      <w:pPr>
+        <w:tabs>
+          <w:tab w:val="num" w:pos="3600"/>
+        </w:tabs>
+        <w:ind w:left="3600" w:hanging="360"/>
+      </w:pPr>
+    </w:lvl>
+    <w:lvl w:ilvl="5" w:tentative="1">
+      <w:start w:val="1"/>
+      <w:numFmt w:val="decimal"/>
+      <w:lvlText w:val="%6."/>
+      <w:lvlJc w:val="left"/>
+      <w:pPr>
+        <w:tabs>
+          <w:tab w:val="num" w:pos="4320"/>
+        </w:tabs>
+        <w:ind w:left="4320" w:hanging="360"/>
+      </w:pPr>
+    </w:lvl>
+    <w:lvl w:ilvl="6" w:tentative="1">
+      <w:start w:val="1"/>
+      <w:numFmt w:val="decimal"/>
+      <w:lvlText w:val="%7."/>
+      <w:lvlJc w:val="left"/>
+      <w:pPr>
+        <w:tabs>
+          <w:tab w:val="num" w:pos="5040"/>
+        </w:tabs>
+        <w:ind w:left="5040" w:hanging="360"/>
+      </w:pPr>
+    </w:lvl>
+    <w:lvl w:ilvl="7" w:tentative="1">
+      <w:start w:val="1"/>
+      <w:numFmt w:val="decimal"/>
+      <w:lvlText w:val="%8."/>
+      <w:lvlJc w:val="left"/>
+      <w:pPr>
+        <w:tabs>
+          <w:tab w:val="num" w:pos="5760"/>
+        </w:tabs>
+        <w:ind w:left="5760" w:hanging="360"/>
+      </w:pPr>
+    </w:lvl>
+    <w:lvl w:ilvl="8" w:tentative="1">
+      <w:start w:val="1"/>
+      <w:numFmt w:val="decimal"/>
+      <w:lvlText w:val="%9."/>
+      <w:lvlJc w:val="left"/>
+      <w:pPr>
+        <w:tabs>
+          <w:tab w:val="num" w:pos="6480"/>
+        </w:tabs>
+        <w:ind w:left="6480" w:hanging="360"/>
+      </w:pPr>
+    </w:lvl>
+  </w:abstractNum>
+  <w:abstractNum w:abstractNumId="16" w15:restartNumberingAfterBreak="0">
     <w:nsid w:val="165279B7"/>
     <w:multiLevelType w:val="multilevel"/>
     <w:tmpl w:val="58D67BAA"/>
@@ -21980,7 +22812,7 @@
       </w:rPr>
     </w:lvl>
   </w:abstractNum>
-  <w:abstractNum w:abstractNumId="16" w15:restartNumberingAfterBreak="0">
+  <w:abstractNum w:abstractNumId="17" w15:restartNumberingAfterBreak="0">
     <w:nsid w:val="174D2A3B"/>
     <w:multiLevelType w:val="multilevel"/>
     <w:tmpl w:val="8BB8B74E"/>
@@ -22129,7 +22961,7 @@
       </w:rPr>
     </w:lvl>
   </w:abstractNum>
-  <w:abstractNum w:abstractNumId="17" w15:restartNumberingAfterBreak="0">
+  <w:abstractNum w:abstractNumId="18" w15:restartNumberingAfterBreak="0">
     <w:nsid w:val="19AC1299"/>
     <w:multiLevelType w:val="multilevel"/>
     <w:tmpl w:val="5E683716"/>
@@ -22278,7 +23110,7 @@
       </w:rPr>
     </w:lvl>
   </w:abstractNum>
-  <w:abstractNum w:abstractNumId="18" w15:restartNumberingAfterBreak="0">
+  <w:abstractNum w:abstractNumId="19" w15:restartNumberingAfterBreak="0">
     <w:nsid w:val="1A0C687C"/>
     <w:multiLevelType w:val="multilevel"/>
     <w:tmpl w:val="673007DE"/>
@@ -22427,7 +23259,7 @@
       </w:rPr>
     </w:lvl>
   </w:abstractNum>
-  <w:abstractNum w:abstractNumId="19" w15:restartNumberingAfterBreak="0">
+  <w:abstractNum w:abstractNumId="20" w15:restartNumberingAfterBreak="0">
     <w:nsid w:val="1A376CAC"/>
     <w:multiLevelType w:val="multilevel"/>
     <w:tmpl w:val="A7CE3E24"/>
@@ -22576,7 +23408,7 @@
       </w:rPr>
     </w:lvl>
   </w:abstractNum>
-  <w:abstractNum w:abstractNumId="20" w15:restartNumberingAfterBreak="0">
+  <w:abstractNum w:abstractNumId="21" w15:restartNumberingAfterBreak="0">
     <w:nsid w:val="1C812AD8"/>
     <w:multiLevelType w:val="multilevel"/>
     <w:tmpl w:val="DC4AA8AE"/>
@@ -22725,7 +23557,7 @@
       </w:rPr>
     </w:lvl>
   </w:abstractNum>
-  <w:abstractNum w:abstractNumId="21" w15:restartNumberingAfterBreak="0">
+  <w:abstractNum w:abstractNumId="22" w15:restartNumberingAfterBreak="0">
     <w:nsid w:val="1ED214F4"/>
     <w:multiLevelType w:val="multilevel"/>
     <w:tmpl w:val="0F80FB9E"/>
@@ -22874,7 +23706,7 @@
       </w:rPr>
     </w:lvl>
   </w:abstractNum>
-  <w:abstractNum w:abstractNumId="22" w15:restartNumberingAfterBreak="0">
+  <w:abstractNum w:abstractNumId="23" w15:restartNumberingAfterBreak="0">
     <w:nsid w:val="1F3E3815"/>
     <w:multiLevelType w:val="multilevel"/>
     <w:tmpl w:val="8FD67726"/>
@@ -23023,7 +23855,7 @@
       </w:rPr>
     </w:lvl>
   </w:abstractNum>
-  <w:abstractNum w:abstractNumId="23" w15:restartNumberingAfterBreak="0">
+  <w:abstractNum w:abstractNumId="24" w15:restartNumberingAfterBreak="0">
     <w:nsid w:val="1F912556"/>
     <w:multiLevelType w:val="multilevel"/>
     <w:tmpl w:val="2C52B39A"/>
@@ -23172,7 +24004,7 @@
       </w:rPr>
     </w:lvl>
   </w:abstractNum>
-  <w:abstractNum w:abstractNumId="24" w15:restartNumberingAfterBreak="0">
+  <w:abstractNum w:abstractNumId="25" w15:restartNumberingAfterBreak="0">
     <w:nsid w:val="2058162A"/>
     <w:multiLevelType w:val="multilevel"/>
     <w:tmpl w:val="DAE2AC82"/>
@@ -23321,7 +24153,7 @@
       </w:rPr>
     </w:lvl>
   </w:abstractNum>
-  <w:abstractNum w:abstractNumId="25" w15:restartNumberingAfterBreak="0">
+  <w:abstractNum w:abstractNumId="26" w15:restartNumberingAfterBreak="0">
     <w:nsid w:val="20E472D7"/>
     <w:multiLevelType w:val="multilevel"/>
     <w:tmpl w:val="07F0E45A"/>
@@ -23470,7 +24302,7 @@
       </w:rPr>
     </w:lvl>
   </w:abstractNum>
-  <w:abstractNum w:abstractNumId="26" w15:restartNumberingAfterBreak="0">
+  <w:abstractNum w:abstractNumId="27" w15:restartNumberingAfterBreak="0">
     <w:nsid w:val="21921237"/>
     <w:multiLevelType w:val="multilevel"/>
     <w:tmpl w:val="1076F532"/>
@@ -23619,7 +24451,7 @@
       </w:rPr>
     </w:lvl>
   </w:abstractNum>
-  <w:abstractNum w:abstractNumId="27" w15:restartNumberingAfterBreak="0">
+  <w:abstractNum w:abstractNumId="28" w15:restartNumberingAfterBreak="0">
     <w:nsid w:val="23261AC5"/>
     <w:multiLevelType w:val="multilevel"/>
     <w:tmpl w:val="7F26334E"/>
@@ -23768,7 +24600,7 @@
       </w:rPr>
     </w:lvl>
   </w:abstractNum>
-  <w:abstractNum w:abstractNumId="28" w15:restartNumberingAfterBreak="0">
+  <w:abstractNum w:abstractNumId="29" w15:restartNumberingAfterBreak="0">
     <w:nsid w:val="241B5956"/>
     <w:multiLevelType w:val="multilevel"/>
     <w:tmpl w:val="0D060C5C"/>
@@ -23917,7 +24749,7 @@
       </w:rPr>
     </w:lvl>
   </w:abstractNum>
-  <w:abstractNum w:abstractNumId="29" w15:restartNumberingAfterBreak="0">
+  <w:abstractNum w:abstractNumId="30" w15:restartNumberingAfterBreak="0">
     <w:nsid w:val="24AE5E1C"/>
     <w:multiLevelType w:val="multilevel"/>
     <w:tmpl w:val="374248CE"/>
@@ -24066,7 +24898,7 @@
       </w:rPr>
     </w:lvl>
   </w:abstractNum>
-  <w:abstractNum w:abstractNumId="30" w15:restartNumberingAfterBreak="0">
+  <w:abstractNum w:abstractNumId="31" w15:restartNumberingAfterBreak="0">
     <w:nsid w:val="26F41899"/>
     <w:multiLevelType w:val="multilevel"/>
     <w:tmpl w:val="CD7806A6"/>
@@ -24215,7 +25047,7 @@
       </w:rPr>
     </w:lvl>
   </w:abstractNum>
-  <w:abstractNum w:abstractNumId="31" w15:restartNumberingAfterBreak="0">
+  <w:abstractNum w:abstractNumId="32" w15:restartNumberingAfterBreak="0">
     <w:nsid w:val="2A357ACB"/>
     <w:multiLevelType w:val="multilevel"/>
     <w:tmpl w:val="3D52F45E"/>
@@ -24364,7 +25196,7 @@
       </w:rPr>
     </w:lvl>
   </w:abstractNum>
-  <w:abstractNum w:abstractNumId="32" w15:restartNumberingAfterBreak="0">
+  <w:abstractNum w:abstractNumId="33" w15:restartNumberingAfterBreak="0">
     <w:nsid w:val="2C8F1CA5"/>
     <w:multiLevelType w:val="multilevel"/>
     <w:tmpl w:val="3B3E02D0"/>
@@ -24513,7 +25345,7 @@
       </w:rPr>
     </w:lvl>
   </w:abstractNum>
-  <w:abstractNum w:abstractNumId="33" w15:restartNumberingAfterBreak="0">
+  <w:abstractNum w:abstractNumId="34" w15:restartNumberingAfterBreak="0">
     <w:nsid w:val="2E2C1C0F"/>
     <w:multiLevelType w:val="multilevel"/>
     <w:tmpl w:val="1F7AE77E"/>
@@ -24662,7 +25494,7 @@
       </w:rPr>
     </w:lvl>
   </w:abstractNum>
-  <w:abstractNum w:abstractNumId="34" w15:restartNumberingAfterBreak="0">
+  <w:abstractNum w:abstractNumId="35" w15:restartNumberingAfterBreak="0">
     <w:nsid w:val="2FD84081"/>
     <w:multiLevelType w:val="multilevel"/>
     <w:tmpl w:val="91DC2CDA"/>
@@ -24811,7 +25643,7 @@
       </w:rPr>
     </w:lvl>
   </w:abstractNum>
-  <w:abstractNum w:abstractNumId="35" w15:restartNumberingAfterBreak="0">
+  <w:abstractNum w:abstractNumId="36" w15:restartNumberingAfterBreak="0">
     <w:nsid w:val="308D3CA6"/>
     <w:multiLevelType w:val="multilevel"/>
     <w:tmpl w:val="E64EDF72"/>
@@ -24960,7 +25792,7 @@
       </w:rPr>
     </w:lvl>
   </w:abstractNum>
-  <w:abstractNum w:abstractNumId="36" w15:restartNumberingAfterBreak="0">
+  <w:abstractNum w:abstractNumId="37" w15:restartNumberingAfterBreak="0">
     <w:nsid w:val="3214731F"/>
     <w:multiLevelType w:val="multilevel"/>
     <w:tmpl w:val="790C4B4E"/>
@@ -25109,7 +25941,7 @@
       </w:rPr>
     </w:lvl>
   </w:abstractNum>
-  <w:abstractNum w:abstractNumId="37" w15:restartNumberingAfterBreak="0">
+  <w:abstractNum w:abstractNumId="38" w15:restartNumberingAfterBreak="0">
     <w:nsid w:val="32AC323F"/>
     <w:multiLevelType w:val="multilevel"/>
     <w:tmpl w:val="D2EC5ECE"/>
@@ -25258,7 +26090,7 @@
       </w:rPr>
     </w:lvl>
   </w:abstractNum>
-  <w:abstractNum w:abstractNumId="38" w15:restartNumberingAfterBreak="0">
+  <w:abstractNum w:abstractNumId="39" w15:restartNumberingAfterBreak="0">
     <w:nsid w:val="370E5F94"/>
     <w:multiLevelType w:val="multilevel"/>
     <w:tmpl w:val="1CC03EE4"/>
@@ -25407,7 +26239,7 @@
       </w:rPr>
     </w:lvl>
   </w:abstractNum>
-  <w:abstractNum w:abstractNumId="39" w15:restartNumberingAfterBreak="0">
+  <w:abstractNum w:abstractNumId="40" w15:restartNumberingAfterBreak="0">
     <w:nsid w:val="39786731"/>
     <w:multiLevelType w:val="multilevel"/>
     <w:tmpl w:val="270A3572"/>
@@ -25556,7 +26388,7 @@
       </w:rPr>
     </w:lvl>
   </w:abstractNum>
-  <w:abstractNum w:abstractNumId="40" w15:restartNumberingAfterBreak="0">
+  <w:abstractNum w:abstractNumId="41" w15:restartNumberingAfterBreak="0">
     <w:nsid w:val="3AA33066"/>
     <w:multiLevelType w:val="multilevel"/>
     <w:tmpl w:val="10063BEA"/>
@@ -25705,7 +26537,7 @@
       </w:rPr>
     </w:lvl>
   </w:abstractNum>
-  <w:abstractNum w:abstractNumId="41" w15:restartNumberingAfterBreak="0">
+  <w:abstractNum w:abstractNumId="42" w15:restartNumberingAfterBreak="0">
     <w:nsid w:val="3B126B93"/>
     <w:multiLevelType w:val="multilevel"/>
     <w:tmpl w:val="45E8382E"/>
@@ -25854,7 +26686,7 @@
       </w:rPr>
     </w:lvl>
   </w:abstractNum>
-  <w:abstractNum w:abstractNumId="42" w15:restartNumberingAfterBreak="0">
+  <w:abstractNum w:abstractNumId="43" w15:restartNumberingAfterBreak="0">
     <w:nsid w:val="3D02399A"/>
     <w:multiLevelType w:val="multilevel"/>
     <w:tmpl w:val="1E587F56"/>
@@ -26003,7 +26835,7 @@
       </w:rPr>
     </w:lvl>
   </w:abstractNum>
-  <w:abstractNum w:abstractNumId="43" w15:restartNumberingAfterBreak="0">
+  <w:abstractNum w:abstractNumId="44" w15:restartNumberingAfterBreak="0">
     <w:nsid w:val="3EA335BF"/>
     <w:multiLevelType w:val="multilevel"/>
     <w:tmpl w:val="2116C468"/>
@@ -26152,7 +26984,120 @@
       </w:rPr>
     </w:lvl>
   </w:abstractNum>
-  <w:abstractNum w:abstractNumId="44" w15:restartNumberingAfterBreak="0">
+  <w:abstractNum w:abstractNumId="45" w15:restartNumberingAfterBreak="0">
+    <w:nsid w:val="4091478F"/>
+    <w:multiLevelType w:val="multilevel"/>
+    <w:tmpl w:val="0F243FB0"/>
+    <w:lvl w:ilvl="0">
+      <w:start w:val="1"/>
+      <w:numFmt w:val="decimal"/>
+      <w:lvlText w:val="%1."/>
+      <w:lvlJc w:val="left"/>
+      <w:pPr>
+        <w:tabs>
+          <w:tab w:val="num" w:pos="720"/>
+        </w:tabs>
+        <w:ind w:left="720" w:hanging="360"/>
+      </w:pPr>
+    </w:lvl>
+    <w:lvl w:ilvl="1" w:tentative="1">
+      <w:start w:val="1"/>
+      <w:numFmt w:val="decimal"/>
+      <w:lvlText w:val="%2."/>
+      <w:lvlJc w:val="left"/>
+      <w:pPr>
+        <w:tabs>
+          <w:tab w:val="num" w:pos="1440"/>
+        </w:tabs>
+        <w:ind w:left="1440" w:hanging="360"/>
+      </w:pPr>
+    </w:lvl>
+    <w:lvl w:ilvl="2" w:tentative="1">
+      <w:start w:val="1"/>
+      <w:numFmt w:val="decimal"/>
+      <w:lvlText w:val="%3."/>
+      <w:lvlJc w:val="left"/>
+      <w:pPr>
+        <w:tabs>
+          <w:tab w:val="num" w:pos="2160"/>
+        </w:tabs>
+        <w:ind w:left="2160" w:hanging="360"/>
+      </w:pPr>
+    </w:lvl>
+    <w:lvl w:ilvl="3" w:tentative="1">
+      <w:start w:val="1"/>
+      <w:numFmt w:val="decimal"/>
+      <w:lvlText w:val="%4."/>
+      <w:lvlJc w:val="left"/>
+      <w:pPr>
+        <w:tabs>
+          <w:tab w:val="num" w:pos="2880"/>
+        </w:tabs>
+        <w:ind w:left="2880" w:hanging="360"/>
+      </w:pPr>
+    </w:lvl>
+    <w:lvl w:ilvl="4" w:tentative="1">
+      <w:start w:val="1"/>
+      <w:numFmt w:val="decimal"/>
+      <w:lvlText w:val="%5."/>
+      <w:lvlJc w:val="left"/>
+      <w:pPr>
+        <w:tabs>
+          <w:tab w:val="num" w:pos="3600"/>
+        </w:tabs>
+        <w:ind w:left="3600" w:hanging="360"/>
+      </w:pPr>
+    </w:lvl>
+    <w:lvl w:ilvl="5" w:tentative="1">
+      <w:start w:val="1"/>
+      <w:numFmt w:val="decimal"/>
+      <w:lvlText w:val="%6."/>
+      <w:lvlJc w:val="left"/>
+      <w:pPr>
+        <w:tabs>
+          <w:tab w:val="num" w:pos="4320"/>
+        </w:tabs>
+        <w:ind w:left="4320" w:hanging="360"/>
+      </w:pPr>
+    </w:lvl>
+    <w:lvl w:ilvl="6" w:tentative="1">
+      <w:start w:val="1"/>
+      <w:numFmt w:val="decimal"/>
+      <w:lvlText w:val="%7."/>
+      <w:lvlJc w:val="left"/>
+      <w:pPr>
+        <w:tabs>
+          <w:tab w:val="num" w:pos="5040"/>
+        </w:tabs>
+        <w:ind w:left="5040" w:hanging="360"/>
+      </w:pPr>
+    </w:lvl>
+    <w:lvl w:ilvl="7" w:tentative="1">
+      <w:start w:val="1"/>
+      <w:numFmt w:val="decimal"/>
+      <w:lvlText w:val="%8."/>
+      <w:lvlJc w:val="left"/>
+      <w:pPr>
+        <w:tabs>
+          <w:tab w:val="num" w:pos="5760"/>
+        </w:tabs>
+        <w:ind w:left="5760" w:hanging="360"/>
+      </w:pPr>
+    </w:lvl>
+    <w:lvl w:ilvl="8" w:tentative="1">
+      <w:start w:val="1"/>
+      <w:numFmt w:val="decimal"/>
+      <w:lvlText w:val="%9."/>
+      <w:lvlJc w:val="left"/>
+      <w:pPr>
+        <w:tabs>
+          <w:tab w:val="num" w:pos="6480"/>
+        </w:tabs>
+        <w:ind w:left="6480" w:hanging="360"/>
+      </w:pPr>
+    </w:lvl>
+  </w:abstractNum>
+  <w:abstractNum w:abstractNumId="46" w15:restartNumberingAfterBreak="0">
     <w:nsid w:val="42310C18"/>
     <w:multiLevelType w:val="multilevel"/>
     <w:tmpl w:val="63C86472"/>
@@ -26301,7 +27246,7 @@
       </w:rPr>
     </w:lvl>
   </w:abstractNum>
-  <w:abstractNum w:abstractNumId="45" w15:restartNumberingAfterBreak="0">
+  <w:abstractNum w:abstractNumId="47" w15:restartNumberingAfterBreak="0">
     <w:nsid w:val="43FD7ABD"/>
     <w:multiLevelType w:val="multilevel"/>
     <w:tmpl w:val="02220CB2"/>
@@ -26450,7 +27395,7 @@
       </w:rPr>
     </w:lvl>
   </w:abstractNum>
-  <w:abstractNum w:abstractNumId="46" w15:restartNumberingAfterBreak="0">
+  <w:abstractNum w:abstractNumId="48" w15:restartNumberingAfterBreak="0">
     <w:nsid w:val="44540347"/>
     <w:multiLevelType w:val="multilevel"/>
     <w:tmpl w:val="C49E5B22"/>
@@ -26599,7 +27544,7 @@
       </w:rPr>
     </w:lvl>
   </w:abstractNum>
-  <w:abstractNum w:abstractNumId="47" w15:restartNumberingAfterBreak="0">
+  <w:abstractNum w:abstractNumId="49" w15:restartNumberingAfterBreak="0">
     <w:nsid w:val="46C66792"/>
     <w:multiLevelType w:val="multilevel"/>
     <w:tmpl w:val="14C63244"/>
@@ -26748,7 +27693,7 @@
       </w:rPr>
     </w:lvl>
   </w:abstractNum>
-  <w:abstractNum w:abstractNumId="48" w15:restartNumberingAfterBreak="0">
+  <w:abstractNum w:abstractNumId="50" w15:restartNumberingAfterBreak="0">
     <w:nsid w:val="47A54E22"/>
     <w:multiLevelType w:val="multilevel"/>
     <w:tmpl w:val="83C0F6C8"/>
@@ -26897,7 +27842,7 @@
       </w:rPr>
     </w:lvl>
   </w:abstractNum>
-  <w:abstractNum w:abstractNumId="49" w15:restartNumberingAfterBreak="0">
+  <w:abstractNum w:abstractNumId="51" w15:restartNumberingAfterBreak="0">
     <w:nsid w:val="49895201"/>
     <w:multiLevelType w:val="multilevel"/>
     <w:tmpl w:val="6CB00484"/>
@@ -27046,7 +27991,7 @@
       </w:rPr>
     </w:lvl>
   </w:abstractNum>
-  <w:abstractNum w:abstractNumId="50" w15:restartNumberingAfterBreak="0">
+  <w:abstractNum w:abstractNumId="52" w15:restartNumberingAfterBreak="0">
     <w:nsid w:val="49A75C41"/>
     <w:multiLevelType w:val="multilevel"/>
     <w:tmpl w:val="0ACA2BA8"/>
@@ -27195,7 +28140,7 @@
       </w:rPr>
     </w:lvl>
   </w:abstractNum>
-  <w:abstractNum w:abstractNumId="51" w15:restartNumberingAfterBreak="0">
+  <w:abstractNum w:abstractNumId="53" w15:restartNumberingAfterBreak="0">
     <w:nsid w:val="49FA347A"/>
     <w:multiLevelType w:val="multilevel"/>
     <w:tmpl w:val="CF22CBEC"/>
@@ -27344,7 +28289,7 @@
       </w:rPr>
     </w:lvl>
   </w:abstractNum>
-  <w:abstractNum w:abstractNumId="52" w15:restartNumberingAfterBreak="0">
+  <w:abstractNum w:abstractNumId="54" w15:restartNumberingAfterBreak="0">
     <w:nsid w:val="4BAA0C88"/>
     <w:multiLevelType w:val="multilevel"/>
     <w:tmpl w:val="0304F6E2"/>
@@ -27493,7 +28438,7 @@
       </w:rPr>
     </w:lvl>
   </w:abstractNum>
-  <w:abstractNum w:abstractNumId="53" w15:restartNumberingAfterBreak="0">
+  <w:abstractNum w:abstractNumId="55" w15:restartNumberingAfterBreak="0">
     <w:nsid w:val="4EB41315"/>
     <w:multiLevelType w:val="multilevel"/>
     <w:tmpl w:val="6C22DDB4"/>
@@ -27642,7 +28587,7 @@
       </w:rPr>
     </w:lvl>
   </w:abstractNum>
-  <w:abstractNum w:abstractNumId="54" w15:restartNumberingAfterBreak="0">
+  <w:abstractNum w:abstractNumId="56" w15:restartNumberingAfterBreak="0">
     <w:nsid w:val="4FDF5E52"/>
     <w:multiLevelType w:val="multilevel"/>
     <w:tmpl w:val="867CD1E4"/>
@@ -27791,7 +28736,7 @@
       </w:rPr>
     </w:lvl>
   </w:abstractNum>
-  <w:abstractNum w:abstractNumId="55" w15:restartNumberingAfterBreak="0">
+  <w:abstractNum w:abstractNumId="57" w15:restartNumberingAfterBreak="0">
     <w:nsid w:val="52F36EB4"/>
     <w:multiLevelType w:val="multilevel"/>
     <w:tmpl w:val="6818DD84"/>
@@ -27940,7 +28885,7 @@
       </w:rPr>
     </w:lvl>
   </w:abstractNum>
-  <w:abstractNum w:abstractNumId="56" w15:restartNumberingAfterBreak="0">
+  <w:abstractNum w:abstractNumId="58" w15:restartNumberingAfterBreak="0">
     <w:nsid w:val="535A7020"/>
     <w:multiLevelType w:val="multilevel"/>
     <w:tmpl w:val="8A5A31EC"/>
@@ -28089,7 +29034,7 @@
       </w:rPr>
     </w:lvl>
   </w:abstractNum>
-  <w:abstractNum w:abstractNumId="57" w15:restartNumberingAfterBreak="0">
+  <w:abstractNum w:abstractNumId="59" w15:restartNumberingAfterBreak="0">
     <w:nsid w:val="53C20033"/>
     <w:multiLevelType w:val="multilevel"/>
     <w:tmpl w:val="C22217D4"/>
@@ -28238,7 +29183,7 @@
       </w:rPr>
     </w:lvl>
   </w:abstractNum>
-  <w:abstractNum w:abstractNumId="58" w15:restartNumberingAfterBreak="0">
+  <w:abstractNum w:abstractNumId="60" w15:restartNumberingAfterBreak="0">
     <w:nsid w:val="54C66821"/>
     <w:multiLevelType w:val="multilevel"/>
     <w:tmpl w:val="1234BC5A"/>
@@ -28387,7 +29332,7 @@
       </w:rPr>
     </w:lvl>
   </w:abstractNum>
-  <w:abstractNum w:abstractNumId="59" w15:restartNumberingAfterBreak="0">
+  <w:abstractNum w:abstractNumId="61" w15:restartNumberingAfterBreak="0">
     <w:nsid w:val="55822B98"/>
     <w:multiLevelType w:val="multilevel"/>
     <w:tmpl w:val="387A2E32"/>
@@ -28536,7 +29481,7 @@
       </w:rPr>
     </w:lvl>
   </w:abstractNum>
-  <w:abstractNum w:abstractNumId="60" w15:restartNumberingAfterBreak="0">
+  <w:abstractNum w:abstractNumId="62" w15:restartNumberingAfterBreak="0">
     <w:nsid w:val="5591657D"/>
     <w:multiLevelType w:val="multilevel"/>
     <w:tmpl w:val="8D80FD86"/>
@@ -28685,7 +29630,7 @@
       </w:rPr>
     </w:lvl>
   </w:abstractNum>
-  <w:abstractNum w:abstractNumId="61" w15:restartNumberingAfterBreak="0">
+  <w:abstractNum w:abstractNumId="63" w15:restartNumberingAfterBreak="0">
     <w:nsid w:val="55FC75C0"/>
     <w:multiLevelType w:val="multilevel"/>
     <w:tmpl w:val="336AB2BE"/>
@@ -28834,7 +29779,7 @@
       </w:rPr>
     </w:lvl>
   </w:abstractNum>
-  <w:abstractNum w:abstractNumId="62" w15:restartNumberingAfterBreak="0">
+  <w:abstractNum w:abstractNumId="64" w15:restartNumberingAfterBreak="0">
     <w:nsid w:val="56721C3E"/>
     <w:multiLevelType w:val="multilevel"/>
     <w:tmpl w:val="5CE2C352"/>
@@ -28983,7 +29928,7 @@
       </w:rPr>
     </w:lvl>
   </w:abstractNum>
-  <w:abstractNum w:abstractNumId="63" w15:restartNumberingAfterBreak="0">
+  <w:abstractNum w:abstractNumId="65" w15:restartNumberingAfterBreak="0">
     <w:nsid w:val="57D979C7"/>
     <w:multiLevelType w:val="multilevel"/>
     <w:tmpl w:val="5066BCC0"/>
@@ -29132,7 +30077,7 @@
       </w:rPr>
     </w:lvl>
   </w:abstractNum>
-  <w:abstractNum w:abstractNumId="64" w15:restartNumberingAfterBreak="0">
+  <w:abstractNum w:abstractNumId="66" w15:restartNumberingAfterBreak="0">
     <w:nsid w:val="58021B7B"/>
     <w:multiLevelType w:val="multilevel"/>
     <w:tmpl w:val="E144A450"/>
@@ -29281,7 +30226,7 @@
       </w:rPr>
     </w:lvl>
   </w:abstractNum>
-  <w:abstractNum w:abstractNumId="65" w15:restartNumberingAfterBreak="0">
+  <w:abstractNum w:abstractNumId="67" w15:restartNumberingAfterBreak="0">
     <w:nsid w:val="582F58A6"/>
     <w:multiLevelType w:val="multilevel"/>
     <w:tmpl w:val="43B4DCB6"/>
@@ -29430,7 +30375,7 @@
       </w:rPr>
     </w:lvl>
   </w:abstractNum>
-  <w:abstractNum w:abstractNumId="66" w15:restartNumberingAfterBreak="0">
+  <w:abstractNum w:abstractNumId="68" w15:restartNumberingAfterBreak="0">
     <w:nsid w:val="588A6D32"/>
     <w:multiLevelType w:val="multilevel"/>
     <w:tmpl w:val="E43690E2"/>
@@ -29579,7 +30524,7 @@
       </w:rPr>
     </w:lvl>
   </w:abstractNum>
-  <w:abstractNum w:abstractNumId="67" w15:restartNumberingAfterBreak="0">
+  <w:abstractNum w:abstractNumId="69" w15:restartNumberingAfterBreak="0">
     <w:nsid w:val="5A66361B"/>
     <w:multiLevelType w:val="multilevel"/>
     <w:tmpl w:val="F61EA842"/>
@@ -29728,7 +30673,7 @@
       </w:rPr>
     </w:lvl>
   </w:abstractNum>
-  <w:abstractNum w:abstractNumId="68" w15:restartNumberingAfterBreak="0">
+  <w:abstractNum w:abstractNumId="70" w15:restartNumberingAfterBreak="0">
     <w:nsid w:val="5E8605F9"/>
     <w:multiLevelType w:val="multilevel"/>
     <w:tmpl w:val="A51A428C"/>
@@ -29877,7 +30822,7 @@
       </w:rPr>
     </w:lvl>
   </w:abstractNum>
-  <w:abstractNum w:abstractNumId="69" w15:restartNumberingAfterBreak="0">
+  <w:abstractNum w:abstractNumId="71" w15:restartNumberingAfterBreak="0">
     <w:nsid w:val="60E87C96"/>
     <w:multiLevelType w:val="multilevel"/>
     <w:tmpl w:val="BBA40AA4"/>
@@ -30026,7 +30971,7 @@
       </w:rPr>
     </w:lvl>
   </w:abstractNum>
-  <w:abstractNum w:abstractNumId="70" w15:restartNumberingAfterBreak="0">
+  <w:abstractNum w:abstractNumId="72" w15:restartNumberingAfterBreak="0">
     <w:nsid w:val="61497B5A"/>
     <w:multiLevelType w:val="multilevel"/>
     <w:tmpl w:val="214EFE2C"/>
@@ -30175,7 +31120,7 @@
       </w:rPr>
     </w:lvl>
   </w:abstractNum>
-  <w:abstractNum w:abstractNumId="71" w15:restartNumberingAfterBreak="0">
+  <w:abstractNum w:abstractNumId="73" w15:restartNumberingAfterBreak="0">
     <w:nsid w:val="614B4B34"/>
     <w:multiLevelType w:val="multilevel"/>
     <w:tmpl w:val="832E1880"/>
@@ -30324,7 +31269,7 @@
       </w:rPr>
     </w:lvl>
   </w:abstractNum>
-  <w:abstractNum w:abstractNumId="72" w15:restartNumberingAfterBreak="0">
+  <w:abstractNum w:abstractNumId="74" w15:restartNumberingAfterBreak="0">
     <w:nsid w:val="63464034"/>
     <w:multiLevelType w:val="multilevel"/>
     <w:tmpl w:val="A7946224"/>
@@ -30473,7 +31418,7 @@
       </w:rPr>
     </w:lvl>
   </w:abstractNum>
-  <w:abstractNum w:abstractNumId="73" w15:restartNumberingAfterBreak="0">
+  <w:abstractNum w:abstractNumId="75" w15:restartNumberingAfterBreak="0">
     <w:nsid w:val="66405FE9"/>
     <w:multiLevelType w:val="multilevel"/>
     <w:tmpl w:val="6B1EB7B0"/>
@@ -30622,7 +31567,7 @@
       </w:rPr>
     </w:lvl>
   </w:abstractNum>
-  <w:abstractNum w:abstractNumId="74" w15:restartNumberingAfterBreak="0">
+  <w:abstractNum w:abstractNumId="76" w15:restartNumberingAfterBreak="0">
     <w:nsid w:val="66533C2F"/>
     <w:multiLevelType w:val="multilevel"/>
     <w:tmpl w:val="3F46DBBC"/>
@@ -30771,7 +31716,7 @@
       </w:rPr>
     </w:lvl>
   </w:abstractNum>
-  <w:abstractNum w:abstractNumId="75" w15:restartNumberingAfterBreak="0">
+  <w:abstractNum w:abstractNumId="77" w15:restartNumberingAfterBreak="0">
     <w:nsid w:val="66AF22FD"/>
     <w:multiLevelType w:val="multilevel"/>
     <w:tmpl w:val="18363446"/>
@@ -30920,7 +31865,7 @@
       </w:rPr>
     </w:lvl>
   </w:abstractNum>
-  <w:abstractNum w:abstractNumId="76" w15:restartNumberingAfterBreak="0">
+  <w:abstractNum w:abstractNumId="78" w15:restartNumberingAfterBreak="0">
     <w:nsid w:val="69146D0A"/>
     <w:multiLevelType w:val="multilevel"/>
     <w:tmpl w:val="F03E3788"/>
@@ -31069,7 +32014,7 @@
       </w:rPr>
     </w:lvl>
   </w:abstractNum>
-  <w:abstractNum w:abstractNumId="77" w15:restartNumberingAfterBreak="0">
+  <w:abstractNum w:abstractNumId="79" w15:restartNumberingAfterBreak="0">
     <w:nsid w:val="692D2A81"/>
     <w:multiLevelType w:val="multilevel"/>
     <w:tmpl w:val="B5B42E78"/>
@@ -31218,7 +32163,7 @@
       </w:rPr>
     </w:lvl>
   </w:abstractNum>
-  <w:abstractNum w:abstractNumId="78" w15:restartNumberingAfterBreak="0">
+  <w:abstractNum w:abstractNumId="80" w15:restartNumberingAfterBreak="0">
     <w:nsid w:val="6B573382"/>
     <w:multiLevelType w:val="multilevel"/>
     <w:tmpl w:val="A58A3630"/>
@@ -31367,7 +32312,7 @@
       </w:rPr>
     </w:lvl>
   </w:abstractNum>
-  <w:abstractNum w:abstractNumId="79" w15:restartNumberingAfterBreak="0">
+  <w:abstractNum w:abstractNumId="81" w15:restartNumberingAfterBreak="0">
     <w:nsid w:val="6BD51785"/>
     <w:multiLevelType w:val="multilevel"/>
     <w:tmpl w:val="DC78AC1C"/>
@@ -31516,7 +32461,7 @@
       </w:rPr>
     </w:lvl>
   </w:abstractNum>
-  <w:abstractNum w:abstractNumId="80" w15:restartNumberingAfterBreak="0">
+  <w:abstractNum w:abstractNumId="82" w15:restartNumberingAfterBreak="0">
     <w:nsid w:val="6D1B6D42"/>
     <w:multiLevelType w:val="multilevel"/>
     <w:tmpl w:val="9E8019AE"/>
@@ -31665,7 +32610,7 @@
       </w:rPr>
     </w:lvl>
   </w:abstractNum>
-  <w:abstractNum w:abstractNumId="81" w15:restartNumberingAfterBreak="0">
+  <w:abstractNum w:abstractNumId="83" w15:restartNumberingAfterBreak="0">
     <w:nsid w:val="6F0E49EE"/>
     <w:multiLevelType w:val="multilevel"/>
     <w:tmpl w:val="0D7CBC80"/>
@@ -31814,7 +32759,7 @@
       </w:rPr>
     </w:lvl>
   </w:abstractNum>
-  <w:abstractNum w:abstractNumId="82" w15:restartNumberingAfterBreak="0">
+  <w:abstractNum w:abstractNumId="84" w15:restartNumberingAfterBreak="0">
     <w:nsid w:val="6F7B14EB"/>
     <w:multiLevelType w:val="multilevel"/>
     <w:tmpl w:val="3B12A860"/>
@@ -31963,7 +32908,7 @@
       </w:rPr>
     </w:lvl>
   </w:abstractNum>
-  <w:abstractNum w:abstractNumId="83" w15:restartNumberingAfterBreak="0">
+  <w:abstractNum w:abstractNumId="85" w15:restartNumberingAfterBreak="0">
     <w:nsid w:val="6FC3597A"/>
     <w:multiLevelType w:val="multilevel"/>
     <w:tmpl w:val="D18C8B00"/>
@@ -32112,7 +33057,7 @@
       </w:rPr>
     </w:lvl>
   </w:abstractNum>
-  <w:abstractNum w:abstractNumId="84" w15:restartNumberingAfterBreak="0">
+  <w:abstractNum w:abstractNumId="86" w15:restartNumberingAfterBreak="0">
     <w:nsid w:val="70635012"/>
     <w:multiLevelType w:val="multilevel"/>
     <w:tmpl w:val="17C8DB76"/>
@@ -32261,7 +33206,7 @@
       </w:rPr>
     </w:lvl>
   </w:abstractNum>
-  <w:abstractNum w:abstractNumId="85" w15:restartNumberingAfterBreak="0">
+  <w:abstractNum w:abstractNumId="87" w15:restartNumberingAfterBreak="0">
     <w:nsid w:val="71BA2C7A"/>
     <w:multiLevelType w:val="multilevel"/>
     <w:tmpl w:val="1F2E6B76"/>
@@ -32410,7 +33355,7 @@
       </w:rPr>
     </w:lvl>
   </w:abstractNum>
-  <w:abstractNum w:abstractNumId="86" w15:restartNumberingAfterBreak="0">
+  <w:abstractNum w:abstractNumId="88" w15:restartNumberingAfterBreak="0">
     <w:nsid w:val="72284840"/>
     <w:multiLevelType w:val="multilevel"/>
     <w:tmpl w:val="1A325A88"/>
@@ -32559,7 +33504,7 @@
       </w:rPr>
     </w:lvl>
   </w:abstractNum>
-  <w:abstractNum w:abstractNumId="87" w15:restartNumberingAfterBreak="0">
+  <w:abstractNum w:abstractNumId="89" w15:restartNumberingAfterBreak="0">
     <w:nsid w:val="725E4280"/>
     <w:multiLevelType w:val="multilevel"/>
     <w:tmpl w:val="EE409DCE"/>
@@ -32708,7 +33653,7 @@
       </w:rPr>
     </w:lvl>
   </w:abstractNum>
-  <w:abstractNum w:abstractNumId="88" w15:restartNumberingAfterBreak="0">
+  <w:abstractNum w:abstractNumId="90" w15:restartNumberingAfterBreak="0">
     <w:nsid w:val="73973E99"/>
     <w:multiLevelType w:val="multilevel"/>
     <w:tmpl w:val="6EF4FA90"/>
@@ -32857,7 +33802,7 @@
       </w:rPr>
     </w:lvl>
   </w:abstractNum>
-  <w:abstractNum w:abstractNumId="89" w15:restartNumberingAfterBreak="0">
+  <w:abstractNum w:abstractNumId="91" w15:restartNumberingAfterBreak="0">
     <w:nsid w:val="79034583"/>
     <w:multiLevelType w:val="multilevel"/>
     <w:tmpl w:val="CCE86B90"/>
@@ -33006,7 +33951,7 @@
       </w:rPr>
     </w:lvl>
   </w:abstractNum>
-  <w:abstractNum w:abstractNumId="90" w15:restartNumberingAfterBreak="0">
+  <w:abstractNum w:abstractNumId="92" w15:restartNumberingAfterBreak="0">
     <w:nsid w:val="7B7B79E3"/>
     <w:multiLevelType w:val="multilevel"/>
     <w:tmpl w:val="AFE429E6"/>
@@ -33155,7 +34100,7 @@
       </w:rPr>
     </w:lvl>
   </w:abstractNum>
-  <w:abstractNum w:abstractNumId="91" w15:restartNumberingAfterBreak="0">
+  <w:abstractNum w:abstractNumId="93" w15:restartNumberingAfterBreak="0">
     <w:nsid w:val="7C2728C6"/>
     <w:multiLevelType w:val="multilevel"/>
     <w:tmpl w:val="F5289066"/>
@@ -33305,52 +34250,52 @@
     </w:lvl>
   </w:abstractNum>
   <w:num w:numId="1" w16cid:durableId="1682127051">
-    <w:abstractNumId w:val="51"/>
+    <w:abstractNumId w:val="53"/>
   </w:num>
   <w:num w:numId="2" w16cid:durableId="83651196">
     <w:abstractNumId w:val="14"/>
   </w:num>
   <w:num w:numId="3" w16cid:durableId="1705015629">
-    <w:abstractNumId w:val="61"/>
+    <w:abstractNumId w:val="63"/>
   </w:num>
   <w:num w:numId="4" w16cid:durableId="942496573">
-    <w:abstractNumId w:val="69"/>
+    <w:abstractNumId w:val="71"/>
   </w:num>
   <w:num w:numId="5" w16cid:durableId="1959216762">
-    <w:abstractNumId w:val="40"/>
+    <w:abstractNumId w:val="41"/>
   </w:num>
   <w:num w:numId="6" w16cid:durableId="203955333">
     <w:abstractNumId w:val="0"/>
   </w:num>
   <w:num w:numId="7" w16cid:durableId="1665355809">
-    <w:abstractNumId w:val="44"/>
+    <w:abstractNumId w:val="46"/>
   </w:num>
   <w:num w:numId="8" w16cid:durableId="1179924560">
-    <w:abstractNumId w:val="45"/>
+    <w:abstractNumId w:val="47"/>
   </w:num>
   <w:num w:numId="9" w16cid:durableId="1224024348">
-    <w:abstractNumId w:val="15"/>
+    <w:abstractNumId w:val="16"/>
   </w:num>
   <w:num w:numId="10" w16cid:durableId="1330475162">
-    <w:abstractNumId w:val="70"/>
+    <w:abstractNumId w:val="72"/>
   </w:num>
   <w:num w:numId="11" w16cid:durableId="428235964">
-    <w:abstractNumId w:val="26"/>
+    <w:abstractNumId w:val="27"/>
   </w:num>
   <w:num w:numId="12" w16cid:durableId="1827087908">
-    <w:abstractNumId w:val="39"/>
+    <w:abstractNumId w:val="40"/>
   </w:num>
   <w:num w:numId="13" w16cid:durableId="1110663604">
-    <w:abstractNumId w:val="73"/>
+    <w:abstractNumId w:val="75"/>
   </w:num>
   <w:num w:numId="14" w16cid:durableId="368337304">
     <w:abstractNumId w:val="3"/>
   </w:num>
   <w:num w:numId="15" w16cid:durableId="1452092624">
-    <w:abstractNumId w:val="47"/>
+    <w:abstractNumId w:val="49"/>
   </w:num>
   <w:num w:numId="16" w16cid:durableId="1205219154">
-    <w:abstractNumId w:val="55"/>
+    <w:abstractNumId w:val="57"/>
   </w:num>
   <w:num w:numId="17" w16cid:durableId="2055544557">
     <w:abstractNumId w:val="9"/>
@@ -33359,226 +34304,232 @@
     <w:abstractNumId w:val="13"/>
   </w:num>
   <w:num w:numId="19" w16cid:durableId="917516186">
-    <w:abstractNumId w:val="72"/>
+    <w:abstractNumId w:val="74"/>
   </w:num>
   <w:num w:numId="20" w16cid:durableId="1063144765">
-    <w:abstractNumId w:val="87"/>
+    <w:abstractNumId w:val="89"/>
   </w:num>
   <w:num w:numId="21" w16cid:durableId="1971781961">
-    <w:abstractNumId w:val="84"/>
+    <w:abstractNumId w:val="86"/>
   </w:num>
   <w:num w:numId="22" w16cid:durableId="1234193741">
-    <w:abstractNumId w:val="80"/>
+    <w:abstractNumId w:val="82"/>
   </w:num>
   <w:num w:numId="23" w16cid:durableId="468785355">
-    <w:abstractNumId w:val="50"/>
+    <w:abstractNumId w:val="52"/>
   </w:num>
   <w:num w:numId="24" w16cid:durableId="1451315309">
-    <w:abstractNumId w:val="62"/>
+    <w:abstractNumId w:val="64"/>
   </w:num>
   <w:num w:numId="25" w16cid:durableId="696004662">
-    <w:abstractNumId w:val="36"/>
+    <w:abstractNumId w:val="37"/>
   </w:num>
   <w:num w:numId="26" w16cid:durableId="789397769">
-    <w:abstractNumId w:val="37"/>
+    <w:abstractNumId w:val="38"/>
   </w:num>
   <w:num w:numId="27" w16cid:durableId="584655114">
-    <w:abstractNumId w:val="38"/>
+    <w:abstractNumId w:val="39"/>
   </w:num>
   <w:num w:numId="28" w16cid:durableId="875584138">
     <w:abstractNumId w:val="1"/>
   </w:num>
   <w:num w:numId="29" w16cid:durableId="758409478">
+    <w:abstractNumId w:val="20"/>
+  </w:num>
+  <w:num w:numId="30" w16cid:durableId="1319110966">
+    <w:abstractNumId w:val="65"/>
+  </w:num>
+  <w:num w:numId="31" w16cid:durableId="884760035">
+    <w:abstractNumId w:val="23"/>
+  </w:num>
+  <w:num w:numId="32" w16cid:durableId="1076627308">
+    <w:abstractNumId w:val="30"/>
+  </w:num>
+  <w:num w:numId="33" w16cid:durableId="1999767166">
+    <w:abstractNumId w:val="84"/>
+  </w:num>
+  <w:num w:numId="34" w16cid:durableId="2067412637">
+    <w:abstractNumId w:val="85"/>
+  </w:num>
+  <w:num w:numId="35" w16cid:durableId="1760638921">
+    <w:abstractNumId w:val="56"/>
+  </w:num>
+  <w:num w:numId="36" w16cid:durableId="227498372">
     <w:abstractNumId w:val="19"/>
   </w:num>
-  <w:num w:numId="30" w16cid:durableId="1319110966">
-    <w:abstractNumId w:val="63"/>
-  </w:num>
-  <w:num w:numId="31" w16cid:durableId="884760035">
-    <w:abstractNumId w:val="22"/>
-  </w:num>
-  <w:num w:numId="32" w16cid:durableId="1076627308">
-    <w:abstractNumId w:val="29"/>
-  </w:num>
-  <w:num w:numId="33" w16cid:durableId="1999767166">
-    <w:abstractNumId w:val="82"/>
-  </w:num>
-  <w:num w:numId="34" w16cid:durableId="2067412637">
-    <w:abstractNumId w:val="83"/>
-  </w:num>
-  <w:num w:numId="35" w16cid:durableId="1760638921">
-    <w:abstractNumId w:val="54"/>
-  </w:num>
-  <w:num w:numId="36" w16cid:durableId="227498372">
-    <w:abstractNumId w:val="18"/>
-  </w:num>
   <w:num w:numId="37" w16cid:durableId="672031267">
-    <w:abstractNumId w:val="74"/>
+    <w:abstractNumId w:val="76"/>
   </w:num>
   <w:num w:numId="38" w16cid:durableId="1222863810">
-    <w:abstractNumId w:val="24"/>
+    <w:abstractNumId w:val="25"/>
   </w:num>
   <w:num w:numId="39" w16cid:durableId="240798128">
     <w:abstractNumId w:val="8"/>
   </w:num>
   <w:num w:numId="40" w16cid:durableId="2034333425">
-    <w:abstractNumId w:val="25"/>
+    <w:abstractNumId w:val="26"/>
   </w:num>
   <w:num w:numId="41" w16cid:durableId="1388450437">
-    <w:abstractNumId w:val="56"/>
+    <w:abstractNumId w:val="58"/>
   </w:num>
   <w:num w:numId="42" w16cid:durableId="813179851">
-    <w:abstractNumId w:val="21"/>
+    <w:abstractNumId w:val="22"/>
   </w:num>
   <w:num w:numId="43" w16cid:durableId="139471081">
-    <w:abstractNumId w:val="64"/>
+    <w:abstractNumId w:val="66"/>
   </w:num>
   <w:num w:numId="44" w16cid:durableId="826091304">
-    <w:abstractNumId w:val="31"/>
+    <w:abstractNumId w:val="32"/>
   </w:num>
   <w:num w:numId="45" w16cid:durableId="386799670">
-    <w:abstractNumId w:val="71"/>
+    <w:abstractNumId w:val="73"/>
   </w:num>
   <w:num w:numId="46" w16cid:durableId="1855144094">
-    <w:abstractNumId w:val="89"/>
+    <w:abstractNumId w:val="91"/>
   </w:num>
   <w:num w:numId="47" w16cid:durableId="230118170">
     <w:abstractNumId w:val="4"/>
   </w:num>
   <w:num w:numId="48" w16cid:durableId="1930188469">
-    <w:abstractNumId w:val="52"/>
+    <w:abstractNumId w:val="54"/>
   </w:num>
   <w:num w:numId="49" w16cid:durableId="1454834517">
-    <w:abstractNumId w:val="20"/>
+    <w:abstractNumId w:val="21"/>
   </w:num>
   <w:num w:numId="50" w16cid:durableId="268321742">
-    <w:abstractNumId w:val="88"/>
+    <w:abstractNumId w:val="90"/>
   </w:num>
   <w:num w:numId="51" w16cid:durableId="466046960">
-    <w:abstractNumId w:val="78"/>
+    <w:abstractNumId w:val="80"/>
   </w:num>
   <w:num w:numId="52" w16cid:durableId="911546780">
-    <w:abstractNumId w:val="68"/>
+    <w:abstractNumId w:val="70"/>
   </w:num>
   <w:num w:numId="53" w16cid:durableId="1456026834">
-    <w:abstractNumId w:val="23"/>
+    <w:abstractNumId w:val="24"/>
   </w:num>
   <w:num w:numId="54" w16cid:durableId="1329674810">
-    <w:abstractNumId w:val="28"/>
+    <w:abstractNumId w:val="29"/>
   </w:num>
   <w:num w:numId="55" w16cid:durableId="847065076">
     <w:abstractNumId w:val="11"/>
   </w:num>
   <w:num w:numId="56" w16cid:durableId="761678997">
-    <w:abstractNumId w:val="79"/>
+    <w:abstractNumId w:val="81"/>
   </w:num>
   <w:num w:numId="57" w16cid:durableId="964888913">
-    <w:abstractNumId w:val="43"/>
+    <w:abstractNumId w:val="44"/>
   </w:num>
   <w:num w:numId="58" w16cid:durableId="1291549059">
-    <w:abstractNumId w:val="17"/>
+    <w:abstractNumId w:val="18"/>
   </w:num>
   <w:num w:numId="59" w16cid:durableId="1987125536">
-    <w:abstractNumId w:val="75"/>
+    <w:abstractNumId w:val="77"/>
   </w:num>
   <w:num w:numId="60" w16cid:durableId="76439517">
     <w:abstractNumId w:val="10"/>
   </w:num>
   <w:num w:numId="61" w16cid:durableId="1135413224">
-    <w:abstractNumId w:val="67"/>
+    <w:abstractNumId w:val="69"/>
   </w:num>
   <w:num w:numId="62" w16cid:durableId="1911228996">
-    <w:abstractNumId w:val="53"/>
+    <w:abstractNumId w:val="55"/>
   </w:num>
   <w:num w:numId="63" w16cid:durableId="1952055778">
     <w:abstractNumId w:val="7"/>
   </w:num>
   <w:num w:numId="64" w16cid:durableId="1695382334">
-    <w:abstractNumId w:val="65"/>
+    <w:abstractNumId w:val="67"/>
   </w:num>
   <w:num w:numId="65" w16cid:durableId="1392921718">
-    <w:abstractNumId w:val="66"/>
+    <w:abstractNumId w:val="68"/>
   </w:num>
   <w:num w:numId="66" w16cid:durableId="859274135">
     <w:abstractNumId w:val="5"/>
   </w:num>
   <w:num w:numId="67" w16cid:durableId="1087535400">
-    <w:abstractNumId w:val="33"/>
+    <w:abstractNumId w:val="34"/>
   </w:num>
   <w:num w:numId="68" w16cid:durableId="1223057585">
-    <w:abstractNumId w:val="49"/>
+    <w:abstractNumId w:val="51"/>
   </w:num>
   <w:num w:numId="69" w16cid:durableId="849413533">
-    <w:abstractNumId w:val="42"/>
+    <w:abstractNumId w:val="43"/>
   </w:num>
   <w:num w:numId="70" w16cid:durableId="1918903050">
     <w:abstractNumId w:val="2"/>
   </w:num>
   <w:num w:numId="71" w16cid:durableId="1320616355">
-    <w:abstractNumId w:val="86"/>
+    <w:abstractNumId w:val="88"/>
   </w:num>
   <w:num w:numId="72" w16cid:durableId="386495815">
-    <w:abstractNumId w:val="91"/>
+    <w:abstractNumId w:val="93"/>
   </w:num>
   <w:num w:numId="73" w16cid:durableId="1685748602">
-    <w:abstractNumId w:val="35"/>
+    <w:abstractNumId w:val="36"/>
   </w:num>
   <w:num w:numId="74" w16cid:durableId="1529562532">
-    <w:abstractNumId w:val="59"/>
+    <w:abstractNumId w:val="61"/>
   </w:num>
   <w:num w:numId="75" w16cid:durableId="222638285">
-    <w:abstractNumId w:val="77"/>
+    <w:abstractNumId w:val="79"/>
   </w:num>
   <w:num w:numId="76" w16cid:durableId="2042590870">
-    <w:abstractNumId w:val="85"/>
+    <w:abstractNumId w:val="87"/>
   </w:num>
   <w:num w:numId="77" w16cid:durableId="1786194185">
-    <w:abstractNumId w:val="16"/>
+    <w:abstractNumId w:val="17"/>
   </w:num>
   <w:num w:numId="78" w16cid:durableId="1611551646">
     <w:abstractNumId w:val="6"/>
   </w:num>
   <w:num w:numId="79" w16cid:durableId="1721708251">
-    <w:abstractNumId w:val="76"/>
+    <w:abstractNumId w:val="78"/>
   </w:num>
   <w:num w:numId="80" w16cid:durableId="1321664576">
-    <w:abstractNumId w:val="60"/>
+    <w:abstractNumId w:val="62"/>
   </w:num>
   <w:num w:numId="81" w16cid:durableId="1362318953">
-    <w:abstractNumId w:val="57"/>
+    <w:abstractNumId w:val="59"/>
   </w:num>
   <w:num w:numId="82" w16cid:durableId="1506432018">
-    <w:abstractNumId w:val="41"/>
+    <w:abstractNumId w:val="42"/>
   </w:num>
   <w:num w:numId="83" w16cid:durableId="442968307">
-    <w:abstractNumId w:val="81"/>
+    <w:abstractNumId w:val="83"/>
   </w:num>
   <w:num w:numId="84" w16cid:durableId="1544752492">
-    <w:abstractNumId w:val="27"/>
+    <w:abstractNumId w:val="28"/>
   </w:num>
   <w:num w:numId="85" w16cid:durableId="2008096904">
     <w:abstractNumId w:val="12"/>
   </w:num>
   <w:num w:numId="86" w16cid:durableId="786436278">
-    <w:abstractNumId w:val="32"/>
+    <w:abstractNumId w:val="33"/>
   </w:num>
   <w:num w:numId="87" w16cid:durableId="175925459">
+    <w:abstractNumId w:val="50"/>
+  </w:num>
+  <w:num w:numId="88" w16cid:durableId="1308627409">
     <w:abstractNumId w:val="48"/>
   </w:num>
-  <w:num w:numId="88" w16cid:durableId="1308627409">
-    <w:abstractNumId w:val="46"/>
-  </w:num>
   <w:num w:numId="89" w16cid:durableId="190336689">
-    <w:abstractNumId w:val="34"/>
+    <w:abstractNumId w:val="35"/>
   </w:num>
   <w:num w:numId="90" w16cid:durableId="1015301529">
-    <w:abstractNumId w:val="30"/>
+    <w:abstractNumId w:val="31"/>
   </w:num>
   <w:num w:numId="91" w16cid:durableId="512381102">
-    <w:abstractNumId w:val="58"/>
+    <w:abstractNumId w:val="60"/>
   </w:num>
   <w:num w:numId="92" w16cid:durableId="1724402780">
-    <w:abstractNumId w:val="90"/>
+    <w:abstractNumId w:val="92"/>
+  </w:num>
+  <w:num w:numId="93" w16cid:durableId="425616065">
+    <w:abstractNumId w:val="15"/>
+  </w:num>
+  <w:num w:numId="94" w16cid:durableId="1600288109">
+    <w:abstractNumId w:val="45"/>
   </w:num>
   <w:numIdMacAtCleanup w:val="92"/>
 </w:numbering>
@@ -34193,7 +35144,6 @@
   <w:style w:type="character" w:default="1" w:styleId="DefaultParagraphFont">
     <w:name w:val="Default Paragraph Font"/>
     <w:uiPriority w:val="1"/>
-    <w:semiHidden/>
     <w:unhideWhenUsed/>
   </w:style>
   <w:style w:type="table" w:default="1" w:styleId="TableNormal">
